--- a/Lab06.docx
+++ b/Lab06.docx
@@ -69,13 +69,13 @@
         <w:rPr>
           <w:rFonts w:ascii="Times New Roman" w:hAnsi="Times New Roman" w:cs="Times New Roman"/>
         </w:rPr>
-        <w:t>, by Jonathan W. Valvano, copyright © 202</w:t>
-      </w:r>
-      <w:r>
-        <w:rPr>
-          <w:rFonts w:ascii="Times New Roman" w:hAnsi="Times New Roman" w:cs="Times New Roman"/>
-        </w:rPr>
-        <w:t>4</w:t>
+        <w:t>, by Jonathan W. Valvano, copyright © 20</w:t>
+      </w:r>
+      <w:r>
+        <w:rPr>
+          <w:rFonts w:ascii="Times New Roman" w:hAnsi="Times New Roman" w:cs="Times New Roman"/>
+        </w:rPr>
+        <w:t>26</w:t>
       </w:r>
       <w:r>
         <w:rPr>
@@ -98,7 +98,7 @@
           <w:rFonts w:ascii="Times New Roman" w:hAnsi="Times New Roman" w:cs="Times New Roman"/>
         </w:rPr>
       </w:pPr>
-      <w:bookmarkStart w:id="0" w:name="_Toc2056335875"/>
+      <w:bookmarkStart w:id="0" w:name="_Toc233204212"/>
       <w:r>
         <w:rPr>
           <w:rFonts w:ascii="Times New Roman" w:hAnsi="Times New Roman" w:cs="Times New Roman"/>
@@ -123,11 +123,15 @@
           <w:pPr>
             <w:pStyle w:val="TOC1"/>
             <w:tabs>
-              <w:tab w:val="right" w:leader="dot" w:pos="9360"/>
+              <w:tab w:val="right" w:leader="dot" w:pos="9350"/>
             </w:tabs>
             <w:rPr>
-              <w:rStyle w:val="Hyperlink"/>
-              <w:rFonts w:ascii="Times New Roman" w:hAnsi="Times New Roman" w:cs="Times New Roman"/>
+              <w:rFonts w:eastAsiaTheme="minorEastAsia"/>
+              <w:noProof/>
+              <w:kern w:val="2"/>
+              <w:sz w:val="24"/>
+              <w:szCs w:val="24"/>
+              <w14:ligatures w14:val="standardContextual"/>
             </w:rPr>
           </w:pPr>
           <w:r>
@@ -148,53 +152,1400 @@
             </w:rPr>
             <w:fldChar w:fldCharType="separate"/>
           </w:r>
-          <w:hyperlink w:anchor="_Toc2056335875">
+          <w:hyperlink w:anchor="_Toc233204212" w:history="1">
             <w:r>
               <w:rPr>
                 <w:rStyle w:val="Hyperlink"/>
                 <w:rFonts w:ascii="Times New Roman" w:hAnsi="Times New Roman" w:cs="Times New Roman"/>
+                <w:noProof/>
               </w:rPr>
               <w:t>Table of Contents</w:t>
             </w:r>
             <w:r>
               <w:rPr>
-                <w:rFonts w:ascii="Times New Roman" w:hAnsi="Times New Roman" w:cs="Times New Roman"/>
+                <w:noProof/>
+                <w:webHidden/>
               </w:rPr>
               <w:tab/>
             </w:r>
             <w:r>
               <w:rPr>
-                <w:rFonts w:ascii="Times New Roman" w:hAnsi="Times New Roman" w:cs="Times New Roman"/>
+                <w:noProof/>
+                <w:webHidden/>
               </w:rPr>
               <w:fldChar w:fldCharType="begin"/>
             </w:r>
             <w:r>
               <w:rPr>
-                <w:rFonts w:ascii="Times New Roman" w:hAnsi="Times New Roman" w:cs="Times New Roman"/>
-              </w:rPr>
-              <w:instrText>PAGEREF _Toc2056335875 \h</w:instrText>
-            </w:r>
-            <w:r>
-              <w:rPr>
-                <w:rFonts w:ascii="Times New Roman" w:hAnsi="Times New Roman" w:cs="Times New Roman"/>
-              </w:rPr>
-            </w:r>
-            <w:r>
-              <w:rPr>
-                <w:rFonts w:ascii="Times New Roman" w:hAnsi="Times New Roman" w:cs="Times New Roman"/>
+                <w:noProof/>
+                <w:webHidden/>
+              </w:rPr>
+              <w:instrText xml:space="preserve"> PAGEREF _Toc233204212 \h </w:instrText>
+            </w:r>
+            <w:r>
+              <w:rPr>
+                <w:noProof/>
+                <w:webHidden/>
+              </w:rPr>
+            </w:r>
+            <w:r>
+              <w:rPr>
+                <w:noProof/>
+                <w:webHidden/>
               </w:rPr>
               <w:fldChar w:fldCharType="separate"/>
             </w:r>
+            <w:r>
+              <w:rPr>
+                <w:noProof/>
+                <w:webHidden/>
+              </w:rPr>
+              <w:t>1</w:t>
+            </w:r>
+            <w:r>
+              <w:rPr>
+                <w:noProof/>
+                <w:webHidden/>
+              </w:rPr>
+              <w:fldChar w:fldCharType="end"/>
+            </w:r>
+          </w:hyperlink>
+        </w:p>
+        <w:p>
+          <w:pPr>
+            <w:pStyle w:val="TOC1"/>
+            <w:tabs>
+              <w:tab w:val="right" w:leader="dot" w:pos="9350"/>
+            </w:tabs>
+            <w:rPr>
+              <w:rFonts w:eastAsiaTheme="minorEastAsia"/>
+              <w:noProof/>
+              <w:kern w:val="2"/>
+              <w:sz w:val="24"/>
+              <w:szCs w:val="24"/>
+              <w14:ligatures w14:val="standardContextual"/>
+            </w:rPr>
+          </w:pPr>
+          <w:hyperlink w:anchor="_Toc233204213" w:history="1">
             <w:r>
               <w:rPr>
                 <w:rStyle w:val="Hyperlink"/>
                 <w:rFonts w:ascii="Times New Roman" w:hAnsi="Times New Roman" w:cs="Times New Roman"/>
-              </w:rPr>
-              <w:t>1</w:t>
-            </w:r>
-            <w:r>
-              <w:rPr>
+                <w:noProof/>
+              </w:rPr>
+              <w:t>Team Size</w:t>
+            </w:r>
+            <w:r>
+              <w:rPr>
+                <w:noProof/>
+                <w:webHidden/>
+              </w:rPr>
+              <w:tab/>
+            </w:r>
+            <w:r>
+              <w:rPr>
+                <w:noProof/>
+                <w:webHidden/>
+              </w:rPr>
+              <w:fldChar w:fldCharType="begin"/>
+            </w:r>
+            <w:r>
+              <w:rPr>
+                <w:noProof/>
+                <w:webHidden/>
+              </w:rPr>
+              <w:instrText xml:space="preserve"> PAGEREF _Toc233204213 \h </w:instrText>
+            </w:r>
+            <w:r>
+              <w:rPr>
+                <w:noProof/>
+                <w:webHidden/>
+              </w:rPr>
+            </w:r>
+            <w:r>
+              <w:rPr>
+                <w:noProof/>
+                <w:webHidden/>
+              </w:rPr>
+              <w:fldChar w:fldCharType="separate"/>
+            </w:r>
+            <w:r>
+              <w:rPr>
+                <w:noProof/>
+                <w:webHidden/>
+              </w:rPr>
+              <w:t>2</w:t>
+            </w:r>
+            <w:r>
+              <w:rPr>
+                <w:noProof/>
+                <w:webHidden/>
+              </w:rPr>
+              <w:fldChar w:fldCharType="end"/>
+            </w:r>
+          </w:hyperlink>
+        </w:p>
+        <w:p>
+          <w:pPr>
+            <w:pStyle w:val="TOC1"/>
+            <w:tabs>
+              <w:tab w:val="right" w:leader="dot" w:pos="9350"/>
+            </w:tabs>
+            <w:rPr>
+              <w:rFonts w:eastAsiaTheme="minorEastAsia"/>
+              <w:noProof/>
+              <w:kern w:val="2"/>
+              <w:sz w:val="24"/>
+              <w:szCs w:val="24"/>
+              <w14:ligatures w14:val="standardContextual"/>
+            </w:rPr>
+          </w:pPr>
+          <w:hyperlink w:anchor="_Toc233204214" w:history="1">
+            <w:r>
+              <w:rPr>
+                <w:rStyle w:val="Hyperlink"/>
                 <w:rFonts w:ascii="Times New Roman" w:hAnsi="Times New Roman" w:cs="Times New Roman"/>
+                <w:noProof/>
+              </w:rPr>
+              <w:t>Goals</w:t>
+            </w:r>
+            <w:r>
+              <w:rPr>
+                <w:noProof/>
+                <w:webHidden/>
+              </w:rPr>
+              <w:tab/>
+            </w:r>
+            <w:r>
+              <w:rPr>
+                <w:noProof/>
+                <w:webHidden/>
+              </w:rPr>
+              <w:fldChar w:fldCharType="begin"/>
+            </w:r>
+            <w:r>
+              <w:rPr>
+                <w:noProof/>
+                <w:webHidden/>
+              </w:rPr>
+              <w:instrText xml:space="preserve"> PAGEREF _Toc233204214 \h </w:instrText>
+            </w:r>
+            <w:r>
+              <w:rPr>
+                <w:noProof/>
+                <w:webHidden/>
+              </w:rPr>
+            </w:r>
+            <w:r>
+              <w:rPr>
+                <w:noProof/>
+                <w:webHidden/>
+              </w:rPr>
+              <w:fldChar w:fldCharType="separate"/>
+            </w:r>
+            <w:r>
+              <w:rPr>
+                <w:noProof/>
+                <w:webHidden/>
+              </w:rPr>
+              <w:t>2</w:t>
+            </w:r>
+            <w:r>
+              <w:rPr>
+                <w:noProof/>
+                <w:webHidden/>
+              </w:rPr>
+              <w:fldChar w:fldCharType="end"/>
+            </w:r>
+          </w:hyperlink>
+        </w:p>
+        <w:p>
+          <w:pPr>
+            <w:pStyle w:val="TOC1"/>
+            <w:tabs>
+              <w:tab w:val="right" w:leader="dot" w:pos="9350"/>
+            </w:tabs>
+            <w:rPr>
+              <w:rFonts w:eastAsiaTheme="minorEastAsia"/>
+              <w:noProof/>
+              <w:kern w:val="2"/>
+              <w:sz w:val="24"/>
+              <w:szCs w:val="24"/>
+              <w14:ligatures w14:val="standardContextual"/>
+            </w:rPr>
+          </w:pPr>
+          <w:hyperlink w:anchor="_Toc233204215" w:history="1">
+            <w:r>
+              <w:rPr>
+                <w:rStyle w:val="Hyperlink"/>
+                <w:rFonts w:ascii="Times New Roman" w:hAnsi="Times New Roman" w:cs="Times New Roman"/>
+                <w:noProof/>
+              </w:rPr>
+              <w:t>Review</w:t>
+            </w:r>
+            <w:r>
+              <w:rPr>
+                <w:noProof/>
+                <w:webHidden/>
+              </w:rPr>
+              <w:tab/>
+            </w:r>
+            <w:r>
+              <w:rPr>
+                <w:noProof/>
+                <w:webHidden/>
+              </w:rPr>
+              <w:fldChar w:fldCharType="begin"/>
+            </w:r>
+            <w:r>
+              <w:rPr>
+                <w:noProof/>
+                <w:webHidden/>
+              </w:rPr>
+              <w:instrText xml:space="preserve"> PAGEREF _Toc233204215 \h </w:instrText>
+            </w:r>
+            <w:r>
+              <w:rPr>
+                <w:noProof/>
+                <w:webHidden/>
+              </w:rPr>
+            </w:r>
+            <w:r>
+              <w:rPr>
+                <w:noProof/>
+                <w:webHidden/>
+              </w:rPr>
+              <w:fldChar w:fldCharType="separate"/>
+            </w:r>
+            <w:r>
+              <w:rPr>
+                <w:noProof/>
+                <w:webHidden/>
+              </w:rPr>
+              <w:t>2</w:t>
+            </w:r>
+            <w:r>
+              <w:rPr>
+                <w:noProof/>
+                <w:webHidden/>
+              </w:rPr>
+              <w:fldChar w:fldCharType="end"/>
+            </w:r>
+          </w:hyperlink>
+        </w:p>
+        <w:p>
+          <w:pPr>
+            <w:pStyle w:val="TOC1"/>
+            <w:tabs>
+              <w:tab w:val="right" w:leader="dot" w:pos="9350"/>
+            </w:tabs>
+            <w:rPr>
+              <w:rFonts w:eastAsiaTheme="minorEastAsia"/>
+              <w:noProof/>
+              <w:kern w:val="2"/>
+              <w:sz w:val="24"/>
+              <w:szCs w:val="24"/>
+              <w14:ligatures w14:val="standardContextual"/>
+            </w:rPr>
+          </w:pPr>
+          <w:hyperlink w:anchor="_Toc233204216" w:history="1">
+            <w:r>
+              <w:rPr>
+                <w:rStyle w:val="Hyperlink"/>
+                <w:rFonts w:ascii="Times New Roman" w:hAnsi="Times New Roman" w:cs="Times New Roman"/>
+                <w:noProof/>
+              </w:rPr>
+              <w:t>Starter Files</w:t>
+            </w:r>
+            <w:r>
+              <w:rPr>
+                <w:noProof/>
+                <w:webHidden/>
+              </w:rPr>
+              <w:tab/>
+            </w:r>
+            <w:r>
+              <w:rPr>
+                <w:noProof/>
+                <w:webHidden/>
+              </w:rPr>
+              <w:fldChar w:fldCharType="begin"/>
+            </w:r>
+            <w:r>
+              <w:rPr>
+                <w:noProof/>
+                <w:webHidden/>
+              </w:rPr>
+              <w:instrText xml:space="preserve"> PAGEREF _Toc233204216 \h </w:instrText>
+            </w:r>
+            <w:r>
+              <w:rPr>
+                <w:noProof/>
+                <w:webHidden/>
+              </w:rPr>
+            </w:r>
+            <w:r>
+              <w:rPr>
+                <w:noProof/>
+                <w:webHidden/>
+              </w:rPr>
+              <w:fldChar w:fldCharType="separate"/>
+            </w:r>
+            <w:r>
+              <w:rPr>
+                <w:noProof/>
+                <w:webHidden/>
+              </w:rPr>
+              <w:t>2</w:t>
+            </w:r>
+            <w:r>
+              <w:rPr>
+                <w:noProof/>
+                <w:webHidden/>
+              </w:rPr>
+              <w:fldChar w:fldCharType="end"/>
+            </w:r>
+          </w:hyperlink>
+        </w:p>
+        <w:p>
+          <w:pPr>
+            <w:pStyle w:val="TOC1"/>
+            <w:tabs>
+              <w:tab w:val="right" w:leader="dot" w:pos="9350"/>
+            </w:tabs>
+            <w:rPr>
+              <w:rFonts w:eastAsiaTheme="minorEastAsia"/>
+              <w:noProof/>
+              <w:kern w:val="2"/>
+              <w:sz w:val="24"/>
+              <w:szCs w:val="24"/>
+              <w14:ligatures w14:val="standardContextual"/>
+            </w:rPr>
+          </w:pPr>
+          <w:hyperlink w:anchor="_Toc233204217" w:history="1">
+            <w:r>
+              <w:rPr>
+                <w:rStyle w:val="Hyperlink"/>
+                <w:rFonts w:ascii="Times New Roman" w:hAnsi="Times New Roman" w:cs="Times New Roman"/>
+                <w:noProof/>
+              </w:rPr>
+              <w:t>Required Hardware</w:t>
+            </w:r>
+            <w:r>
+              <w:rPr>
+                <w:noProof/>
+                <w:webHidden/>
+              </w:rPr>
+              <w:tab/>
+            </w:r>
+            <w:r>
+              <w:rPr>
+                <w:noProof/>
+                <w:webHidden/>
+              </w:rPr>
+              <w:fldChar w:fldCharType="begin"/>
+            </w:r>
+            <w:r>
+              <w:rPr>
+                <w:noProof/>
+                <w:webHidden/>
+              </w:rPr>
+              <w:instrText xml:space="preserve"> PAGEREF _Toc233204217 \h </w:instrText>
+            </w:r>
+            <w:r>
+              <w:rPr>
+                <w:noProof/>
+                <w:webHidden/>
+              </w:rPr>
+            </w:r>
+            <w:r>
+              <w:rPr>
+                <w:noProof/>
+                <w:webHidden/>
+              </w:rPr>
+              <w:fldChar w:fldCharType="separate"/>
+            </w:r>
+            <w:r>
+              <w:rPr>
+                <w:noProof/>
+                <w:webHidden/>
+              </w:rPr>
+              <w:t>2</w:t>
+            </w:r>
+            <w:r>
+              <w:rPr>
+                <w:noProof/>
+                <w:webHidden/>
+              </w:rPr>
+              <w:fldChar w:fldCharType="end"/>
+            </w:r>
+          </w:hyperlink>
+        </w:p>
+        <w:p>
+          <w:pPr>
+            <w:pStyle w:val="TOC1"/>
+            <w:tabs>
+              <w:tab w:val="right" w:leader="dot" w:pos="9350"/>
+            </w:tabs>
+            <w:rPr>
+              <w:rFonts w:eastAsiaTheme="minorEastAsia"/>
+              <w:noProof/>
+              <w:kern w:val="2"/>
+              <w:sz w:val="24"/>
+              <w:szCs w:val="24"/>
+              <w14:ligatures w14:val="standardContextual"/>
+            </w:rPr>
+          </w:pPr>
+          <w:hyperlink w:anchor="_Toc233204218" w:history="1">
+            <w:r>
+              <w:rPr>
+                <w:rStyle w:val="Hyperlink"/>
+                <w:rFonts w:ascii="Times New Roman" w:hAnsi="Times New Roman" w:cs="Times New Roman"/>
+                <w:noProof/>
+              </w:rPr>
+              <w:t>Lab Overview</w:t>
+            </w:r>
+            <w:r>
+              <w:rPr>
+                <w:noProof/>
+                <w:webHidden/>
+              </w:rPr>
+              <w:tab/>
+            </w:r>
+            <w:r>
+              <w:rPr>
+                <w:noProof/>
+                <w:webHidden/>
+              </w:rPr>
+              <w:fldChar w:fldCharType="begin"/>
+            </w:r>
+            <w:r>
+              <w:rPr>
+                <w:noProof/>
+                <w:webHidden/>
+              </w:rPr>
+              <w:instrText xml:space="preserve"> PAGEREF _Toc233204218 \h </w:instrText>
+            </w:r>
+            <w:r>
+              <w:rPr>
+                <w:noProof/>
+                <w:webHidden/>
+              </w:rPr>
+            </w:r>
+            <w:r>
+              <w:rPr>
+                <w:noProof/>
+                <w:webHidden/>
+              </w:rPr>
+              <w:fldChar w:fldCharType="separate"/>
+            </w:r>
+            <w:r>
+              <w:rPr>
+                <w:noProof/>
+                <w:webHidden/>
+              </w:rPr>
+              <w:t>2</w:t>
+            </w:r>
+            <w:r>
+              <w:rPr>
+                <w:noProof/>
+                <w:webHidden/>
+              </w:rPr>
+              <w:fldChar w:fldCharType="end"/>
+            </w:r>
+          </w:hyperlink>
+        </w:p>
+        <w:p>
+          <w:pPr>
+            <w:pStyle w:val="TOC1"/>
+            <w:tabs>
+              <w:tab w:val="right" w:leader="dot" w:pos="9350"/>
+            </w:tabs>
+            <w:rPr>
+              <w:rFonts w:eastAsiaTheme="minorEastAsia"/>
+              <w:noProof/>
+              <w:kern w:val="2"/>
+              <w:sz w:val="24"/>
+              <w:szCs w:val="24"/>
+              <w14:ligatures w14:val="standardContextual"/>
+            </w:rPr>
+          </w:pPr>
+          <w:hyperlink w:anchor="_Toc233204219" w:history="1">
+            <w:r>
+              <w:rPr>
+                <w:rStyle w:val="Hyperlink"/>
+                <w:rFonts w:ascii="Times New Roman" w:hAnsi="Times New Roman" w:cs="Times New Roman"/>
+                <w:noProof/>
+              </w:rPr>
+              <w:t>Preparation</w:t>
+            </w:r>
+            <w:r>
+              <w:rPr>
+                <w:noProof/>
+                <w:webHidden/>
+              </w:rPr>
+              <w:tab/>
+            </w:r>
+            <w:r>
+              <w:rPr>
+                <w:noProof/>
+                <w:webHidden/>
+              </w:rPr>
+              <w:fldChar w:fldCharType="begin"/>
+            </w:r>
+            <w:r>
+              <w:rPr>
+                <w:noProof/>
+                <w:webHidden/>
+              </w:rPr>
+              <w:instrText xml:space="preserve"> PAGEREF _Toc233204219 \h </w:instrText>
+            </w:r>
+            <w:r>
+              <w:rPr>
+                <w:noProof/>
+                <w:webHidden/>
+              </w:rPr>
+            </w:r>
+            <w:r>
+              <w:rPr>
+                <w:noProof/>
+                <w:webHidden/>
+              </w:rPr>
+              <w:fldChar w:fldCharType="separate"/>
+            </w:r>
+            <w:r>
+              <w:rPr>
+                <w:noProof/>
+                <w:webHidden/>
+              </w:rPr>
+              <w:t>5</w:t>
+            </w:r>
+            <w:r>
+              <w:rPr>
+                <w:noProof/>
+                <w:webHidden/>
+              </w:rPr>
+              <w:fldChar w:fldCharType="end"/>
+            </w:r>
+          </w:hyperlink>
+        </w:p>
+        <w:p>
+          <w:pPr>
+            <w:pStyle w:val="TOC1"/>
+            <w:tabs>
+              <w:tab w:val="right" w:leader="dot" w:pos="9350"/>
+            </w:tabs>
+            <w:rPr>
+              <w:rFonts w:eastAsiaTheme="minorEastAsia"/>
+              <w:noProof/>
+              <w:kern w:val="2"/>
+              <w:sz w:val="24"/>
+              <w:szCs w:val="24"/>
+              <w14:ligatures w14:val="standardContextual"/>
+            </w:rPr>
+          </w:pPr>
+          <w:hyperlink w:anchor="_Toc233204220" w:history="1">
+            <w:r>
+              <w:rPr>
+                <w:rStyle w:val="Hyperlink"/>
+                <w:rFonts w:ascii="Times New Roman" w:hAnsi="Times New Roman" w:cs="Times New Roman"/>
+                <w:noProof/>
+              </w:rPr>
+              <w:t>Procedure</w:t>
+            </w:r>
+            <w:r>
+              <w:rPr>
+                <w:noProof/>
+                <w:webHidden/>
+              </w:rPr>
+              <w:tab/>
+            </w:r>
+            <w:r>
+              <w:rPr>
+                <w:noProof/>
+                <w:webHidden/>
+              </w:rPr>
+              <w:fldChar w:fldCharType="begin"/>
+            </w:r>
+            <w:r>
+              <w:rPr>
+                <w:noProof/>
+                <w:webHidden/>
+              </w:rPr>
+              <w:instrText xml:space="preserve"> PAGEREF _Toc233204220 \h </w:instrText>
+            </w:r>
+            <w:r>
+              <w:rPr>
+                <w:noProof/>
+                <w:webHidden/>
+              </w:rPr>
+            </w:r>
+            <w:r>
+              <w:rPr>
+                <w:noProof/>
+                <w:webHidden/>
+              </w:rPr>
+              <w:fldChar w:fldCharType="separate"/>
+            </w:r>
+            <w:r>
+              <w:rPr>
+                <w:noProof/>
+                <w:webHidden/>
+              </w:rPr>
+              <w:t>6</w:t>
+            </w:r>
+            <w:r>
+              <w:rPr>
+                <w:noProof/>
+                <w:webHidden/>
+              </w:rPr>
+              <w:fldChar w:fldCharType="end"/>
+            </w:r>
+          </w:hyperlink>
+        </w:p>
+        <w:p>
+          <w:pPr>
+            <w:pStyle w:val="TOC2"/>
+            <w:tabs>
+              <w:tab w:val="right" w:leader="dot" w:pos="9350"/>
+            </w:tabs>
+            <w:rPr>
+              <w:rFonts w:eastAsiaTheme="minorEastAsia"/>
+              <w:noProof/>
+              <w:kern w:val="2"/>
+              <w:sz w:val="24"/>
+              <w:szCs w:val="24"/>
+              <w14:ligatures w14:val="standardContextual"/>
+            </w:rPr>
+          </w:pPr>
+          <w:hyperlink w:anchor="_Toc233204221" w:history="1">
+            <w:r>
+              <w:rPr>
+                <w:rStyle w:val="Hyperlink"/>
+                <w:rFonts w:ascii="Times New Roman" w:eastAsia="Calibri Light" w:hAnsi="Times New Roman" w:cs="Times New Roman"/>
+                <w:noProof/>
+              </w:rPr>
+              <w:t>Deliverable 1</w:t>
+            </w:r>
+            <w:r>
+              <w:rPr>
+                <w:noProof/>
+                <w:webHidden/>
+              </w:rPr>
+              <w:tab/>
+            </w:r>
+            <w:r>
+              <w:rPr>
+                <w:noProof/>
+                <w:webHidden/>
+              </w:rPr>
+              <w:fldChar w:fldCharType="begin"/>
+            </w:r>
+            <w:r>
+              <w:rPr>
+                <w:noProof/>
+                <w:webHidden/>
+              </w:rPr>
+              <w:instrText xml:space="preserve"> PAGEREF _Toc233204221 \h </w:instrText>
+            </w:r>
+            <w:r>
+              <w:rPr>
+                <w:noProof/>
+                <w:webHidden/>
+              </w:rPr>
+            </w:r>
+            <w:r>
+              <w:rPr>
+                <w:noProof/>
+                <w:webHidden/>
+              </w:rPr>
+              <w:fldChar w:fldCharType="separate"/>
+            </w:r>
+            <w:r>
+              <w:rPr>
+                <w:noProof/>
+                <w:webHidden/>
+              </w:rPr>
+              <w:t>13</w:t>
+            </w:r>
+            <w:r>
+              <w:rPr>
+                <w:noProof/>
+                <w:webHidden/>
+              </w:rPr>
+              <w:fldChar w:fldCharType="end"/>
+            </w:r>
+          </w:hyperlink>
+        </w:p>
+        <w:p>
+          <w:pPr>
+            <w:pStyle w:val="TOC2"/>
+            <w:tabs>
+              <w:tab w:val="right" w:leader="dot" w:pos="9350"/>
+            </w:tabs>
+            <w:rPr>
+              <w:rFonts w:eastAsiaTheme="minorEastAsia"/>
+              <w:noProof/>
+              <w:kern w:val="2"/>
+              <w:sz w:val="24"/>
+              <w:szCs w:val="24"/>
+              <w14:ligatures w14:val="standardContextual"/>
+            </w:rPr>
+          </w:pPr>
+          <w:hyperlink w:anchor="_Toc233204222" w:history="1">
+            <w:r>
+              <w:rPr>
+                <w:rStyle w:val="Hyperlink"/>
+                <w:rFonts w:ascii="Times New Roman" w:eastAsia="Calibri Light" w:hAnsi="Times New Roman" w:cs="Times New Roman"/>
+                <w:noProof/>
+              </w:rPr>
+              <w:t>Deliverable 2</w:t>
+            </w:r>
+            <w:r>
+              <w:rPr>
+                <w:noProof/>
+                <w:webHidden/>
+              </w:rPr>
+              <w:tab/>
+            </w:r>
+            <w:r>
+              <w:rPr>
+                <w:noProof/>
+                <w:webHidden/>
+              </w:rPr>
+              <w:fldChar w:fldCharType="begin"/>
+            </w:r>
+            <w:r>
+              <w:rPr>
+                <w:noProof/>
+                <w:webHidden/>
+              </w:rPr>
+              <w:instrText xml:space="preserve"> PAGEREF _Toc233204222 \h </w:instrText>
+            </w:r>
+            <w:r>
+              <w:rPr>
+                <w:noProof/>
+                <w:webHidden/>
+              </w:rPr>
+            </w:r>
+            <w:r>
+              <w:rPr>
+                <w:noProof/>
+                <w:webHidden/>
+              </w:rPr>
+              <w:fldChar w:fldCharType="separate"/>
+            </w:r>
+            <w:r>
+              <w:rPr>
+                <w:noProof/>
+                <w:webHidden/>
+              </w:rPr>
+              <w:t>13</w:t>
+            </w:r>
+            <w:r>
+              <w:rPr>
+                <w:noProof/>
+                <w:webHidden/>
+              </w:rPr>
+              <w:fldChar w:fldCharType="end"/>
+            </w:r>
+          </w:hyperlink>
+        </w:p>
+        <w:p>
+          <w:pPr>
+            <w:pStyle w:val="TOC2"/>
+            <w:tabs>
+              <w:tab w:val="right" w:leader="dot" w:pos="9350"/>
+            </w:tabs>
+            <w:rPr>
+              <w:rFonts w:eastAsiaTheme="minorEastAsia"/>
+              <w:noProof/>
+              <w:kern w:val="2"/>
+              <w:sz w:val="24"/>
+              <w:szCs w:val="24"/>
+              <w14:ligatures w14:val="standardContextual"/>
+            </w:rPr>
+          </w:pPr>
+          <w:hyperlink w:anchor="_Toc233204223" w:history="1">
+            <w:r>
+              <w:rPr>
+                <w:rStyle w:val="Hyperlink"/>
+                <w:rFonts w:ascii="Times New Roman" w:eastAsia="Calibri Light" w:hAnsi="Times New Roman" w:cs="Times New Roman"/>
+                <w:noProof/>
+              </w:rPr>
+              <w:t>Deliverable 3</w:t>
+            </w:r>
+            <w:r>
+              <w:rPr>
+                <w:noProof/>
+                <w:webHidden/>
+              </w:rPr>
+              <w:tab/>
+            </w:r>
+            <w:r>
+              <w:rPr>
+                <w:noProof/>
+                <w:webHidden/>
+              </w:rPr>
+              <w:fldChar w:fldCharType="begin"/>
+            </w:r>
+            <w:r>
+              <w:rPr>
+                <w:noProof/>
+                <w:webHidden/>
+              </w:rPr>
+              <w:instrText xml:space="preserve"> PAGEREF _Toc233204223 \h </w:instrText>
+            </w:r>
+            <w:r>
+              <w:rPr>
+                <w:noProof/>
+                <w:webHidden/>
+              </w:rPr>
+            </w:r>
+            <w:r>
+              <w:rPr>
+                <w:noProof/>
+                <w:webHidden/>
+              </w:rPr>
+              <w:fldChar w:fldCharType="separate"/>
+            </w:r>
+            <w:r>
+              <w:rPr>
+                <w:noProof/>
+                <w:webHidden/>
+              </w:rPr>
+              <w:t>13</w:t>
+            </w:r>
+            <w:r>
+              <w:rPr>
+                <w:noProof/>
+                <w:webHidden/>
+              </w:rPr>
+              <w:fldChar w:fldCharType="end"/>
+            </w:r>
+          </w:hyperlink>
+        </w:p>
+        <w:p>
+          <w:pPr>
+            <w:pStyle w:val="TOC2"/>
+            <w:tabs>
+              <w:tab w:val="right" w:leader="dot" w:pos="9350"/>
+            </w:tabs>
+            <w:rPr>
+              <w:rFonts w:eastAsiaTheme="minorEastAsia"/>
+              <w:noProof/>
+              <w:kern w:val="2"/>
+              <w:sz w:val="24"/>
+              <w:szCs w:val="24"/>
+              <w14:ligatures w14:val="standardContextual"/>
+            </w:rPr>
+          </w:pPr>
+          <w:hyperlink w:anchor="_Toc233204224" w:history="1">
+            <w:r>
+              <w:rPr>
+                <w:rStyle w:val="Hyperlink"/>
+                <w:rFonts w:ascii="Times New Roman" w:eastAsia="Calibri Light" w:hAnsi="Times New Roman" w:cs="Times New Roman"/>
+                <w:noProof/>
+              </w:rPr>
+              <w:t>Deliverable 4</w:t>
+            </w:r>
+            <w:r>
+              <w:rPr>
+                <w:noProof/>
+                <w:webHidden/>
+              </w:rPr>
+              <w:tab/>
+            </w:r>
+            <w:r>
+              <w:rPr>
+                <w:noProof/>
+                <w:webHidden/>
+              </w:rPr>
+              <w:fldChar w:fldCharType="begin"/>
+            </w:r>
+            <w:r>
+              <w:rPr>
+                <w:noProof/>
+                <w:webHidden/>
+              </w:rPr>
+              <w:instrText xml:space="preserve"> PAGEREF _Toc233204224 \h </w:instrText>
+            </w:r>
+            <w:r>
+              <w:rPr>
+                <w:noProof/>
+                <w:webHidden/>
+              </w:rPr>
+            </w:r>
+            <w:r>
+              <w:rPr>
+                <w:noProof/>
+                <w:webHidden/>
+              </w:rPr>
+              <w:fldChar w:fldCharType="separate"/>
+            </w:r>
+            <w:r>
+              <w:rPr>
+                <w:noProof/>
+                <w:webHidden/>
+              </w:rPr>
+              <w:t>13</w:t>
+            </w:r>
+            <w:r>
+              <w:rPr>
+                <w:noProof/>
+                <w:webHidden/>
+              </w:rPr>
+              <w:fldChar w:fldCharType="end"/>
+            </w:r>
+          </w:hyperlink>
+        </w:p>
+        <w:p>
+          <w:pPr>
+            <w:pStyle w:val="TOC2"/>
+            <w:tabs>
+              <w:tab w:val="right" w:leader="dot" w:pos="9350"/>
+            </w:tabs>
+            <w:rPr>
+              <w:rFonts w:eastAsiaTheme="minorEastAsia"/>
+              <w:noProof/>
+              <w:kern w:val="2"/>
+              <w:sz w:val="24"/>
+              <w:szCs w:val="24"/>
+              <w14:ligatures w14:val="standardContextual"/>
+            </w:rPr>
+          </w:pPr>
+          <w:hyperlink w:anchor="_Toc233204225" w:history="1">
+            <w:r>
+              <w:rPr>
+                <w:rStyle w:val="Hyperlink"/>
+                <w:rFonts w:ascii="Times New Roman" w:eastAsia="Calibri Light" w:hAnsi="Times New Roman" w:cs="Times New Roman"/>
+                <w:noProof/>
+              </w:rPr>
+              <w:t>Deliverable 5</w:t>
+            </w:r>
+            <w:r>
+              <w:rPr>
+                <w:noProof/>
+                <w:webHidden/>
+              </w:rPr>
+              <w:tab/>
+            </w:r>
+            <w:r>
+              <w:rPr>
+                <w:noProof/>
+                <w:webHidden/>
+              </w:rPr>
+              <w:fldChar w:fldCharType="begin"/>
+            </w:r>
+            <w:r>
+              <w:rPr>
+                <w:noProof/>
+                <w:webHidden/>
+              </w:rPr>
+              <w:instrText xml:space="preserve"> PAGEREF _Toc233204225 \h </w:instrText>
+            </w:r>
+            <w:r>
+              <w:rPr>
+                <w:noProof/>
+                <w:webHidden/>
+              </w:rPr>
+            </w:r>
+            <w:r>
+              <w:rPr>
+                <w:noProof/>
+                <w:webHidden/>
+              </w:rPr>
+              <w:fldChar w:fldCharType="separate"/>
+            </w:r>
+            <w:r>
+              <w:rPr>
+                <w:noProof/>
+                <w:webHidden/>
+              </w:rPr>
+              <w:t>14</w:t>
+            </w:r>
+            <w:r>
+              <w:rPr>
+                <w:noProof/>
+                <w:webHidden/>
+              </w:rPr>
+              <w:fldChar w:fldCharType="end"/>
+            </w:r>
+          </w:hyperlink>
+        </w:p>
+        <w:p>
+          <w:pPr>
+            <w:pStyle w:val="TOC2"/>
+            <w:tabs>
+              <w:tab w:val="right" w:leader="dot" w:pos="9350"/>
+            </w:tabs>
+            <w:rPr>
+              <w:rFonts w:eastAsiaTheme="minorEastAsia"/>
+              <w:noProof/>
+              <w:kern w:val="2"/>
+              <w:sz w:val="24"/>
+              <w:szCs w:val="24"/>
+              <w14:ligatures w14:val="standardContextual"/>
+            </w:rPr>
+          </w:pPr>
+          <w:hyperlink w:anchor="_Toc233204226" w:history="1">
+            <w:r>
+              <w:rPr>
+                <w:rStyle w:val="Hyperlink"/>
+                <w:rFonts w:ascii="Times New Roman" w:eastAsia="Calibri Light" w:hAnsi="Times New Roman" w:cs="Times New Roman"/>
+                <w:noProof/>
+              </w:rPr>
+              <w:t>Deliverable 6</w:t>
+            </w:r>
+            <w:r>
+              <w:rPr>
+                <w:noProof/>
+                <w:webHidden/>
+              </w:rPr>
+              <w:tab/>
+            </w:r>
+            <w:r>
+              <w:rPr>
+                <w:noProof/>
+                <w:webHidden/>
+              </w:rPr>
+              <w:fldChar w:fldCharType="begin"/>
+            </w:r>
+            <w:r>
+              <w:rPr>
+                <w:noProof/>
+                <w:webHidden/>
+              </w:rPr>
+              <w:instrText xml:space="preserve"> PAGEREF _Toc233204226 \h </w:instrText>
+            </w:r>
+            <w:r>
+              <w:rPr>
+                <w:noProof/>
+                <w:webHidden/>
+              </w:rPr>
+            </w:r>
+            <w:r>
+              <w:rPr>
+                <w:noProof/>
+                <w:webHidden/>
+              </w:rPr>
+              <w:fldChar w:fldCharType="separate"/>
+            </w:r>
+            <w:r>
+              <w:rPr>
+                <w:noProof/>
+                <w:webHidden/>
+              </w:rPr>
+              <w:t>14</w:t>
+            </w:r>
+            <w:r>
+              <w:rPr>
+                <w:noProof/>
+                <w:webHidden/>
+              </w:rPr>
+              <w:fldChar w:fldCharType="end"/>
+            </w:r>
+          </w:hyperlink>
+        </w:p>
+        <w:p>
+          <w:pPr>
+            <w:pStyle w:val="TOC2"/>
+            <w:tabs>
+              <w:tab w:val="right" w:leader="dot" w:pos="9350"/>
+            </w:tabs>
+            <w:rPr>
+              <w:rFonts w:eastAsiaTheme="minorEastAsia"/>
+              <w:noProof/>
+              <w:kern w:val="2"/>
+              <w:sz w:val="24"/>
+              <w:szCs w:val="24"/>
+              <w14:ligatures w14:val="standardContextual"/>
+            </w:rPr>
+          </w:pPr>
+          <w:hyperlink w:anchor="_Toc233204227" w:history="1">
+            <w:r>
+              <w:rPr>
+                <w:rStyle w:val="Hyperlink"/>
+                <w:rFonts w:ascii="Times New Roman" w:eastAsia="Calibri Light" w:hAnsi="Times New Roman" w:cs="Times New Roman"/>
+                <w:noProof/>
+              </w:rPr>
+              <w:t xml:space="preserve">Deliverable 7 </w:t>
+            </w:r>
+            <w:r>
+              <w:rPr>
+                <w:rStyle w:val="Hyperlink"/>
+                <w:rFonts w:ascii="Times New Roman" w:hAnsi="Times New Roman" w:cs="Times New Roman"/>
+                <w:noProof/>
+              </w:rPr>
+              <w:t>(4-5% Extra Credit)</w:t>
+            </w:r>
+            <w:r>
+              <w:rPr>
+                <w:noProof/>
+                <w:webHidden/>
+              </w:rPr>
+              <w:tab/>
+            </w:r>
+            <w:r>
+              <w:rPr>
+                <w:noProof/>
+                <w:webHidden/>
+              </w:rPr>
+              <w:fldChar w:fldCharType="begin"/>
+            </w:r>
+            <w:r>
+              <w:rPr>
+                <w:noProof/>
+                <w:webHidden/>
+              </w:rPr>
+              <w:instrText xml:space="preserve"> PAGEREF _Toc233204227 \h </w:instrText>
+            </w:r>
+            <w:r>
+              <w:rPr>
+                <w:noProof/>
+                <w:webHidden/>
+              </w:rPr>
+            </w:r>
+            <w:r>
+              <w:rPr>
+                <w:noProof/>
+                <w:webHidden/>
+              </w:rPr>
+              <w:fldChar w:fldCharType="separate"/>
+            </w:r>
+            <w:r>
+              <w:rPr>
+                <w:noProof/>
+                <w:webHidden/>
+              </w:rPr>
+              <w:t>14</w:t>
+            </w:r>
+            <w:r>
+              <w:rPr>
+                <w:noProof/>
+                <w:webHidden/>
+              </w:rPr>
+              <w:fldChar w:fldCharType="end"/>
+            </w:r>
+          </w:hyperlink>
+        </w:p>
+        <w:p>
+          <w:pPr>
+            <w:pStyle w:val="TOC1"/>
+            <w:tabs>
+              <w:tab w:val="right" w:leader="dot" w:pos="9350"/>
+            </w:tabs>
+            <w:rPr>
+              <w:rFonts w:eastAsiaTheme="minorEastAsia"/>
+              <w:noProof/>
+              <w:kern w:val="2"/>
+              <w:sz w:val="24"/>
+              <w:szCs w:val="24"/>
+              <w14:ligatures w14:val="standardContextual"/>
+            </w:rPr>
+          </w:pPr>
+          <w:hyperlink w:anchor="_Toc233204228" w:history="1">
+            <w:r>
+              <w:rPr>
+                <w:rStyle w:val="Hyperlink"/>
+                <w:rFonts w:ascii="Times New Roman" w:hAnsi="Times New Roman" w:cs="Times New Roman"/>
+                <w:noProof/>
+              </w:rPr>
+              <w:t>Lab Checkout</w:t>
+            </w:r>
+            <w:r>
+              <w:rPr>
+                <w:noProof/>
+                <w:webHidden/>
+              </w:rPr>
+              <w:tab/>
+            </w:r>
+            <w:r>
+              <w:rPr>
+                <w:noProof/>
+                <w:webHidden/>
+              </w:rPr>
+              <w:fldChar w:fldCharType="begin"/>
+            </w:r>
+            <w:r>
+              <w:rPr>
+                <w:noProof/>
+                <w:webHidden/>
+              </w:rPr>
+              <w:instrText xml:space="preserve"> PAGEREF _Toc233204228 \h </w:instrText>
+            </w:r>
+            <w:r>
+              <w:rPr>
+                <w:noProof/>
+                <w:webHidden/>
+              </w:rPr>
+            </w:r>
+            <w:r>
+              <w:rPr>
+                <w:noProof/>
+                <w:webHidden/>
+              </w:rPr>
+              <w:fldChar w:fldCharType="separate"/>
+            </w:r>
+            <w:r>
+              <w:rPr>
+                <w:noProof/>
+                <w:webHidden/>
+              </w:rPr>
+              <w:t>14</w:t>
+            </w:r>
+            <w:r>
+              <w:rPr>
+                <w:noProof/>
+                <w:webHidden/>
+              </w:rPr>
+              <w:fldChar w:fldCharType="end"/>
+            </w:r>
+          </w:hyperlink>
+        </w:p>
+        <w:p>
+          <w:pPr>
+            <w:pStyle w:val="TOC1"/>
+            <w:tabs>
+              <w:tab w:val="right" w:leader="dot" w:pos="9350"/>
+            </w:tabs>
+            <w:rPr>
+              <w:rFonts w:eastAsiaTheme="minorEastAsia"/>
+              <w:noProof/>
+              <w:kern w:val="2"/>
+              <w:sz w:val="24"/>
+              <w:szCs w:val="24"/>
+              <w14:ligatures w14:val="standardContextual"/>
+            </w:rPr>
+          </w:pPr>
+          <w:hyperlink w:anchor="_Toc233204229" w:history="1">
+            <w:r>
+              <w:rPr>
+                <w:rStyle w:val="Hyperlink"/>
+                <w:rFonts w:ascii="Times New Roman" w:hAnsi="Times New Roman" w:cs="Times New Roman"/>
+                <w:noProof/>
+              </w:rPr>
+              <w:t>Lab Report</w:t>
+            </w:r>
+            <w:r>
+              <w:rPr>
+                <w:noProof/>
+                <w:webHidden/>
+              </w:rPr>
+              <w:tab/>
+            </w:r>
+            <w:r>
+              <w:rPr>
+                <w:noProof/>
+                <w:webHidden/>
+              </w:rPr>
+              <w:fldChar w:fldCharType="begin"/>
+            </w:r>
+            <w:r>
+              <w:rPr>
+                <w:noProof/>
+                <w:webHidden/>
+              </w:rPr>
+              <w:instrText xml:space="preserve"> PAGEREF _Toc233204229 \h </w:instrText>
+            </w:r>
+            <w:r>
+              <w:rPr>
+                <w:noProof/>
+                <w:webHidden/>
+              </w:rPr>
+            </w:r>
+            <w:r>
+              <w:rPr>
+                <w:noProof/>
+                <w:webHidden/>
+              </w:rPr>
+              <w:fldChar w:fldCharType="separate"/>
+            </w:r>
+            <w:r>
+              <w:rPr>
+                <w:noProof/>
+                <w:webHidden/>
+              </w:rPr>
+              <w:t>14</w:t>
+            </w:r>
+            <w:r>
+              <w:rPr>
+                <w:noProof/>
+                <w:webHidden/>
+              </w:rPr>
+              <w:fldChar w:fldCharType="end"/>
+            </w:r>
+          </w:hyperlink>
+        </w:p>
+        <w:p>
+          <w:pPr>
+            <w:pStyle w:val="TOC1"/>
+            <w:tabs>
+              <w:tab w:val="right" w:leader="dot" w:pos="9350"/>
+            </w:tabs>
+            <w:rPr>
+              <w:rFonts w:eastAsiaTheme="minorEastAsia"/>
+              <w:noProof/>
+              <w:kern w:val="2"/>
+              <w:sz w:val="24"/>
+              <w:szCs w:val="24"/>
+              <w14:ligatures w14:val="standardContextual"/>
+            </w:rPr>
+          </w:pPr>
+          <w:hyperlink w:anchor="_Toc233204230" w:history="1">
+            <w:r>
+              <w:rPr>
+                <w:rStyle w:val="Hyperlink"/>
+                <w:rFonts w:ascii="Times New Roman" w:hAnsi="Times New Roman" w:cs="Times New Roman"/>
+                <w:noProof/>
+              </w:rPr>
+              <w:t>Hint (Additional Resources):</w:t>
+            </w:r>
+            <w:r>
+              <w:rPr>
+                <w:noProof/>
+                <w:webHidden/>
+              </w:rPr>
+              <w:tab/>
+            </w:r>
+            <w:r>
+              <w:rPr>
+                <w:noProof/>
+                <w:webHidden/>
+              </w:rPr>
+              <w:fldChar w:fldCharType="begin"/>
+            </w:r>
+            <w:r>
+              <w:rPr>
+                <w:noProof/>
+                <w:webHidden/>
+              </w:rPr>
+              <w:instrText xml:space="preserve"> PAGEREF _Toc233204230 \h </w:instrText>
+            </w:r>
+            <w:r>
+              <w:rPr>
+                <w:noProof/>
+                <w:webHidden/>
+              </w:rPr>
+            </w:r>
+            <w:r>
+              <w:rPr>
+                <w:noProof/>
+                <w:webHidden/>
+              </w:rPr>
+              <w:fldChar w:fldCharType="separate"/>
+            </w:r>
+            <w:r>
+              <w:rPr>
+                <w:noProof/>
+                <w:webHidden/>
+              </w:rPr>
+              <w:t>15</w:t>
+            </w:r>
+            <w:r>
+              <w:rPr>
+                <w:noProof/>
+                <w:webHidden/>
               </w:rPr>
               <w:fldChar w:fldCharType="end"/>
             </w:r>
@@ -211,1254 +1562,6 @@
               <w:rFonts w:ascii="Times New Roman" w:hAnsi="Times New Roman" w:cs="Times New Roman"/>
             </w:rPr>
           </w:pPr>
-          <w:hyperlink w:anchor="_Toc619914581">
-            <w:r>
-              <w:rPr>
-                <w:rStyle w:val="Hyperlink"/>
-                <w:rFonts w:ascii="Times New Roman" w:hAnsi="Times New Roman" w:cs="Times New Roman"/>
-              </w:rPr>
-              <w:t>Team Size</w:t>
-            </w:r>
-            <w:r>
-              <w:rPr>
-                <w:rFonts w:ascii="Times New Roman" w:hAnsi="Times New Roman" w:cs="Times New Roman"/>
-              </w:rPr>
-              <w:tab/>
-            </w:r>
-            <w:r>
-              <w:rPr>
-                <w:rFonts w:ascii="Times New Roman" w:hAnsi="Times New Roman" w:cs="Times New Roman"/>
-              </w:rPr>
-              <w:fldChar w:fldCharType="begin"/>
-            </w:r>
-            <w:r>
-              <w:rPr>
-                <w:rFonts w:ascii="Times New Roman" w:hAnsi="Times New Roman" w:cs="Times New Roman"/>
-              </w:rPr>
-              <w:instrText>PAGEREF _Toc619914581 \h</w:instrText>
-            </w:r>
-            <w:r>
-              <w:rPr>
-                <w:rFonts w:ascii="Times New Roman" w:hAnsi="Times New Roman" w:cs="Times New Roman"/>
-              </w:rPr>
-            </w:r>
-            <w:r>
-              <w:rPr>
-                <w:rFonts w:ascii="Times New Roman" w:hAnsi="Times New Roman" w:cs="Times New Roman"/>
-              </w:rPr>
-              <w:fldChar w:fldCharType="separate"/>
-            </w:r>
-            <w:r>
-              <w:rPr>
-                <w:rStyle w:val="Hyperlink"/>
-                <w:rFonts w:ascii="Times New Roman" w:hAnsi="Times New Roman" w:cs="Times New Roman"/>
-              </w:rPr>
-              <w:t>1</w:t>
-            </w:r>
-            <w:r>
-              <w:rPr>
-                <w:rFonts w:ascii="Times New Roman" w:hAnsi="Times New Roman" w:cs="Times New Roman"/>
-              </w:rPr>
-              <w:fldChar w:fldCharType="end"/>
-            </w:r>
-          </w:hyperlink>
-        </w:p>
-        <w:p>
-          <w:pPr>
-            <w:pStyle w:val="TOC1"/>
-            <w:tabs>
-              <w:tab w:val="right" w:leader="dot" w:pos="9360"/>
-            </w:tabs>
-            <w:rPr>
-              <w:rStyle w:val="Hyperlink"/>
-              <w:rFonts w:ascii="Times New Roman" w:hAnsi="Times New Roman" w:cs="Times New Roman"/>
-            </w:rPr>
-          </w:pPr>
-          <w:hyperlink w:anchor="_Toc2107887491">
-            <w:r>
-              <w:rPr>
-                <w:rStyle w:val="Hyperlink"/>
-                <w:rFonts w:ascii="Times New Roman" w:hAnsi="Times New Roman" w:cs="Times New Roman"/>
-              </w:rPr>
-              <w:t>Goals</w:t>
-            </w:r>
-            <w:r>
-              <w:rPr>
-                <w:rFonts w:ascii="Times New Roman" w:hAnsi="Times New Roman" w:cs="Times New Roman"/>
-              </w:rPr>
-              <w:tab/>
-            </w:r>
-            <w:r>
-              <w:rPr>
-                <w:rFonts w:ascii="Times New Roman" w:hAnsi="Times New Roman" w:cs="Times New Roman"/>
-              </w:rPr>
-              <w:fldChar w:fldCharType="begin"/>
-            </w:r>
-            <w:r>
-              <w:rPr>
-                <w:rFonts w:ascii="Times New Roman" w:hAnsi="Times New Roman" w:cs="Times New Roman"/>
-              </w:rPr>
-              <w:instrText>PAGEREF _Toc2107887491 \h</w:instrText>
-            </w:r>
-            <w:r>
-              <w:rPr>
-                <w:rFonts w:ascii="Times New Roman" w:hAnsi="Times New Roman" w:cs="Times New Roman"/>
-              </w:rPr>
-            </w:r>
-            <w:r>
-              <w:rPr>
-                <w:rFonts w:ascii="Times New Roman" w:hAnsi="Times New Roman" w:cs="Times New Roman"/>
-              </w:rPr>
-              <w:fldChar w:fldCharType="separate"/>
-            </w:r>
-            <w:r>
-              <w:rPr>
-                <w:rStyle w:val="Hyperlink"/>
-                <w:rFonts w:ascii="Times New Roman" w:hAnsi="Times New Roman" w:cs="Times New Roman"/>
-              </w:rPr>
-              <w:t>2</w:t>
-            </w:r>
-            <w:r>
-              <w:rPr>
-                <w:rFonts w:ascii="Times New Roman" w:hAnsi="Times New Roman" w:cs="Times New Roman"/>
-              </w:rPr>
-              <w:fldChar w:fldCharType="end"/>
-            </w:r>
-          </w:hyperlink>
-        </w:p>
-        <w:p>
-          <w:pPr>
-            <w:pStyle w:val="TOC1"/>
-            <w:tabs>
-              <w:tab w:val="right" w:leader="dot" w:pos="9360"/>
-            </w:tabs>
-            <w:rPr>
-              <w:rStyle w:val="Hyperlink"/>
-              <w:rFonts w:ascii="Times New Roman" w:hAnsi="Times New Roman" w:cs="Times New Roman"/>
-            </w:rPr>
-          </w:pPr>
-          <w:hyperlink w:anchor="_Toc1820934302">
-            <w:r>
-              <w:rPr>
-                <w:rStyle w:val="Hyperlink"/>
-                <w:rFonts w:ascii="Times New Roman" w:hAnsi="Times New Roman" w:cs="Times New Roman"/>
-              </w:rPr>
-              <w:t>Review</w:t>
-            </w:r>
-            <w:r>
-              <w:rPr>
-                <w:rFonts w:ascii="Times New Roman" w:hAnsi="Times New Roman" w:cs="Times New Roman"/>
-              </w:rPr>
-              <w:tab/>
-            </w:r>
-            <w:r>
-              <w:rPr>
-                <w:rFonts w:ascii="Times New Roman" w:hAnsi="Times New Roman" w:cs="Times New Roman"/>
-              </w:rPr>
-              <w:fldChar w:fldCharType="begin"/>
-            </w:r>
-            <w:r>
-              <w:rPr>
-                <w:rFonts w:ascii="Times New Roman" w:hAnsi="Times New Roman" w:cs="Times New Roman"/>
-              </w:rPr>
-              <w:instrText>PAGEREF _Toc1820934302 \h</w:instrText>
-            </w:r>
-            <w:r>
-              <w:rPr>
-                <w:rFonts w:ascii="Times New Roman" w:hAnsi="Times New Roman" w:cs="Times New Roman"/>
-              </w:rPr>
-            </w:r>
-            <w:r>
-              <w:rPr>
-                <w:rFonts w:ascii="Times New Roman" w:hAnsi="Times New Roman" w:cs="Times New Roman"/>
-              </w:rPr>
-              <w:fldChar w:fldCharType="separate"/>
-            </w:r>
-            <w:r>
-              <w:rPr>
-                <w:rStyle w:val="Hyperlink"/>
-                <w:rFonts w:ascii="Times New Roman" w:hAnsi="Times New Roman" w:cs="Times New Roman"/>
-              </w:rPr>
-              <w:t>2</w:t>
-            </w:r>
-            <w:r>
-              <w:rPr>
-                <w:rFonts w:ascii="Times New Roman" w:hAnsi="Times New Roman" w:cs="Times New Roman"/>
-              </w:rPr>
-              <w:fldChar w:fldCharType="end"/>
-            </w:r>
-          </w:hyperlink>
-        </w:p>
-        <w:p>
-          <w:pPr>
-            <w:pStyle w:val="TOC1"/>
-            <w:tabs>
-              <w:tab w:val="right" w:leader="dot" w:pos="9360"/>
-            </w:tabs>
-            <w:rPr>
-              <w:rStyle w:val="Hyperlink"/>
-              <w:rFonts w:ascii="Times New Roman" w:hAnsi="Times New Roman" w:cs="Times New Roman"/>
-            </w:rPr>
-          </w:pPr>
-          <w:hyperlink w:anchor="_Toc292246991">
-            <w:r>
-              <w:rPr>
-                <w:rStyle w:val="Hyperlink"/>
-                <w:rFonts w:ascii="Times New Roman" w:hAnsi="Times New Roman" w:cs="Times New Roman"/>
-              </w:rPr>
-              <w:t>Starter Files</w:t>
-            </w:r>
-            <w:r>
-              <w:rPr>
-                <w:rFonts w:ascii="Times New Roman" w:hAnsi="Times New Roman" w:cs="Times New Roman"/>
-              </w:rPr>
-              <w:tab/>
-            </w:r>
-            <w:r>
-              <w:rPr>
-                <w:rFonts w:ascii="Times New Roman" w:hAnsi="Times New Roman" w:cs="Times New Roman"/>
-              </w:rPr>
-              <w:fldChar w:fldCharType="begin"/>
-            </w:r>
-            <w:r>
-              <w:rPr>
-                <w:rFonts w:ascii="Times New Roman" w:hAnsi="Times New Roman" w:cs="Times New Roman"/>
-              </w:rPr>
-              <w:instrText>PAGEREF _Toc292246991 \h</w:instrText>
-            </w:r>
-            <w:r>
-              <w:rPr>
-                <w:rFonts w:ascii="Times New Roman" w:hAnsi="Times New Roman" w:cs="Times New Roman"/>
-              </w:rPr>
-            </w:r>
-            <w:r>
-              <w:rPr>
-                <w:rFonts w:ascii="Times New Roman" w:hAnsi="Times New Roman" w:cs="Times New Roman"/>
-              </w:rPr>
-              <w:fldChar w:fldCharType="separate"/>
-            </w:r>
-            <w:r>
-              <w:rPr>
-                <w:rStyle w:val="Hyperlink"/>
-                <w:rFonts w:ascii="Times New Roman" w:hAnsi="Times New Roman" w:cs="Times New Roman"/>
-              </w:rPr>
-              <w:t>2</w:t>
-            </w:r>
-            <w:r>
-              <w:rPr>
-                <w:rFonts w:ascii="Times New Roman" w:hAnsi="Times New Roman" w:cs="Times New Roman"/>
-              </w:rPr>
-              <w:fldChar w:fldCharType="end"/>
-            </w:r>
-          </w:hyperlink>
-        </w:p>
-        <w:p>
-          <w:pPr>
-            <w:pStyle w:val="TOC1"/>
-            <w:tabs>
-              <w:tab w:val="right" w:leader="dot" w:pos="9360"/>
-            </w:tabs>
-            <w:rPr>
-              <w:rStyle w:val="Hyperlink"/>
-              <w:rFonts w:ascii="Times New Roman" w:hAnsi="Times New Roman" w:cs="Times New Roman"/>
-            </w:rPr>
-          </w:pPr>
-          <w:hyperlink w:anchor="_Toc225512357">
-            <w:r>
-              <w:rPr>
-                <w:rStyle w:val="Hyperlink"/>
-                <w:rFonts w:ascii="Times New Roman" w:hAnsi="Times New Roman" w:cs="Times New Roman"/>
-              </w:rPr>
-              <w:t>Required Hardware</w:t>
-            </w:r>
-            <w:r>
-              <w:rPr>
-                <w:rFonts w:ascii="Times New Roman" w:hAnsi="Times New Roman" w:cs="Times New Roman"/>
-              </w:rPr>
-              <w:tab/>
-            </w:r>
-            <w:r>
-              <w:rPr>
-                <w:rFonts w:ascii="Times New Roman" w:hAnsi="Times New Roman" w:cs="Times New Roman"/>
-              </w:rPr>
-              <w:fldChar w:fldCharType="begin"/>
-            </w:r>
-            <w:r>
-              <w:rPr>
-                <w:rFonts w:ascii="Times New Roman" w:hAnsi="Times New Roman" w:cs="Times New Roman"/>
-              </w:rPr>
-              <w:instrText>PAGEREF _Toc225512357 \h</w:instrText>
-            </w:r>
-            <w:r>
-              <w:rPr>
-                <w:rFonts w:ascii="Times New Roman" w:hAnsi="Times New Roman" w:cs="Times New Roman"/>
-              </w:rPr>
-            </w:r>
-            <w:r>
-              <w:rPr>
-                <w:rFonts w:ascii="Times New Roman" w:hAnsi="Times New Roman" w:cs="Times New Roman"/>
-              </w:rPr>
-              <w:fldChar w:fldCharType="separate"/>
-            </w:r>
-            <w:r>
-              <w:rPr>
-                <w:rStyle w:val="Hyperlink"/>
-                <w:rFonts w:ascii="Times New Roman" w:hAnsi="Times New Roman" w:cs="Times New Roman"/>
-              </w:rPr>
-              <w:t>2</w:t>
-            </w:r>
-            <w:r>
-              <w:rPr>
-                <w:rFonts w:ascii="Times New Roman" w:hAnsi="Times New Roman" w:cs="Times New Roman"/>
-              </w:rPr>
-              <w:fldChar w:fldCharType="end"/>
-            </w:r>
-          </w:hyperlink>
-        </w:p>
-        <w:p>
-          <w:pPr>
-            <w:pStyle w:val="TOC1"/>
-            <w:tabs>
-              <w:tab w:val="right" w:leader="dot" w:pos="9360"/>
-            </w:tabs>
-            <w:rPr>
-              <w:rStyle w:val="Hyperlink"/>
-              <w:rFonts w:ascii="Times New Roman" w:hAnsi="Times New Roman" w:cs="Times New Roman"/>
-            </w:rPr>
-          </w:pPr>
-          <w:hyperlink w:anchor="_Toc2138530388">
-            <w:r>
-              <w:rPr>
-                <w:rStyle w:val="Hyperlink"/>
-                <w:rFonts w:ascii="Times New Roman" w:hAnsi="Times New Roman" w:cs="Times New Roman"/>
-              </w:rPr>
-              <w:t>Lab Overview</w:t>
-            </w:r>
-            <w:r>
-              <w:rPr>
-                <w:rFonts w:ascii="Times New Roman" w:hAnsi="Times New Roman" w:cs="Times New Roman"/>
-              </w:rPr>
-              <w:tab/>
-            </w:r>
-            <w:r>
-              <w:rPr>
-                <w:rFonts w:ascii="Times New Roman" w:hAnsi="Times New Roman" w:cs="Times New Roman"/>
-              </w:rPr>
-              <w:fldChar w:fldCharType="begin"/>
-            </w:r>
-            <w:r>
-              <w:rPr>
-                <w:rFonts w:ascii="Times New Roman" w:hAnsi="Times New Roman" w:cs="Times New Roman"/>
-              </w:rPr>
-              <w:instrText>PAGEREF _Toc2138530388 \h</w:instrText>
-            </w:r>
-            <w:r>
-              <w:rPr>
-                <w:rFonts w:ascii="Times New Roman" w:hAnsi="Times New Roman" w:cs="Times New Roman"/>
-              </w:rPr>
-            </w:r>
-            <w:r>
-              <w:rPr>
-                <w:rFonts w:ascii="Times New Roman" w:hAnsi="Times New Roman" w:cs="Times New Roman"/>
-              </w:rPr>
-              <w:fldChar w:fldCharType="separate"/>
-            </w:r>
-            <w:r>
-              <w:rPr>
-                <w:rStyle w:val="Hyperlink"/>
-                <w:rFonts w:ascii="Times New Roman" w:hAnsi="Times New Roman" w:cs="Times New Roman"/>
-              </w:rPr>
-              <w:t>3</w:t>
-            </w:r>
-            <w:r>
-              <w:rPr>
-                <w:rFonts w:ascii="Times New Roman" w:hAnsi="Times New Roman" w:cs="Times New Roman"/>
-              </w:rPr>
-              <w:fldChar w:fldCharType="end"/>
-            </w:r>
-          </w:hyperlink>
-        </w:p>
-        <w:p>
-          <w:pPr>
-            <w:pStyle w:val="TOC2"/>
-            <w:tabs>
-              <w:tab w:val="right" w:leader="dot" w:pos="9360"/>
-            </w:tabs>
-            <w:rPr>
-              <w:rStyle w:val="Hyperlink"/>
-              <w:rFonts w:ascii="Times New Roman" w:hAnsi="Times New Roman" w:cs="Times New Roman"/>
-            </w:rPr>
-          </w:pPr>
-          <w:hyperlink w:anchor="_Toc1141771710">
-            <w:r>
-              <w:rPr>
-                <w:rStyle w:val="Hyperlink"/>
-                <w:rFonts w:ascii="Times New Roman" w:hAnsi="Times New Roman" w:cs="Times New Roman"/>
-              </w:rPr>
-              <w:t>Requirements Document</w:t>
-            </w:r>
-            <w:r>
-              <w:rPr>
-                <w:rFonts w:ascii="Times New Roman" w:hAnsi="Times New Roman" w:cs="Times New Roman"/>
-              </w:rPr>
-              <w:tab/>
-            </w:r>
-            <w:r>
-              <w:rPr>
-                <w:rFonts w:ascii="Times New Roman" w:hAnsi="Times New Roman" w:cs="Times New Roman"/>
-              </w:rPr>
-              <w:fldChar w:fldCharType="begin"/>
-            </w:r>
-            <w:r>
-              <w:rPr>
-                <w:rFonts w:ascii="Times New Roman" w:hAnsi="Times New Roman" w:cs="Times New Roman"/>
-              </w:rPr>
-              <w:instrText>PAGEREF _Toc1141771710 \h</w:instrText>
-            </w:r>
-            <w:r>
-              <w:rPr>
-                <w:rFonts w:ascii="Times New Roman" w:hAnsi="Times New Roman" w:cs="Times New Roman"/>
-              </w:rPr>
-            </w:r>
-            <w:r>
-              <w:rPr>
-                <w:rFonts w:ascii="Times New Roman" w:hAnsi="Times New Roman" w:cs="Times New Roman"/>
-              </w:rPr>
-              <w:fldChar w:fldCharType="separate"/>
-            </w:r>
-            <w:r>
-              <w:rPr>
-                <w:rStyle w:val="Hyperlink"/>
-                <w:rFonts w:ascii="Times New Roman" w:hAnsi="Times New Roman" w:cs="Times New Roman"/>
-              </w:rPr>
-              <w:t>7</w:t>
-            </w:r>
-            <w:r>
-              <w:rPr>
-                <w:rFonts w:ascii="Times New Roman" w:hAnsi="Times New Roman" w:cs="Times New Roman"/>
-              </w:rPr>
-              <w:fldChar w:fldCharType="end"/>
-            </w:r>
-          </w:hyperlink>
-        </w:p>
-        <w:p>
-          <w:pPr>
-            <w:pStyle w:val="TOC1"/>
-            <w:tabs>
-              <w:tab w:val="right" w:leader="dot" w:pos="9360"/>
-            </w:tabs>
-            <w:rPr>
-              <w:rStyle w:val="Hyperlink"/>
-              <w:rFonts w:ascii="Times New Roman" w:hAnsi="Times New Roman" w:cs="Times New Roman"/>
-            </w:rPr>
-          </w:pPr>
-          <w:hyperlink w:anchor="_Toc749747540">
-            <w:r>
-              <w:rPr>
-                <w:rStyle w:val="Hyperlink"/>
-                <w:rFonts w:ascii="Times New Roman" w:hAnsi="Times New Roman" w:cs="Times New Roman"/>
-              </w:rPr>
-              <w:t>Preparation</w:t>
-            </w:r>
-            <w:r>
-              <w:rPr>
-                <w:rFonts w:ascii="Times New Roman" w:hAnsi="Times New Roman" w:cs="Times New Roman"/>
-              </w:rPr>
-              <w:tab/>
-            </w:r>
-            <w:r>
-              <w:rPr>
-                <w:rFonts w:ascii="Times New Roman" w:hAnsi="Times New Roman" w:cs="Times New Roman"/>
-              </w:rPr>
-              <w:fldChar w:fldCharType="begin"/>
-            </w:r>
-            <w:r>
-              <w:rPr>
-                <w:rFonts w:ascii="Times New Roman" w:hAnsi="Times New Roman" w:cs="Times New Roman"/>
-              </w:rPr>
-              <w:instrText>PAGEREF _Toc749747540 \h</w:instrText>
-            </w:r>
-            <w:r>
-              <w:rPr>
-                <w:rFonts w:ascii="Times New Roman" w:hAnsi="Times New Roman" w:cs="Times New Roman"/>
-              </w:rPr>
-            </w:r>
-            <w:r>
-              <w:rPr>
-                <w:rFonts w:ascii="Times New Roman" w:hAnsi="Times New Roman" w:cs="Times New Roman"/>
-              </w:rPr>
-              <w:fldChar w:fldCharType="separate"/>
-            </w:r>
-            <w:r>
-              <w:rPr>
-                <w:rStyle w:val="Hyperlink"/>
-                <w:rFonts w:ascii="Times New Roman" w:hAnsi="Times New Roman" w:cs="Times New Roman"/>
-              </w:rPr>
-              <w:t>10</w:t>
-            </w:r>
-            <w:r>
-              <w:rPr>
-                <w:rFonts w:ascii="Times New Roman" w:hAnsi="Times New Roman" w:cs="Times New Roman"/>
-              </w:rPr>
-              <w:fldChar w:fldCharType="end"/>
-            </w:r>
-          </w:hyperlink>
-        </w:p>
-        <w:p>
-          <w:pPr>
-            <w:pStyle w:val="TOC1"/>
-            <w:tabs>
-              <w:tab w:val="right" w:leader="dot" w:pos="9360"/>
-            </w:tabs>
-            <w:rPr>
-              <w:rStyle w:val="Hyperlink"/>
-              <w:rFonts w:ascii="Times New Roman" w:hAnsi="Times New Roman" w:cs="Times New Roman"/>
-            </w:rPr>
-          </w:pPr>
-          <w:hyperlink w:anchor="_Toc1843559702">
-            <w:r>
-              <w:rPr>
-                <w:rStyle w:val="Hyperlink"/>
-                <w:rFonts w:ascii="Times New Roman" w:hAnsi="Times New Roman" w:cs="Times New Roman"/>
-              </w:rPr>
-              <w:t>Procedure</w:t>
-            </w:r>
-            <w:r>
-              <w:rPr>
-                <w:rFonts w:ascii="Times New Roman" w:hAnsi="Times New Roman" w:cs="Times New Roman"/>
-              </w:rPr>
-              <w:tab/>
-            </w:r>
-            <w:r>
-              <w:rPr>
-                <w:rFonts w:ascii="Times New Roman" w:hAnsi="Times New Roman" w:cs="Times New Roman"/>
-              </w:rPr>
-              <w:fldChar w:fldCharType="begin"/>
-            </w:r>
-            <w:r>
-              <w:rPr>
-                <w:rFonts w:ascii="Times New Roman" w:hAnsi="Times New Roman" w:cs="Times New Roman"/>
-              </w:rPr>
-              <w:instrText>PAGEREF _Toc1843559702 \h</w:instrText>
-            </w:r>
-            <w:r>
-              <w:rPr>
-                <w:rFonts w:ascii="Times New Roman" w:hAnsi="Times New Roman" w:cs="Times New Roman"/>
-              </w:rPr>
-            </w:r>
-            <w:r>
-              <w:rPr>
-                <w:rFonts w:ascii="Times New Roman" w:hAnsi="Times New Roman" w:cs="Times New Roman"/>
-              </w:rPr>
-              <w:fldChar w:fldCharType="separate"/>
-            </w:r>
-            <w:r>
-              <w:rPr>
-                <w:rStyle w:val="Hyperlink"/>
-                <w:rFonts w:ascii="Times New Roman" w:hAnsi="Times New Roman" w:cs="Times New Roman"/>
-              </w:rPr>
-              <w:t>11</w:t>
-            </w:r>
-            <w:r>
-              <w:rPr>
-                <w:rFonts w:ascii="Times New Roman" w:hAnsi="Times New Roman" w:cs="Times New Roman"/>
-              </w:rPr>
-              <w:fldChar w:fldCharType="end"/>
-            </w:r>
-          </w:hyperlink>
-        </w:p>
-        <w:p>
-          <w:pPr>
-            <w:pStyle w:val="TOC2"/>
-            <w:tabs>
-              <w:tab w:val="right" w:leader="dot" w:pos="9360"/>
-            </w:tabs>
-            <w:rPr>
-              <w:rStyle w:val="Hyperlink"/>
-              <w:rFonts w:ascii="Times New Roman" w:hAnsi="Times New Roman" w:cs="Times New Roman"/>
-            </w:rPr>
-          </w:pPr>
-          <w:hyperlink w:anchor="_Toc1533866355">
-            <w:r>
-              <w:rPr>
-                <w:rStyle w:val="Hyperlink"/>
-                <w:rFonts w:ascii="Times New Roman" w:hAnsi="Times New Roman" w:cs="Times New Roman"/>
-              </w:rPr>
-              <w:t>Deliverable 1</w:t>
-            </w:r>
-            <w:r>
-              <w:rPr>
-                <w:rFonts w:ascii="Times New Roman" w:hAnsi="Times New Roman" w:cs="Times New Roman"/>
-              </w:rPr>
-              <w:tab/>
-            </w:r>
-            <w:r>
-              <w:rPr>
-                <w:rFonts w:ascii="Times New Roman" w:hAnsi="Times New Roman" w:cs="Times New Roman"/>
-              </w:rPr>
-              <w:fldChar w:fldCharType="begin"/>
-            </w:r>
-            <w:r>
-              <w:rPr>
-                <w:rFonts w:ascii="Times New Roman" w:hAnsi="Times New Roman" w:cs="Times New Roman"/>
-              </w:rPr>
-              <w:instrText>PAGEREF _Toc1533866355 \h</w:instrText>
-            </w:r>
-            <w:r>
-              <w:rPr>
-                <w:rFonts w:ascii="Times New Roman" w:hAnsi="Times New Roman" w:cs="Times New Roman"/>
-              </w:rPr>
-            </w:r>
-            <w:r>
-              <w:rPr>
-                <w:rFonts w:ascii="Times New Roman" w:hAnsi="Times New Roman" w:cs="Times New Roman"/>
-              </w:rPr>
-              <w:fldChar w:fldCharType="separate"/>
-            </w:r>
-            <w:r>
-              <w:rPr>
-                <w:rStyle w:val="Hyperlink"/>
-                <w:rFonts w:ascii="Times New Roman" w:hAnsi="Times New Roman" w:cs="Times New Roman"/>
-              </w:rPr>
-              <w:t>12</w:t>
-            </w:r>
-            <w:r>
-              <w:rPr>
-                <w:rFonts w:ascii="Times New Roman" w:hAnsi="Times New Roman" w:cs="Times New Roman"/>
-              </w:rPr>
-              <w:fldChar w:fldCharType="end"/>
-            </w:r>
-          </w:hyperlink>
-        </w:p>
-        <w:p>
-          <w:pPr>
-            <w:pStyle w:val="TOC2"/>
-            <w:tabs>
-              <w:tab w:val="right" w:leader="dot" w:pos="9360"/>
-            </w:tabs>
-            <w:rPr>
-              <w:rStyle w:val="Hyperlink"/>
-              <w:rFonts w:ascii="Times New Roman" w:hAnsi="Times New Roman" w:cs="Times New Roman"/>
-            </w:rPr>
-          </w:pPr>
-          <w:hyperlink w:anchor="_Toc1071536540">
-            <w:r>
-              <w:rPr>
-                <w:rStyle w:val="Hyperlink"/>
-                <w:rFonts w:ascii="Times New Roman" w:hAnsi="Times New Roman" w:cs="Times New Roman"/>
-              </w:rPr>
-              <w:t>Deliverable 2</w:t>
-            </w:r>
-            <w:r>
-              <w:rPr>
-                <w:rFonts w:ascii="Times New Roman" w:hAnsi="Times New Roman" w:cs="Times New Roman"/>
-              </w:rPr>
-              <w:tab/>
-            </w:r>
-            <w:r>
-              <w:rPr>
-                <w:rFonts w:ascii="Times New Roman" w:hAnsi="Times New Roman" w:cs="Times New Roman"/>
-              </w:rPr>
-              <w:fldChar w:fldCharType="begin"/>
-            </w:r>
-            <w:r>
-              <w:rPr>
-                <w:rFonts w:ascii="Times New Roman" w:hAnsi="Times New Roman" w:cs="Times New Roman"/>
-              </w:rPr>
-              <w:instrText>PAGEREF _Toc1071536540 \h</w:instrText>
-            </w:r>
-            <w:r>
-              <w:rPr>
-                <w:rFonts w:ascii="Times New Roman" w:hAnsi="Times New Roman" w:cs="Times New Roman"/>
-              </w:rPr>
-            </w:r>
-            <w:r>
-              <w:rPr>
-                <w:rFonts w:ascii="Times New Roman" w:hAnsi="Times New Roman" w:cs="Times New Roman"/>
-              </w:rPr>
-              <w:fldChar w:fldCharType="separate"/>
-            </w:r>
-            <w:r>
-              <w:rPr>
-                <w:rStyle w:val="Hyperlink"/>
-                <w:rFonts w:ascii="Times New Roman" w:hAnsi="Times New Roman" w:cs="Times New Roman"/>
-              </w:rPr>
-              <w:t>12</w:t>
-            </w:r>
-            <w:r>
-              <w:rPr>
-                <w:rFonts w:ascii="Times New Roman" w:hAnsi="Times New Roman" w:cs="Times New Roman"/>
-              </w:rPr>
-              <w:fldChar w:fldCharType="end"/>
-            </w:r>
-          </w:hyperlink>
-        </w:p>
-        <w:p>
-          <w:pPr>
-            <w:pStyle w:val="TOC2"/>
-            <w:tabs>
-              <w:tab w:val="right" w:leader="dot" w:pos="9360"/>
-            </w:tabs>
-            <w:rPr>
-              <w:rStyle w:val="Hyperlink"/>
-              <w:rFonts w:ascii="Times New Roman" w:hAnsi="Times New Roman" w:cs="Times New Roman"/>
-            </w:rPr>
-          </w:pPr>
-          <w:hyperlink w:anchor="_Toc2074879376">
-            <w:r>
-              <w:rPr>
-                <w:rStyle w:val="Hyperlink"/>
-                <w:rFonts w:ascii="Times New Roman" w:hAnsi="Times New Roman" w:cs="Times New Roman"/>
-              </w:rPr>
-              <w:t>Deliverable 3</w:t>
-            </w:r>
-            <w:r>
-              <w:rPr>
-                <w:rFonts w:ascii="Times New Roman" w:hAnsi="Times New Roman" w:cs="Times New Roman"/>
-              </w:rPr>
-              <w:tab/>
-            </w:r>
-            <w:r>
-              <w:rPr>
-                <w:rFonts w:ascii="Times New Roman" w:hAnsi="Times New Roman" w:cs="Times New Roman"/>
-              </w:rPr>
-              <w:fldChar w:fldCharType="begin"/>
-            </w:r>
-            <w:r>
-              <w:rPr>
-                <w:rFonts w:ascii="Times New Roman" w:hAnsi="Times New Roman" w:cs="Times New Roman"/>
-              </w:rPr>
-              <w:instrText>PAGEREF _Toc2074879376 \h</w:instrText>
-            </w:r>
-            <w:r>
-              <w:rPr>
-                <w:rFonts w:ascii="Times New Roman" w:hAnsi="Times New Roman" w:cs="Times New Roman"/>
-              </w:rPr>
-            </w:r>
-            <w:r>
-              <w:rPr>
-                <w:rFonts w:ascii="Times New Roman" w:hAnsi="Times New Roman" w:cs="Times New Roman"/>
-              </w:rPr>
-              <w:fldChar w:fldCharType="separate"/>
-            </w:r>
-            <w:r>
-              <w:rPr>
-                <w:rStyle w:val="Hyperlink"/>
-                <w:rFonts w:ascii="Times New Roman" w:hAnsi="Times New Roman" w:cs="Times New Roman"/>
-              </w:rPr>
-              <w:t>12</w:t>
-            </w:r>
-            <w:r>
-              <w:rPr>
-                <w:rFonts w:ascii="Times New Roman" w:hAnsi="Times New Roman" w:cs="Times New Roman"/>
-              </w:rPr>
-              <w:fldChar w:fldCharType="end"/>
-            </w:r>
-          </w:hyperlink>
-        </w:p>
-        <w:p>
-          <w:pPr>
-            <w:pStyle w:val="TOC2"/>
-            <w:tabs>
-              <w:tab w:val="right" w:leader="dot" w:pos="9360"/>
-            </w:tabs>
-            <w:rPr>
-              <w:rStyle w:val="Hyperlink"/>
-              <w:rFonts w:ascii="Times New Roman" w:hAnsi="Times New Roman" w:cs="Times New Roman"/>
-            </w:rPr>
-          </w:pPr>
-          <w:hyperlink w:anchor="_Toc1012413794">
-            <w:r>
-              <w:rPr>
-                <w:rStyle w:val="Hyperlink"/>
-                <w:rFonts w:ascii="Times New Roman" w:hAnsi="Times New Roman" w:cs="Times New Roman"/>
-              </w:rPr>
-              <w:t>Deliverable 4</w:t>
-            </w:r>
-            <w:r>
-              <w:rPr>
-                <w:rFonts w:ascii="Times New Roman" w:hAnsi="Times New Roman" w:cs="Times New Roman"/>
-              </w:rPr>
-              <w:tab/>
-            </w:r>
-            <w:r>
-              <w:rPr>
-                <w:rFonts w:ascii="Times New Roman" w:hAnsi="Times New Roman" w:cs="Times New Roman"/>
-              </w:rPr>
-              <w:fldChar w:fldCharType="begin"/>
-            </w:r>
-            <w:r>
-              <w:rPr>
-                <w:rFonts w:ascii="Times New Roman" w:hAnsi="Times New Roman" w:cs="Times New Roman"/>
-              </w:rPr>
-              <w:instrText>PAGEREF _Toc1012413794 \h</w:instrText>
-            </w:r>
-            <w:r>
-              <w:rPr>
-                <w:rFonts w:ascii="Times New Roman" w:hAnsi="Times New Roman" w:cs="Times New Roman"/>
-              </w:rPr>
-            </w:r>
-            <w:r>
-              <w:rPr>
-                <w:rFonts w:ascii="Times New Roman" w:hAnsi="Times New Roman" w:cs="Times New Roman"/>
-              </w:rPr>
-              <w:fldChar w:fldCharType="separate"/>
-            </w:r>
-            <w:r>
-              <w:rPr>
-                <w:rStyle w:val="Hyperlink"/>
-                <w:rFonts w:ascii="Times New Roman" w:hAnsi="Times New Roman" w:cs="Times New Roman"/>
-              </w:rPr>
-              <w:t>12</w:t>
-            </w:r>
-            <w:r>
-              <w:rPr>
-                <w:rFonts w:ascii="Times New Roman" w:hAnsi="Times New Roman" w:cs="Times New Roman"/>
-              </w:rPr>
-              <w:fldChar w:fldCharType="end"/>
-            </w:r>
-          </w:hyperlink>
-        </w:p>
-        <w:p>
-          <w:pPr>
-            <w:pStyle w:val="TOC2"/>
-            <w:tabs>
-              <w:tab w:val="right" w:leader="dot" w:pos="9360"/>
-            </w:tabs>
-            <w:rPr>
-              <w:rStyle w:val="Hyperlink"/>
-              <w:rFonts w:ascii="Times New Roman" w:hAnsi="Times New Roman" w:cs="Times New Roman"/>
-            </w:rPr>
-          </w:pPr>
-          <w:hyperlink w:anchor="_Toc1656601959">
-            <w:r>
-              <w:rPr>
-                <w:rStyle w:val="Hyperlink"/>
-                <w:rFonts w:ascii="Times New Roman" w:hAnsi="Times New Roman" w:cs="Times New Roman"/>
-              </w:rPr>
-              <w:t>Deliverable 5</w:t>
-            </w:r>
-            <w:r>
-              <w:rPr>
-                <w:rFonts w:ascii="Times New Roman" w:hAnsi="Times New Roman" w:cs="Times New Roman"/>
-              </w:rPr>
-              <w:tab/>
-            </w:r>
-            <w:r>
-              <w:rPr>
-                <w:rFonts w:ascii="Times New Roman" w:hAnsi="Times New Roman" w:cs="Times New Roman"/>
-              </w:rPr>
-              <w:fldChar w:fldCharType="begin"/>
-            </w:r>
-            <w:r>
-              <w:rPr>
-                <w:rFonts w:ascii="Times New Roman" w:hAnsi="Times New Roman" w:cs="Times New Roman"/>
-              </w:rPr>
-              <w:instrText>PAGEREF _Toc1656601959 \h</w:instrText>
-            </w:r>
-            <w:r>
-              <w:rPr>
-                <w:rFonts w:ascii="Times New Roman" w:hAnsi="Times New Roman" w:cs="Times New Roman"/>
-              </w:rPr>
-            </w:r>
-            <w:r>
-              <w:rPr>
-                <w:rFonts w:ascii="Times New Roman" w:hAnsi="Times New Roman" w:cs="Times New Roman"/>
-              </w:rPr>
-              <w:fldChar w:fldCharType="separate"/>
-            </w:r>
-            <w:r>
-              <w:rPr>
-                <w:rStyle w:val="Hyperlink"/>
-                <w:rFonts w:ascii="Times New Roman" w:hAnsi="Times New Roman" w:cs="Times New Roman"/>
-              </w:rPr>
-              <w:t>12</w:t>
-            </w:r>
-            <w:r>
-              <w:rPr>
-                <w:rFonts w:ascii="Times New Roman" w:hAnsi="Times New Roman" w:cs="Times New Roman"/>
-              </w:rPr>
-              <w:fldChar w:fldCharType="end"/>
-            </w:r>
-          </w:hyperlink>
-        </w:p>
-        <w:p>
-          <w:pPr>
-            <w:pStyle w:val="TOC2"/>
-            <w:tabs>
-              <w:tab w:val="right" w:leader="dot" w:pos="9360"/>
-            </w:tabs>
-            <w:rPr>
-              <w:rStyle w:val="Hyperlink"/>
-              <w:rFonts w:ascii="Times New Roman" w:hAnsi="Times New Roman" w:cs="Times New Roman"/>
-            </w:rPr>
-          </w:pPr>
-          <w:hyperlink w:anchor="_Toc1219122300">
-            <w:r>
-              <w:rPr>
-                <w:rStyle w:val="Hyperlink"/>
-                <w:rFonts w:ascii="Times New Roman" w:hAnsi="Times New Roman" w:cs="Times New Roman"/>
-              </w:rPr>
-              <w:t>Deliverable 6</w:t>
-            </w:r>
-            <w:r>
-              <w:rPr>
-                <w:rFonts w:ascii="Times New Roman" w:hAnsi="Times New Roman" w:cs="Times New Roman"/>
-              </w:rPr>
-              <w:tab/>
-            </w:r>
-            <w:r>
-              <w:rPr>
-                <w:rFonts w:ascii="Times New Roman" w:hAnsi="Times New Roman" w:cs="Times New Roman"/>
-              </w:rPr>
-              <w:fldChar w:fldCharType="begin"/>
-            </w:r>
-            <w:r>
-              <w:rPr>
-                <w:rFonts w:ascii="Times New Roman" w:hAnsi="Times New Roman" w:cs="Times New Roman"/>
-              </w:rPr>
-              <w:instrText>PAGEREF _Toc1219122300 \h</w:instrText>
-            </w:r>
-            <w:r>
-              <w:rPr>
-                <w:rFonts w:ascii="Times New Roman" w:hAnsi="Times New Roman" w:cs="Times New Roman"/>
-              </w:rPr>
-            </w:r>
-            <w:r>
-              <w:rPr>
-                <w:rFonts w:ascii="Times New Roman" w:hAnsi="Times New Roman" w:cs="Times New Roman"/>
-              </w:rPr>
-              <w:fldChar w:fldCharType="separate"/>
-            </w:r>
-            <w:r>
-              <w:rPr>
-                <w:rStyle w:val="Hyperlink"/>
-                <w:rFonts w:ascii="Times New Roman" w:hAnsi="Times New Roman" w:cs="Times New Roman"/>
-              </w:rPr>
-              <w:t>13</w:t>
-            </w:r>
-            <w:r>
-              <w:rPr>
-                <w:rFonts w:ascii="Times New Roman" w:hAnsi="Times New Roman" w:cs="Times New Roman"/>
-              </w:rPr>
-              <w:fldChar w:fldCharType="end"/>
-            </w:r>
-          </w:hyperlink>
-        </w:p>
-        <w:p>
-          <w:pPr>
-            <w:pStyle w:val="TOC1"/>
-            <w:tabs>
-              <w:tab w:val="right" w:leader="dot" w:pos="9360"/>
-            </w:tabs>
-            <w:rPr>
-              <w:rStyle w:val="Hyperlink"/>
-              <w:rFonts w:ascii="Times New Roman" w:hAnsi="Times New Roman" w:cs="Times New Roman"/>
-            </w:rPr>
-          </w:pPr>
-          <w:hyperlink w:anchor="_Toc238369281">
-            <w:r>
-              <w:rPr>
-                <w:rStyle w:val="Hyperlink"/>
-                <w:rFonts w:ascii="Times New Roman" w:hAnsi="Times New Roman" w:cs="Times New Roman"/>
-              </w:rPr>
-              <w:t>Lab Checkout</w:t>
-            </w:r>
-            <w:r>
-              <w:rPr>
-                <w:rFonts w:ascii="Times New Roman" w:hAnsi="Times New Roman" w:cs="Times New Roman"/>
-              </w:rPr>
-              <w:tab/>
-            </w:r>
-            <w:r>
-              <w:rPr>
-                <w:rFonts w:ascii="Times New Roman" w:hAnsi="Times New Roman" w:cs="Times New Roman"/>
-              </w:rPr>
-              <w:fldChar w:fldCharType="begin"/>
-            </w:r>
-            <w:r>
-              <w:rPr>
-                <w:rFonts w:ascii="Times New Roman" w:hAnsi="Times New Roman" w:cs="Times New Roman"/>
-              </w:rPr>
-              <w:instrText>PAGEREF _Toc238369281 \h</w:instrText>
-            </w:r>
-            <w:r>
-              <w:rPr>
-                <w:rFonts w:ascii="Times New Roman" w:hAnsi="Times New Roman" w:cs="Times New Roman"/>
-              </w:rPr>
-            </w:r>
-            <w:r>
-              <w:rPr>
-                <w:rFonts w:ascii="Times New Roman" w:hAnsi="Times New Roman" w:cs="Times New Roman"/>
-              </w:rPr>
-              <w:fldChar w:fldCharType="separate"/>
-            </w:r>
-            <w:r>
-              <w:rPr>
-                <w:rStyle w:val="Hyperlink"/>
-                <w:rFonts w:ascii="Times New Roman" w:hAnsi="Times New Roman" w:cs="Times New Roman"/>
-              </w:rPr>
-              <w:t>13</w:t>
-            </w:r>
-            <w:r>
-              <w:rPr>
-                <w:rFonts w:ascii="Times New Roman" w:hAnsi="Times New Roman" w:cs="Times New Roman"/>
-              </w:rPr>
-              <w:fldChar w:fldCharType="end"/>
-            </w:r>
-          </w:hyperlink>
-        </w:p>
-        <w:p>
-          <w:pPr>
-            <w:pStyle w:val="TOC1"/>
-            <w:tabs>
-              <w:tab w:val="right" w:leader="dot" w:pos="9360"/>
-            </w:tabs>
-            <w:rPr>
-              <w:rStyle w:val="Hyperlink"/>
-              <w:rFonts w:ascii="Times New Roman" w:hAnsi="Times New Roman" w:cs="Times New Roman"/>
-            </w:rPr>
-          </w:pPr>
-          <w:hyperlink w:anchor="_Toc1481034977">
-            <w:r>
-              <w:rPr>
-                <w:rStyle w:val="Hyperlink"/>
-                <w:rFonts w:ascii="Times New Roman" w:hAnsi="Times New Roman" w:cs="Times New Roman"/>
-              </w:rPr>
-              <w:t>Lab Report</w:t>
-            </w:r>
-            <w:r>
-              <w:rPr>
-                <w:rFonts w:ascii="Times New Roman" w:hAnsi="Times New Roman" w:cs="Times New Roman"/>
-              </w:rPr>
-              <w:tab/>
-            </w:r>
-            <w:r>
-              <w:rPr>
-                <w:rFonts w:ascii="Times New Roman" w:hAnsi="Times New Roman" w:cs="Times New Roman"/>
-              </w:rPr>
-              <w:fldChar w:fldCharType="begin"/>
-            </w:r>
-            <w:r>
-              <w:rPr>
-                <w:rFonts w:ascii="Times New Roman" w:hAnsi="Times New Roman" w:cs="Times New Roman"/>
-              </w:rPr>
-              <w:instrText>PAGEREF _Toc1481034977 \h</w:instrText>
-            </w:r>
-            <w:r>
-              <w:rPr>
-                <w:rFonts w:ascii="Times New Roman" w:hAnsi="Times New Roman" w:cs="Times New Roman"/>
-              </w:rPr>
-            </w:r>
-            <w:r>
-              <w:rPr>
-                <w:rFonts w:ascii="Times New Roman" w:hAnsi="Times New Roman" w:cs="Times New Roman"/>
-              </w:rPr>
-              <w:fldChar w:fldCharType="separate"/>
-            </w:r>
-            <w:r>
-              <w:rPr>
-                <w:rStyle w:val="Hyperlink"/>
-                <w:rFonts w:ascii="Times New Roman" w:hAnsi="Times New Roman" w:cs="Times New Roman"/>
-              </w:rPr>
-              <w:t>13</w:t>
-            </w:r>
-            <w:r>
-              <w:rPr>
-                <w:rFonts w:ascii="Times New Roman" w:hAnsi="Times New Roman" w:cs="Times New Roman"/>
-              </w:rPr>
-              <w:fldChar w:fldCharType="end"/>
-            </w:r>
-          </w:hyperlink>
-        </w:p>
-        <w:p>
-          <w:pPr>
-            <w:pStyle w:val="TOC2"/>
-            <w:tabs>
-              <w:tab w:val="right" w:leader="dot" w:pos="9360"/>
-            </w:tabs>
-            <w:rPr>
-              <w:rStyle w:val="Hyperlink"/>
-              <w:rFonts w:ascii="Times New Roman" w:hAnsi="Times New Roman" w:cs="Times New Roman"/>
-            </w:rPr>
-          </w:pPr>
-          <w:hyperlink w:anchor="_Toc1343729774">
-            <w:r>
-              <w:rPr>
-                <w:rStyle w:val="Hyperlink"/>
-                <w:rFonts w:ascii="Times New Roman" w:hAnsi="Times New Roman" w:cs="Times New Roman"/>
-              </w:rPr>
-              <w:t>Deliverables</w:t>
-            </w:r>
-            <w:r>
-              <w:rPr>
-                <w:rFonts w:ascii="Times New Roman" w:hAnsi="Times New Roman" w:cs="Times New Roman"/>
-              </w:rPr>
-              <w:tab/>
-            </w:r>
-            <w:r>
-              <w:rPr>
-                <w:rFonts w:ascii="Times New Roman" w:hAnsi="Times New Roman" w:cs="Times New Roman"/>
-              </w:rPr>
-              <w:fldChar w:fldCharType="begin"/>
-            </w:r>
-            <w:r>
-              <w:rPr>
-                <w:rFonts w:ascii="Times New Roman" w:hAnsi="Times New Roman" w:cs="Times New Roman"/>
-              </w:rPr>
-              <w:instrText>PAGEREF _Toc1343729774 \h</w:instrText>
-            </w:r>
-            <w:r>
-              <w:rPr>
-                <w:rFonts w:ascii="Times New Roman" w:hAnsi="Times New Roman" w:cs="Times New Roman"/>
-              </w:rPr>
-            </w:r>
-            <w:r>
-              <w:rPr>
-                <w:rFonts w:ascii="Times New Roman" w:hAnsi="Times New Roman" w:cs="Times New Roman"/>
-              </w:rPr>
-              <w:fldChar w:fldCharType="separate"/>
-            </w:r>
-            <w:r>
-              <w:rPr>
-                <w:rStyle w:val="Hyperlink"/>
-                <w:rFonts w:ascii="Times New Roman" w:hAnsi="Times New Roman" w:cs="Times New Roman"/>
-              </w:rPr>
-              <w:t>13</w:t>
-            </w:r>
-            <w:r>
-              <w:rPr>
-                <w:rFonts w:ascii="Times New Roman" w:hAnsi="Times New Roman" w:cs="Times New Roman"/>
-              </w:rPr>
-              <w:fldChar w:fldCharType="end"/>
-            </w:r>
-          </w:hyperlink>
-        </w:p>
-        <w:p>
-          <w:pPr>
-            <w:pStyle w:val="TOC2"/>
-            <w:tabs>
-              <w:tab w:val="right" w:leader="dot" w:pos="9360"/>
-            </w:tabs>
-            <w:rPr>
-              <w:rStyle w:val="Hyperlink"/>
-              <w:rFonts w:ascii="Times New Roman" w:hAnsi="Times New Roman" w:cs="Times New Roman"/>
-            </w:rPr>
-          </w:pPr>
-          <w:hyperlink w:anchor="_Toc66419567">
-            <w:r>
-              <w:rPr>
-                <w:rStyle w:val="Hyperlink"/>
-                <w:rFonts w:ascii="Times New Roman" w:hAnsi="Times New Roman" w:cs="Times New Roman"/>
-              </w:rPr>
-              <w:t>Analysis and Discussion Questions</w:t>
-            </w:r>
-            <w:r>
-              <w:rPr>
-                <w:rFonts w:ascii="Times New Roman" w:hAnsi="Times New Roman" w:cs="Times New Roman"/>
-              </w:rPr>
-              <w:tab/>
-            </w:r>
-            <w:r>
-              <w:rPr>
-                <w:rFonts w:ascii="Times New Roman" w:hAnsi="Times New Roman" w:cs="Times New Roman"/>
-              </w:rPr>
-              <w:fldChar w:fldCharType="begin"/>
-            </w:r>
-            <w:r>
-              <w:rPr>
-                <w:rFonts w:ascii="Times New Roman" w:hAnsi="Times New Roman" w:cs="Times New Roman"/>
-              </w:rPr>
-              <w:instrText>PAGEREF _Toc66419567 \h</w:instrText>
-            </w:r>
-            <w:r>
-              <w:rPr>
-                <w:rFonts w:ascii="Times New Roman" w:hAnsi="Times New Roman" w:cs="Times New Roman"/>
-              </w:rPr>
-            </w:r>
-            <w:r>
-              <w:rPr>
-                <w:rFonts w:ascii="Times New Roman" w:hAnsi="Times New Roman" w:cs="Times New Roman"/>
-              </w:rPr>
-              <w:fldChar w:fldCharType="separate"/>
-            </w:r>
-            <w:r>
-              <w:rPr>
-                <w:rStyle w:val="Hyperlink"/>
-                <w:rFonts w:ascii="Times New Roman" w:hAnsi="Times New Roman" w:cs="Times New Roman"/>
-              </w:rPr>
-              <w:t>14</w:t>
-            </w:r>
-            <w:r>
-              <w:rPr>
-                <w:rFonts w:ascii="Times New Roman" w:hAnsi="Times New Roman" w:cs="Times New Roman"/>
-              </w:rPr>
-              <w:fldChar w:fldCharType="end"/>
-            </w:r>
-          </w:hyperlink>
-        </w:p>
-        <w:p>
-          <w:pPr>
-            <w:pStyle w:val="TOC1"/>
-            <w:tabs>
-              <w:tab w:val="right" w:leader="dot" w:pos="9360"/>
-            </w:tabs>
-            <w:rPr>
-              <w:rStyle w:val="Hyperlink"/>
-              <w:rFonts w:ascii="Times New Roman" w:hAnsi="Times New Roman" w:cs="Times New Roman"/>
-            </w:rPr>
-          </w:pPr>
-          <w:hyperlink w:anchor="_Toc1764192866">
-            <w:r>
-              <w:rPr>
-                <w:rStyle w:val="Hyperlink"/>
-                <w:rFonts w:ascii="Times New Roman" w:hAnsi="Times New Roman" w:cs="Times New Roman"/>
-              </w:rPr>
-              <w:t>Extra Credit</w:t>
-            </w:r>
-            <w:r>
-              <w:rPr>
-                <w:rFonts w:ascii="Times New Roman" w:hAnsi="Times New Roman" w:cs="Times New Roman"/>
-              </w:rPr>
-              <w:tab/>
-            </w:r>
-            <w:r>
-              <w:rPr>
-                <w:rFonts w:ascii="Times New Roman" w:hAnsi="Times New Roman" w:cs="Times New Roman"/>
-              </w:rPr>
-              <w:fldChar w:fldCharType="begin"/>
-            </w:r>
-            <w:r>
-              <w:rPr>
-                <w:rFonts w:ascii="Times New Roman" w:hAnsi="Times New Roman" w:cs="Times New Roman"/>
-              </w:rPr>
-              <w:instrText>PAGEREF _Toc1764192866 \h</w:instrText>
-            </w:r>
-            <w:r>
-              <w:rPr>
-                <w:rFonts w:ascii="Times New Roman" w:hAnsi="Times New Roman" w:cs="Times New Roman"/>
-              </w:rPr>
-            </w:r>
-            <w:r>
-              <w:rPr>
-                <w:rFonts w:ascii="Times New Roman" w:hAnsi="Times New Roman" w:cs="Times New Roman"/>
-              </w:rPr>
-              <w:fldChar w:fldCharType="separate"/>
-            </w:r>
-            <w:r>
-              <w:rPr>
-                <w:rStyle w:val="Hyperlink"/>
-                <w:rFonts w:ascii="Times New Roman" w:hAnsi="Times New Roman" w:cs="Times New Roman"/>
-              </w:rPr>
-              <w:t>14</w:t>
-            </w:r>
-            <w:r>
-              <w:rPr>
-                <w:rFonts w:ascii="Times New Roman" w:hAnsi="Times New Roman" w:cs="Times New Roman"/>
-              </w:rPr>
-              <w:fldChar w:fldCharType="end"/>
-            </w:r>
-          </w:hyperlink>
           <w:r>
             <w:rPr>
               <w:rFonts w:ascii="Times New Roman" w:hAnsi="Times New Roman" w:cs="Times New Roman"/>
@@ -1496,7 +1599,7 @@
         </w:rPr>
       </w:pPr>
       <w:bookmarkStart w:id="1" w:name="_Toc1895099844"/>
-      <w:bookmarkStart w:id="2" w:name="_Toc619914581"/>
+      <w:bookmarkStart w:id="2" w:name="_Toc233204213"/>
       <w:r>
         <w:rPr>
           <w:rFonts w:ascii="Times New Roman" w:hAnsi="Times New Roman" w:cs="Times New Roman"/>
@@ -1542,7 +1645,7 @@
         </w:rPr>
       </w:pPr>
       <w:bookmarkStart w:id="3" w:name="_Toc1442963024"/>
-      <w:bookmarkStart w:id="4" w:name="_Toc2107887491"/>
+      <w:bookmarkStart w:id="4" w:name="_Toc233204214"/>
       <w:r>
         <w:rPr>
           <w:rFonts w:ascii="Times New Roman" w:hAnsi="Times New Roman" w:cs="Times New Roman"/>
@@ -1765,7 +1868,7 @@
         </w:rPr>
       </w:pPr>
       <w:bookmarkStart w:id="5" w:name="_Toc405566174"/>
-      <w:bookmarkStart w:id="6" w:name="_Toc1820934302"/>
+      <w:bookmarkStart w:id="6" w:name="_Toc233204215"/>
       <w:r>
         <w:rPr>
           <w:rFonts w:ascii="Times New Roman" w:hAnsi="Times New Roman" w:cs="Times New Roman"/>
@@ -1774,6 +1877,49 @@
       </w:r>
       <w:bookmarkEnd w:id="5"/>
       <w:bookmarkEnd w:id="6"/>
+    </w:p>
+    <w:p>
+      <w:pPr>
+        <w:pStyle w:val="ListParagraph"/>
+        <w:numPr>
+          <w:ilvl w:val="0"/>
+          <w:numId w:val="12"/>
+        </w:numPr>
+        <w:rPr>
+          <w:rStyle w:val="Hyperlink"/>
+          <w:rFonts w:ascii="Times New Roman" w:eastAsiaTheme="minorEastAsia" w:hAnsi="Times New Roman" w:cs="Times New Roman"/>
+        </w:rPr>
+      </w:pPr>
+      <w:r>
+        <w:rPr>
+          <w:rFonts w:ascii="Times New Roman" w:hAnsi="Times New Roman" w:cs="Times New Roman"/>
+        </w:rPr>
+        <w:fldChar w:fldCharType="begin"/>
+      </w:r>
+      <w:r>
+        <w:rPr>
+          <w:rFonts w:ascii="Times New Roman" w:hAnsi="Times New Roman" w:cs="Times New Roman"/>
+        </w:rPr>
+        <w:instrText>HYPERLINK "https://users.ece.utexas.edu/~valvano/EE445M/MSPM0G3507_DataSheet.pdf"</w:instrText>
+      </w:r>
+      <w:r>
+        <w:rPr>
+          <w:rFonts w:ascii="Times New Roman" w:hAnsi="Times New Roman" w:cs="Times New Roman"/>
+        </w:rPr>
+      </w:r>
+      <w:r>
+        <w:rPr>
+          <w:rFonts w:ascii="Times New Roman" w:hAnsi="Times New Roman" w:cs="Times New Roman"/>
+        </w:rPr>
+        <w:fldChar w:fldCharType="separate"/>
+      </w:r>
+      <w:r>
+        <w:rPr>
+          <w:rStyle w:val="Hyperlink"/>
+          <w:rFonts w:ascii="Times New Roman" w:hAnsi="Times New Roman" w:cs="Times New Roman"/>
+        </w:rPr>
+        <w:t>Data sheet for the MSPM0</w:t>
+      </w:r>
     </w:p>
     <w:p>
       <w:pPr>
@@ -1783,96 +1929,25 @@
           <w:numId w:val="8"/>
         </w:numPr>
         <w:rPr>
-          <w:rStyle w:val="Hyperlink"/>
           <w:rFonts w:ascii="Times New Roman" w:eastAsiaTheme="minorEastAsia" w:hAnsi="Times New Roman" w:cs="Times New Roman"/>
           <w:color w:val="000000" w:themeColor="text1"/>
-          <w:u w:val="none"/>
-        </w:rPr>
-      </w:pPr>
+        </w:rPr>
+      </w:pPr>
+      <w:r>
+        <w:rPr>
+          <w:rFonts w:ascii="Times New Roman" w:hAnsi="Times New Roman" w:cs="Times New Roman"/>
+        </w:rPr>
+        <w:fldChar w:fldCharType="end"/>
+      </w:r>
       <w:hyperlink r:id="rId8" w:history="1">
         <w:r>
           <w:rPr>
             <w:rStyle w:val="Hyperlink"/>
             <w:rFonts w:ascii="Times New Roman" w:eastAsiaTheme="minorEastAsia" w:hAnsi="Times New Roman" w:cs="Times New Roman"/>
           </w:rPr>
-          <w:t>Datasheet for the TM4C123GH6PM</w:t>
+          <w:t>Technical reference manual for MSPM0</w:t>
         </w:r>
       </w:hyperlink>
-      <w:r>
-        <w:rPr>
-          <w:rFonts w:ascii="Times New Roman" w:eastAsiaTheme="minorEastAsia" w:hAnsi="Times New Roman" w:cs="Times New Roman"/>
-          <w:color w:val="000000" w:themeColor="text1"/>
-        </w:rPr>
-        <w:t xml:space="preserve"> </w:t>
-      </w:r>
-      <w:r>
-        <w:rPr>
-          <w:rFonts w:ascii="Times New Roman" w:eastAsiaTheme="minorEastAsia" w:hAnsi="Times New Roman" w:cs="Times New Roman"/>
-          <w:color w:val="000000" w:themeColor="text1"/>
-        </w:rPr>
-        <w:fldChar w:fldCharType="begin"/>
-      </w:r>
-      <w:r>
-        <w:rPr>
-          <w:rFonts w:ascii="Times New Roman" w:eastAsiaTheme="minorEastAsia" w:hAnsi="Times New Roman" w:cs="Times New Roman"/>
-          <w:color w:val="000000" w:themeColor="text1"/>
-        </w:rPr>
-        <w:instrText>HYPERLINK "https://www.ti.com/lit/an/spma059/spma059.pdf"</w:instrText>
-      </w:r>
-      <w:r>
-        <w:rPr>
-          <w:rFonts w:ascii="Times New Roman" w:eastAsiaTheme="minorEastAsia" w:hAnsi="Times New Roman" w:cs="Times New Roman"/>
-          <w:color w:val="000000" w:themeColor="text1"/>
-        </w:rPr>
-      </w:r>
-      <w:r>
-        <w:rPr>
-          <w:rFonts w:ascii="Times New Roman" w:eastAsiaTheme="minorEastAsia" w:hAnsi="Times New Roman" w:cs="Times New Roman"/>
-          <w:color w:val="000000" w:themeColor="text1"/>
-        </w:rPr>
-        <w:fldChar w:fldCharType="separate"/>
-      </w:r>
-    </w:p>
-    <w:p>
-      <w:pPr>
-        <w:pStyle w:val="ListParagraph"/>
-        <w:numPr>
-          <w:ilvl w:val="0"/>
-          <w:numId w:val="8"/>
-        </w:numPr>
-        <w:rPr>
-          <w:rFonts w:ascii="Times New Roman" w:eastAsiaTheme="minorEastAsia" w:hAnsi="Times New Roman" w:cs="Times New Roman"/>
-          <w:color w:val="000000" w:themeColor="text1"/>
-        </w:rPr>
-      </w:pPr>
-      <w:r>
-        <w:rPr>
-          <w:rStyle w:val="Hyperlink"/>
-          <w:rFonts w:ascii="Times New Roman" w:eastAsiaTheme="minorEastAsia" w:hAnsi="Times New Roman" w:cs="Times New Roman"/>
-        </w:rPr>
-        <w:t>Design Guidelines for the TM4C123 (</w:t>
-      </w:r>
-      <w:r>
-        <w:rPr>
-          <w:rStyle w:val="Hyperlink"/>
-          <w:rFonts w:ascii="Times New Roman" w:eastAsiaTheme="minorEastAsia" w:hAnsi="Times New Roman" w:cs="Times New Roman"/>
-        </w:rPr>
-        <w:t>layout for 64 pin LQFP</w:t>
-      </w:r>
-      <w:r>
-        <w:rPr>
-          <w:rFonts w:ascii="Times New Roman" w:eastAsiaTheme="minorEastAsia" w:hAnsi="Times New Roman" w:cs="Times New Roman"/>
-          <w:color w:val="000000" w:themeColor="text1"/>
-        </w:rPr>
-        <w:fldChar w:fldCharType="end"/>
-      </w:r>
-      <w:r>
-        <w:rPr>
-          <w:rFonts w:ascii="Times New Roman" w:eastAsiaTheme="minorEastAsia" w:hAnsi="Times New Roman" w:cs="Times New Roman"/>
-          <w:color w:val="000000" w:themeColor="text1"/>
-        </w:rPr>
-        <w:t>)</w:t>
-      </w:r>
     </w:p>
     <w:p>
       <w:pPr>
@@ -1944,7 +2019,7 @@
         </w:rPr>
       </w:pPr>
       <w:bookmarkStart w:id="7" w:name="_Toc1310146196"/>
-      <w:bookmarkStart w:id="8" w:name="_Toc292246991"/>
+      <w:bookmarkStart w:id="8" w:name="_Toc233204216"/>
       <w:r>
         <w:rPr>
           <w:rFonts w:ascii="Times New Roman" w:hAnsi="Times New Roman" w:cs="Times New Roman"/>
@@ -2036,8 +2111,22 @@
       <w:r>
         <w:rPr>
           <w:rFonts w:ascii="Times New Roman" w:hAnsi="Times New Roman" w:cs="Times New Roman"/>
-        </w:rPr>
-        <w:t>Lab6BOM provided in the GH Classroom repo.</w:t>
+          <w:b/>
+          <w:bCs/>
+        </w:rPr>
+        <w:t>MSPM0_Pins_Assignments.xlsx</w:t>
+      </w:r>
+      <w:r>
+        <w:rPr>
+          <w:rFonts w:ascii="Times New Roman" w:hAnsi="Times New Roman" w:cs="Times New Roman"/>
+        </w:rPr>
+        <w:t xml:space="preserve"> </w:t>
+      </w:r>
+      <w:r>
+        <w:rPr>
+          <w:rFonts w:ascii="Times New Roman" w:hAnsi="Times New Roman" w:cs="Times New Roman"/>
+        </w:rPr>
+        <w:t>provided in the GH Classroom repo.</w:t>
       </w:r>
     </w:p>
     <w:p>
@@ -2048,7 +2137,7 @@
         </w:rPr>
       </w:pPr>
       <w:bookmarkStart w:id="9" w:name="_Toc876750526"/>
-      <w:bookmarkStart w:id="10" w:name="_Toc225512357"/>
+      <w:bookmarkStart w:id="10" w:name="_Toc233204217"/>
       <w:r>
         <w:rPr>
           <w:rFonts w:ascii="Times New Roman" w:hAnsi="Times New Roman" w:cs="Times New Roman"/>
@@ -2079,7 +2168,7 @@
         </w:rPr>
       </w:pPr>
       <w:bookmarkStart w:id="11" w:name="_Toc296125329"/>
-      <w:bookmarkStart w:id="12" w:name="_Toc2138530388"/>
+      <w:bookmarkStart w:id="12" w:name="_Toc233204218"/>
       <w:r>
         <w:rPr>
           <w:rFonts w:ascii="Times New Roman" w:hAnsi="Times New Roman" w:cs="Times New Roman"/>
@@ -2102,37 +2191,72 @@
           <w:rFonts w:ascii="Times New Roman" w:eastAsia="Calibri" w:hAnsi="Times New Roman" w:cs="Times New Roman"/>
           <w:color w:val="000000" w:themeColor="text1"/>
         </w:rPr>
-        <w:t>Commercial products are not manufactured using solder-less breadboards like the ones we use in ECE319K and ECE445L. Implementing the embedded system on a PCB, which includes both the microcontroller and the external circuitry, will improve maintainability, testability, and reliability. It will also reduce the size, weight</w:t>
+        <w:t>Commercial products are not manufactured using solder-less breadboards like the ones we use in ECE</w:t>
       </w:r>
       <w:r>
         <w:rPr>
           <w:rFonts w:ascii="Times New Roman" w:eastAsia="Calibri" w:hAnsi="Times New Roman" w:cs="Times New Roman"/>
           <w:color w:val="000000" w:themeColor="text1"/>
         </w:rPr>
-        <w:t>,</w:t>
+        <w:t>4</w:t>
       </w:r>
       <w:r>
         <w:rPr>
           <w:rFonts w:ascii="Times New Roman" w:eastAsia="Calibri" w:hAnsi="Times New Roman" w:cs="Times New Roman"/>
           <w:color w:val="000000" w:themeColor="text1"/>
         </w:rPr>
-        <w:t xml:space="preserve"> and cost of the system.</w:t>
-      </w:r>
-    </w:p>
-    <w:p>
-      <w:pPr>
-        <w:jc w:val="both"/>
+        <w:t>19K and ECE445L. Implementing the embedded system on a PCB, which includes both the microcontroller and the external circuitry, will improve maintainability, testability, and reliability. It will also reduce the size, weight</w:t>
+      </w:r>
+      <w:r>
         <w:rPr>
           <w:rFonts w:ascii="Times New Roman" w:eastAsia="Calibri" w:hAnsi="Times New Roman" w:cs="Times New Roman"/>
           <w:color w:val="000000" w:themeColor="text1"/>
         </w:rPr>
-      </w:pPr>
+        <w:t>,</w:t>
+      </w:r>
       <w:r>
         <w:rPr>
           <w:rFonts w:ascii="Times New Roman" w:eastAsia="Calibri" w:hAnsi="Times New Roman" w:cs="Times New Roman"/>
           <w:color w:val="000000" w:themeColor="text1"/>
         </w:rPr>
+        <w:t xml:space="preserve"> and cost of the system.</w:t>
+      </w:r>
+    </w:p>
+    <w:p>
+      <w:pPr>
+        <w:jc w:val="both"/>
+        <w:rPr>
+          <w:rFonts w:ascii="Times New Roman" w:eastAsia="Calibri" w:hAnsi="Times New Roman" w:cs="Times New Roman"/>
+          <w:color w:val="000000" w:themeColor="text1"/>
+        </w:rPr>
+      </w:pPr>
+      <w:r>
+        <w:rPr>
+          <w:rFonts w:ascii="Times New Roman" w:eastAsia="Calibri" w:hAnsi="Times New Roman" w:cs="Times New Roman"/>
+          <w:color w:val="000000" w:themeColor="text1"/>
+        </w:rPr>
         <w:t>In this lab, you will design a PCB for an embedded system that acts as an analog signal generator. This proposed design allows a user to generate various types of analog outputs by adjusting the wave type, amplitude, and frequency.</w:t>
+      </w:r>
+      <w:r>
+        <w:rPr>
+          <w:rFonts w:ascii="Times New Roman" w:eastAsia="Calibri" w:hAnsi="Times New Roman" w:cs="Times New Roman"/>
+          <w:color w:val="000000" w:themeColor="text1"/>
+        </w:rPr>
+        <w:t xml:space="preserve"> </w:t>
+      </w:r>
+      <w:r>
+        <w:rPr>
+          <w:rFonts w:ascii="Times New Roman" w:eastAsia="Calibri" w:hAnsi="Times New Roman" w:cs="Times New Roman"/>
+          <w:color w:val="000000" w:themeColor="text1"/>
+        </w:rPr>
+        <w:t>DO NOT USE A GROUND POUR</w:t>
+      </w:r>
+      <w:r>
+        <w:rPr>
+          <w:rFonts w:ascii="Times New Roman" w:eastAsia="Calibri" w:hAnsi="Times New Roman" w:cs="Times New Roman"/>
+          <w:color w:val="000000" w:themeColor="text1"/>
+        </w:rPr>
+        <w:t>.</w:t>
       </w:r>
     </w:p>
     <w:p>
@@ -2309,7 +2433,14 @@
           <w:color w:val="000000" w:themeColor="text1"/>
         </w:rPr>
         <w:lastRenderedPageBreak/>
-        <w:t>A TFT display that shows the current operating parameters</w:t>
+        <w:t xml:space="preserve">A TFT display </w:t>
+      </w:r>
+      <w:r>
+        <w:rPr>
+          <w:rFonts w:ascii="Times New Roman" w:eastAsia="Calibri" w:hAnsi="Times New Roman" w:cs="Times New Roman"/>
+          <w:color w:val="000000" w:themeColor="text1"/>
+        </w:rPr>
+        <w:t>for creating a user interface</w:t>
       </w:r>
       <w:r>
         <w:rPr>
@@ -2390,7 +2521,21 @@
           <w:rFonts w:ascii="Times New Roman" w:eastAsia="Calibri" w:hAnsi="Times New Roman" w:cs="Times New Roman"/>
           <w:color w:val="000000" w:themeColor="text1"/>
         </w:rPr>
-        <w:t>At least two analog test points (DAC output, signal output)</w:t>
+        <w:t>At least two analog test points (</w:t>
+      </w:r>
+      <w:r>
+        <w:rPr>
+          <w:rFonts w:ascii="Times New Roman" w:eastAsia="Calibri" w:hAnsi="Times New Roman" w:cs="Times New Roman"/>
+          <w:color w:val="000000" w:themeColor="text1"/>
+        </w:rPr>
+        <w:t xml:space="preserve">ADC input, </w:t>
+      </w:r>
+      <w:r>
+        <w:rPr>
+          <w:rFonts w:ascii="Times New Roman" w:eastAsia="Calibri" w:hAnsi="Times New Roman" w:cs="Times New Roman"/>
+          <w:color w:val="000000" w:themeColor="text1"/>
+        </w:rPr>
+        <w:t>DAC output)</w:t>
       </w:r>
     </w:p>
     <w:p>
@@ -2706,7 +2851,21 @@
           <w:rFonts w:ascii="Times New Roman" w:eastAsia="Calibri" w:hAnsi="Times New Roman" w:cs="Times New Roman"/>
           <w:color w:val="000000" w:themeColor="text1"/>
         </w:rPr>
-        <w:t xml:space="preserve"> low dropout voltage regulator to convert this 3.7V into the 3.3V acceptable to the system. In this lab, we will use the </w:t>
+        <w:t xml:space="preserve"> low dropout voltage regulator to convert this 3.7V into the 3.3V acceptable to the system. </w:t>
+      </w:r>
+      <w:r>
+        <w:rPr>
+          <w:rFonts w:ascii="Times New Roman" w:eastAsia="Calibri" w:hAnsi="Times New Roman" w:cs="Times New Roman"/>
+          <w:color w:val="000000" w:themeColor="text1"/>
+        </w:rPr>
+        <w:t>W</w:t>
+      </w:r>
+      <w:r>
+        <w:rPr>
+          <w:rFonts w:ascii="Times New Roman" w:eastAsia="Calibri" w:hAnsi="Times New Roman" w:cs="Times New Roman"/>
+          <w:color w:val="000000" w:themeColor="text1"/>
+        </w:rPr>
+        <w:t xml:space="preserve">e will use the </w:t>
       </w:r>
       <w:hyperlink r:id="rId11">
         <w:r>
@@ -2724,6 +2883,29 @@
         </w:rPr>
         <w:t xml:space="preserve"> low drop-out linear voltage regulator</w:t>
       </w:r>
+      <w:r>
+        <w:rPr>
+          <w:rFonts w:ascii="Times New Roman" w:eastAsia="Calibri" w:hAnsi="Times New Roman" w:cs="Times New Roman"/>
+          <w:color w:val="000000" w:themeColor="text1"/>
+        </w:rPr>
+        <w:t xml:space="preserve"> because the </w:t>
+      </w:r>
+      <w:proofErr w:type="gramStart"/>
+      <w:r>
+        <w:rPr>
+          <w:rFonts w:ascii="Times New Roman" w:eastAsia="Calibri" w:hAnsi="Times New Roman" w:cs="Times New Roman"/>
+          <w:color w:val="000000" w:themeColor="text1"/>
+        </w:rPr>
+        <w:t>supply current</w:t>
+      </w:r>
+      <w:proofErr w:type="gramEnd"/>
+      <w:r>
+        <w:rPr>
+          <w:rFonts w:ascii="Times New Roman" w:eastAsia="Calibri" w:hAnsi="Times New Roman" w:cs="Times New Roman"/>
+          <w:color w:val="000000" w:themeColor="text1"/>
+        </w:rPr>
+        <w:t xml:space="preserve"> will be less than 100 mA.</w:t>
+      </w:r>
     </w:p>
     <w:p>
       <w:pPr>
@@ -2738,10 +2920,10 @@
           <w:noProof/>
         </w:rPr>
         <w:drawing>
-          <wp:inline distT="0" distB="0" distL="0" distR="0" wp14:anchorId="50357100" wp14:editId="76A6F890">
-            <wp:extent cx="1676400" cy="1257300"/>
-            <wp:effectExtent l="0" t="0" r="0" b="0"/>
-            <wp:docPr id="695344117" name="Picture 695344117" descr="Tenergy Li-ion 18650 Cylindrical 3.7V 2600mAh Flat Top Rechargeable Battery-UL listed (MH48285)"/>
+          <wp:inline distT="0" distB="0" distL="0" distR="0" wp14:anchorId="4AEA7191" wp14:editId="780ECB26">
+            <wp:extent cx="1723817" cy="1287517"/>
+            <wp:effectExtent l="0" t="0" r="0" b="8255"/>
+            <wp:docPr id="512970349" name="Picture 1"/>
             <wp:cNvGraphicFramePr>
               <a:graphicFrameLocks xmlns:a="http://schemas.openxmlformats.org/drawingml/2006/main" noChangeAspect="1"/>
             </wp:cNvGraphicFramePr>
@@ -2749,258 +2931,13 @@
               <a:graphicData uri="http://schemas.openxmlformats.org/drawingml/2006/picture">
                 <pic:pic xmlns:pic="http://schemas.openxmlformats.org/drawingml/2006/picture">
                   <pic:nvPicPr>
-                    <pic:cNvPr id="0" name=""/>
-                    <pic:cNvPicPr/>
+                    <pic:cNvPr id="0" name="Picture 1"/>
+                    <pic:cNvPicPr>
+                      <a:picLocks noChangeAspect="1" noChangeArrowheads="1"/>
+                    </pic:cNvPicPr>
                   </pic:nvPicPr>
                   <pic:blipFill>
                     <a:blip r:embed="rId12" cstate="print">
-                      <a:extLst>
-                        <a:ext uri="{28A0092B-C50C-407E-A947-70E740481C1C}">
-                          <a14:useLocalDpi xmlns:a14="http://schemas.microsoft.com/office/drawing/2010/main" val="0"/>
-                        </a:ext>
-                      </a:extLst>
-                    </a:blip>
-                    <a:stretch>
-                      <a:fillRect/>
-                    </a:stretch>
-                  </pic:blipFill>
-                  <pic:spPr>
-                    <a:xfrm>
-                      <a:off x="0" y="0"/>
-                      <a:ext cx="1676400" cy="1257300"/>
-                    </a:xfrm>
-                    <a:prstGeom prst="rect">
-                      <a:avLst/>
-                    </a:prstGeom>
-                  </pic:spPr>
-                </pic:pic>
-              </a:graphicData>
-            </a:graphic>
-          </wp:inline>
-        </w:drawing>
-      </w:r>
-    </w:p>
-    <w:p>
-      <w:pPr>
-        <w:spacing w:after="0"/>
-        <w:jc w:val="center"/>
-        <w:rPr>
-          <w:rFonts w:ascii="Times New Roman" w:hAnsi="Times New Roman" w:cs="Times New Roman"/>
-        </w:rPr>
-      </w:pPr>
-      <w:r>
-        <w:rPr>
-          <w:rFonts w:ascii="Times New Roman" w:hAnsi="Times New Roman" w:cs="Times New Roman"/>
-        </w:rPr>
-        <w:t xml:space="preserve">Figure 6.1. </w:t>
-      </w:r>
-      <w:proofErr w:type="spellStart"/>
-      <w:r>
-        <w:rPr>
-          <w:rFonts w:ascii="Times New Roman" w:hAnsi="Times New Roman" w:cs="Times New Roman"/>
-        </w:rPr>
-        <w:t>Tenergy</w:t>
-      </w:r>
-      <w:proofErr w:type="spellEnd"/>
-      <w:r>
-        <w:rPr>
-          <w:rFonts w:ascii="Times New Roman" w:hAnsi="Times New Roman" w:cs="Times New Roman"/>
-        </w:rPr>
-        <w:t xml:space="preserve"> Li-ion 18650 Cylindrical 3.7V 2600mAh Flat Top Rechargeable Battery.  </w:t>
-      </w:r>
-    </w:p>
-    <w:p>
-      <w:pPr>
-        <w:jc w:val="center"/>
-        <w:rPr>
-          <w:rFonts w:ascii="Times New Roman" w:hAnsi="Times New Roman" w:cs="Times New Roman"/>
-        </w:rPr>
-      </w:pPr>
-      <w:r>
-        <w:rPr>
-          <w:rFonts w:ascii="Times New Roman" w:hAnsi="Times New Roman" w:cs="Times New Roman"/>
-        </w:rPr>
-        <w:t>Weight: 46.5±1 g, Height: 65.2mm, Diameter: 18.4mm.</w:t>
-      </w:r>
-    </w:p>
-    <w:p>
-      <w:pPr>
-        <w:rPr>
-          <w:rFonts w:ascii="Times New Roman" w:hAnsi="Times New Roman" w:cs="Times New Roman"/>
-        </w:rPr>
-      </w:pPr>
-      <w:r>
-        <w:rPr>
-          <w:rFonts w:ascii="Times New Roman" w:hAnsi="Times New Roman" w:cs="Times New Roman"/>
-        </w:rPr>
-        <w:t xml:space="preserve">In the process of designing this PCB, you will also be asked to generate a </w:t>
-      </w:r>
-      <w:r>
-        <w:rPr>
-          <w:rFonts w:ascii="Times New Roman" w:hAnsi="Times New Roman" w:cs="Times New Roman"/>
-          <w:b/>
-          <w:bCs/>
-        </w:rPr>
-        <w:t>bill of materials</w:t>
-      </w:r>
-      <w:r>
-        <w:rPr>
-          <w:rFonts w:ascii="Times New Roman" w:hAnsi="Times New Roman" w:cs="Times New Roman"/>
-        </w:rPr>
-        <w:t xml:space="preserve"> (BoM) and a </w:t>
-      </w:r>
-      <w:r>
-        <w:rPr>
-          <w:rFonts w:ascii="Times New Roman" w:hAnsi="Times New Roman" w:cs="Times New Roman"/>
-          <w:b/>
-          <w:bCs/>
-        </w:rPr>
-        <w:t>power budget</w:t>
-      </w:r>
-      <w:r>
-        <w:rPr>
-          <w:rFonts w:ascii="Times New Roman" w:hAnsi="Times New Roman" w:cs="Times New Roman"/>
-        </w:rPr>
-        <w:t xml:space="preserve">, </w:t>
-      </w:r>
-      <w:r>
-        <w:rPr>
-          <w:rFonts w:ascii="Times New Roman" w:hAnsi="Times New Roman" w:cs="Times New Roman"/>
-        </w:rPr>
-        <w:t>estimating the cost and the</w:t>
-      </w:r>
-      <w:r>
-        <w:rPr>
-          <w:rFonts w:ascii="Times New Roman" w:hAnsi="Times New Roman" w:cs="Times New Roman"/>
-        </w:rPr>
-        <w:t xml:space="preserve"> maximum</w:t>
-      </w:r>
-      <w:r>
-        <w:rPr>
-          <w:rFonts w:ascii="Times New Roman" w:hAnsi="Times New Roman" w:cs="Times New Roman"/>
-        </w:rPr>
-        <w:t xml:space="preserve"> power draw of your system respectively. A starter BoM will be provided, and you will need to fill out the rest of it corresponding to your final design. </w:t>
-      </w:r>
-    </w:p>
-    <w:p>
-      <w:pPr>
-        <w:rPr>
-          <w:rFonts w:ascii="Times New Roman" w:hAnsi="Times New Roman" w:cs="Times New Roman"/>
-        </w:rPr>
-      </w:pPr>
-      <w:r>
-        <w:rPr>
-          <w:rFonts w:ascii="Times New Roman" w:hAnsi="Times New Roman" w:cs="Times New Roman"/>
-        </w:rPr>
-        <w:t>Finally, we’ll ask you to deliver two pieces of paper representing the PCB layout design (top and bottom) glued to cardboard like Figure</w:t>
-      </w:r>
-      <w:r>
-        <w:rPr>
-          <w:rFonts w:ascii="Times New Roman" w:hAnsi="Times New Roman" w:cs="Times New Roman"/>
-        </w:rPr>
-        <w:t>s</w:t>
-      </w:r>
-      <w:r>
-        <w:rPr>
-          <w:rFonts w:ascii="Times New Roman" w:hAnsi="Times New Roman" w:cs="Times New Roman"/>
-        </w:rPr>
-        <w:t xml:space="preserve"> 6.2</w:t>
-      </w:r>
-      <w:r>
-        <w:rPr>
-          <w:rFonts w:ascii="Times New Roman" w:hAnsi="Times New Roman" w:cs="Times New Roman"/>
-        </w:rPr>
-        <w:t xml:space="preserve"> and 6.3</w:t>
-      </w:r>
-      <w:r>
-        <w:rPr>
-          <w:rFonts w:ascii="Times New Roman" w:hAnsi="Times New Roman" w:cs="Times New Roman"/>
-        </w:rPr>
-        <w:t xml:space="preserve">, which could be mounted in one of three enclosures: the </w:t>
-      </w:r>
-      <w:proofErr w:type="spellStart"/>
-      <w:r>
-        <w:rPr>
-          <w:rFonts w:ascii="Times New Roman" w:hAnsi="Times New Roman" w:cs="Times New Roman"/>
-        </w:rPr>
-        <w:t>Pactec</w:t>
-      </w:r>
-      <w:proofErr w:type="spellEnd"/>
-      <w:r>
-        <w:rPr>
-          <w:rFonts w:ascii="Times New Roman" w:hAnsi="Times New Roman" w:cs="Times New Roman"/>
-        </w:rPr>
-        <w:t xml:space="preserve"> XP, the Hammond 1593Y, or </w:t>
-      </w:r>
-      <w:proofErr w:type="spellStart"/>
-      <w:r>
-        <w:rPr>
-          <w:rFonts w:ascii="Times New Roman" w:hAnsi="Times New Roman" w:cs="Times New Roman"/>
-        </w:rPr>
-        <w:t>Serpec</w:t>
-      </w:r>
-      <w:proofErr w:type="spellEnd"/>
-      <w:r>
-        <w:rPr>
-          <w:rFonts w:ascii="Times New Roman" w:hAnsi="Times New Roman" w:cs="Times New Roman"/>
-        </w:rPr>
-        <w:t xml:space="preserve"> 151 enclosure, see Figure 6.4. </w:t>
-      </w:r>
-      <w:r>
-        <w:rPr>
-          <w:rFonts w:ascii="Times New Roman" w:hAnsi="Times New Roman" w:cs="Times New Roman"/>
-        </w:rPr>
-        <w:t>Your design must fit and mount in these enclosures</w:t>
-      </w:r>
-      <w:r>
-        <w:rPr>
-          <w:rFonts w:ascii="Times New Roman" w:hAnsi="Times New Roman" w:cs="Times New Roman"/>
-        </w:rPr>
-        <w:t>, battery included</w:t>
-      </w:r>
-      <w:r>
-        <w:rPr>
-          <w:rFonts w:ascii="Times New Roman" w:hAnsi="Times New Roman" w:cs="Times New Roman"/>
-        </w:rPr>
-        <w:t>.</w:t>
-      </w:r>
-    </w:p>
-    <w:p>
-      <w:pPr>
-        <w:spacing w:line="278" w:lineRule="auto"/>
-        <w:ind w:right="-180"/>
-        <w:jc w:val="center"/>
-        <w:rPr>
-          <w:rFonts w:ascii="Times New Roman" w:hAnsi="Times New Roman" w:cs="Times New Roman"/>
-          <w:color w:val="000000"/>
-        </w:rPr>
-      </w:pPr>
-      <w:r>
-        <w:rPr>
-          <w:rFonts w:ascii="Times New Roman" w:hAnsi="Times New Roman" w:cs="Times New Roman"/>
-          <w:noProof/>
-          <w:color w:val="000000"/>
-        </w:rPr>
-        <w:lastRenderedPageBreak/>
-        <w:drawing>
-          <wp:inline distT="0" distB="0" distL="0" distR="0" wp14:anchorId="00C3D057" wp14:editId="731C3BE2">
-            <wp:extent cx="3134995" cy="1838960"/>
-            <wp:effectExtent l="0" t="0" r="0" b="0"/>
-            <wp:docPr id="7" name="Picture 7"/>
-            <wp:cNvGraphicFramePr>
-              <a:graphicFrameLocks xmlns:a="http://schemas.openxmlformats.org/drawingml/2006/main"/>
-            </wp:cNvGraphicFramePr>
-            <a:graphic xmlns:a="http://schemas.openxmlformats.org/drawingml/2006/main">
-              <a:graphicData uri="http://schemas.openxmlformats.org/drawingml/2006/picture">
-                <pic:pic xmlns:pic="http://schemas.openxmlformats.org/drawingml/2006/picture">
-                  <pic:nvPicPr>
-                    <pic:cNvPr id="0" name="Picture 7"/>
-                    <pic:cNvPicPr>
-                      <a:picLocks/>
-                    </pic:cNvPicPr>
-                  </pic:nvPicPr>
-                  <pic:blipFill>
-                    <a:blip r:embed="rId13" cstate="print">
                       <a:extLst>
                         <a:ext uri="{28A0092B-C50C-407E-A947-70E740481C1C}">
                           <a14:useLocalDpi xmlns:a14="http://schemas.microsoft.com/office/drawing/2010/main" val="0"/>
@@ -3015,7 +2952,7 @@
                   <pic:spPr bwMode="auto">
                     <a:xfrm>
                       <a:off x="0" y="0"/>
-                      <a:ext cx="3134995" cy="1838960"/>
+                      <a:ext cx="1738099" cy="1298184"/>
                     </a:xfrm>
                     <a:prstGeom prst="rect">
                       <a:avLst/>
@@ -3034,82 +2971,401 @@
     </w:p>
     <w:p>
       <w:pPr>
+        <w:spacing w:after="0"/>
+        <w:jc w:val="center"/>
+        <w:rPr>
+          <w:rFonts w:ascii="Times New Roman" w:hAnsi="Times New Roman" w:cs="Times New Roman"/>
+        </w:rPr>
+      </w:pPr>
+      <w:r>
+        <w:rPr>
+          <w:rFonts w:ascii="Times New Roman" w:hAnsi="Times New Roman" w:cs="Times New Roman"/>
+        </w:rPr>
+        <w:t xml:space="preserve">Figure 6.1. </w:t>
+      </w:r>
+      <w:proofErr w:type="spellStart"/>
+      <w:r>
+        <w:rPr>
+          <w:rFonts w:ascii="Times New Roman" w:hAnsi="Times New Roman" w:cs="Times New Roman"/>
+        </w:rPr>
+        <w:t>MakerFocus</w:t>
+      </w:r>
+      <w:proofErr w:type="spellEnd"/>
+      <w:r>
+        <w:rPr>
+          <w:rFonts w:ascii="Times New Roman" w:hAnsi="Times New Roman" w:cs="Times New Roman"/>
+        </w:rPr>
+        <w:t xml:space="preserve"> 3.7V </w:t>
+      </w:r>
+      <w:r>
+        <w:rPr>
+          <w:rFonts w:ascii="Times New Roman" w:hAnsi="Times New Roman" w:cs="Times New Roman"/>
+        </w:rPr>
+        <w:t>11</w:t>
+      </w:r>
+      <w:r>
+        <w:rPr>
+          <w:rFonts w:ascii="Times New Roman" w:hAnsi="Times New Roman" w:cs="Times New Roman"/>
+        </w:rPr>
+        <w:t xml:space="preserve">00mAh Flat Rechargeable Battery. </w:t>
+      </w:r>
+      <w:r>
+        <w:rPr>
+          <w:rFonts w:ascii="Times New Roman" w:hAnsi="Times New Roman" w:cs="Times New Roman"/>
+        </w:rPr>
+        <w:t xml:space="preserve"> JST1.25 female connector</w:t>
+      </w:r>
+      <w:r>
+        <w:rPr>
+          <w:rFonts w:ascii="Times New Roman" w:hAnsi="Times New Roman" w:cs="Times New Roman"/>
+        </w:rPr>
+        <w:t xml:space="preserve"> </w:t>
+      </w:r>
+    </w:p>
+    <w:p>
+      <w:pPr>
+        <w:jc w:val="center"/>
+        <w:rPr>
+          <w:rFonts w:ascii="Times New Roman" w:hAnsi="Times New Roman" w:cs="Times New Roman"/>
+        </w:rPr>
+      </w:pPr>
+      <w:r>
+        <w:rPr>
+          <w:rFonts w:ascii="Times New Roman" w:hAnsi="Times New Roman" w:cs="Times New Roman"/>
+        </w:rPr>
+        <w:t xml:space="preserve">Weight: </w:t>
+      </w:r>
+      <w:r>
+        <w:rPr>
+          <w:rFonts w:ascii="Times New Roman" w:hAnsi="Times New Roman" w:cs="Times New Roman"/>
+        </w:rPr>
+        <w:t>20</w:t>
+      </w:r>
+      <w:r>
+        <w:rPr>
+          <w:rFonts w:ascii="Times New Roman" w:hAnsi="Times New Roman" w:cs="Times New Roman"/>
+        </w:rPr>
+        <w:t xml:space="preserve"> g, </w:t>
+      </w:r>
+      <w:r>
+        <w:rPr>
+          <w:rFonts w:ascii="Times New Roman" w:hAnsi="Times New Roman" w:cs="Times New Roman"/>
+        </w:rPr>
+        <w:t>Size</w:t>
+      </w:r>
+      <w:r>
+        <w:rPr>
+          <w:rFonts w:ascii="Times New Roman" w:hAnsi="Times New Roman" w:cs="Times New Roman"/>
+        </w:rPr>
+        <w:t xml:space="preserve">: </w:t>
+      </w:r>
+      <w:r>
+        <w:rPr>
+          <w:rFonts w:ascii="Times New Roman" w:hAnsi="Times New Roman" w:cs="Times New Roman"/>
+        </w:rPr>
+        <w:t>1.8 by 1 by 0.39 in</w:t>
+      </w:r>
+      <w:r>
+        <w:rPr>
+          <w:rFonts w:ascii="Times New Roman" w:hAnsi="Times New Roman" w:cs="Times New Roman"/>
+        </w:rPr>
+        <w:t>.</w:t>
+      </w:r>
+    </w:p>
+    <w:p>
+      <w:pPr>
+        <w:rPr>
+          <w:rFonts w:ascii="Times New Roman" w:hAnsi="Times New Roman" w:cs="Times New Roman"/>
+        </w:rPr>
+      </w:pPr>
+      <w:r>
+        <w:rPr>
+          <w:rFonts w:ascii="Times New Roman" w:hAnsi="Times New Roman" w:cs="Times New Roman"/>
+        </w:rPr>
+        <w:t xml:space="preserve">You will edit the VSSOP-32 tab of the </w:t>
+      </w:r>
+      <w:r>
+        <w:rPr>
+          <w:rFonts w:ascii="Times New Roman" w:hAnsi="Times New Roman" w:cs="Times New Roman"/>
+          <w:b/>
+          <w:bCs/>
+        </w:rPr>
+        <w:t>MSPM0_Pins_Assignments.xlsx</w:t>
+      </w:r>
+      <w:r>
+        <w:rPr>
+          <w:rFonts w:ascii="Times New Roman" w:hAnsi="Times New Roman" w:cs="Times New Roman"/>
+        </w:rPr>
+        <w:t xml:space="preserve"> file specifying which MSPM0 pins you will use for your design. The ADC and </w:t>
+      </w:r>
+      <w:r>
+        <w:rPr>
+          <w:rFonts w:ascii="Times New Roman" w:hAnsi="Times New Roman" w:cs="Times New Roman"/>
+        </w:rPr>
+        <w:t>PINCH</w:t>
+      </w:r>
+      <w:r>
+        <w:rPr>
+          <w:rFonts w:ascii="Times New Roman" w:hAnsi="Times New Roman" w:cs="Times New Roman"/>
+        </w:rPr>
+        <w:t xml:space="preserve"> tabs will help you choose pins with the correct functionality. </w:t>
+      </w:r>
+    </w:p>
+    <w:p>
+      <w:pPr>
+        <w:rPr>
+          <w:rFonts w:ascii="Times New Roman" w:hAnsi="Times New Roman" w:cs="Times New Roman"/>
+        </w:rPr>
+      </w:pPr>
+      <w:r>
+        <w:rPr>
+          <w:rFonts w:ascii="Times New Roman" w:hAnsi="Times New Roman" w:cs="Times New Roman"/>
+        </w:rPr>
+        <w:t xml:space="preserve">You will edit the </w:t>
+      </w:r>
+      <w:r>
+        <w:rPr>
+          <w:rFonts w:ascii="Times New Roman" w:hAnsi="Times New Roman" w:cs="Times New Roman"/>
+        </w:rPr>
+        <w:t>B</w:t>
+      </w:r>
+      <w:r>
+        <w:rPr>
+          <w:rFonts w:ascii="Times New Roman" w:hAnsi="Times New Roman" w:cs="Times New Roman"/>
+        </w:rPr>
+        <w:t>O</w:t>
+      </w:r>
+      <w:r>
+        <w:rPr>
+          <w:rFonts w:ascii="Times New Roman" w:hAnsi="Times New Roman" w:cs="Times New Roman"/>
+        </w:rPr>
+        <w:t>M</w:t>
+      </w:r>
+      <w:r>
+        <w:rPr>
+          <w:rFonts w:ascii="Times New Roman" w:hAnsi="Times New Roman" w:cs="Times New Roman"/>
+        </w:rPr>
+        <w:t xml:space="preserve"> tab in the </w:t>
+      </w:r>
+      <w:r>
+        <w:rPr>
+          <w:rFonts w:ascii="Times New Roman" w:hAnsi="Times New Roman" w:cs="Times New Roman"/>
+          <w:b/>
+          <w:bCs/>
+        </w:rPr>
+        <w:t>MSPM0_Pins_Assignments.xlsx</w:t>
+      </w:r>
+      <w:r>
+        <w:rPr>
+          <w:rFonts w:ascii="Times New Roman" w:hAnsi="Times New Roman" w:cs="Times New Roman"/>
+        </w:rPr>
+        <w:t xml:space="preserve"> file</w:t>
+      </w:r>
+      <w:r>
+        <w:rPr>
+          <w:rFonts w:ascii="Times New Roman" w:hAnsi="Times New Roman" w:cs="Times New Roman"/>
+        </w:rPr>
+        <w:t>, generat</w:t>
+      </w:r>
+      <w:r>
+        <w:rPr>
+          <w:rFonts w:ascii="Times New Roman" w:hAnsi="Times New Roman" w:cs="Times New Roman"/>
+        </w:rPr>
+        <w:t>ing</w:t>
+      </w:r>
+      <w:r>
+        <w:rPr>
+          <w:rFonts w:ascii="Times New Roman" w:hAnsi="Times New Roman" w:cs="Times New Roman"/>
+        </w:rPr>
+        <w:t xml:space="preserve"> a </w:t>
+      </w:r>
+      <w:r>
+        <w:rPr>
+          <w:rFonts w:ascii="Times New Roman" w:hAnsi="Times New Roman" w:cs="Times New Roman"/>
+          <w:b/>
+          <w:bCs/>
+        </w:rPr>
+        <w:t>bill of materials</w:t>
+      </w:r>
+      <w:r>
+        <w:rPr>
+          <w:rFonts w:ascii="Times New Roman" w:hAnsi="Times New Roman" w:cs="Times New Roman"/>
+        </w:rPr>
+        <w:t xml:space="preserve">. Add columns in this tab for cost and </w:t>
+      </w:r>
+      <w:r>
+        <w:rPr>
+          <w:rFonts w:ascii="Times New Roman" w:hAnsi="Times New Roman" w:cs="Times New Roman"/>
+        </w:rPr>
+        <w:t>maximum</w:t>
+      </w:r>
+      <w:r>
+        <w:rPr>
+          <w:rFonts w:ascii="Times New Roman" w:hAnsi="Times New Roman" w:cs="Times New Roman"/>
+        </w:rPr>
+        <w:t xml:space="preserve"> </w:t>
+      </w:r>
+      <w:r>
+        <w:rPr>
+          <w:rFonts w:ascii="Times New Roman" w:hAnsi="Times New Roman" w:cs="Times New Roman"/>
+        </w:rPr>
+        <w:t>current</w:t>
+      </w:r>
+      <w:r>
+        <w:rPr>
+          <w:rFonts w:ascii="Times New Roman" w:hAnsi="Times New Roman" w:cs="Times New Roman"/>
+        </w:rPr>
+        <w:t xml:space="preserve"> draw </w:t>
+      </w:r>
+      <w:r>
+        <w:rPr>
+          <w:rFonts w:ascii="Times New Roman" w:hAnsi="Times New Roman" w:cs="Times New Roman"/>
+        </w:rPr>
+        <w:t>of each integrated circuit on the board</w:t>
+      </w:r>
+      <w:r>
+        <w:rPr>
+          <w:rFonts w:ascii="Times New Roman" w:hAnsi="Times New Roman" w:cs="Times New Roman"/>
+        </w:rPr>
+        <w:t xml:space="preserve">. </w:t>
+      </w:r>
+    </w:p>
+    <w:p>
+      <w:pPr>
+        <w:rPr>
+          <w:rFonts w:ascii="Times New Roman" w:hAnsi="Times New Roman" w:cs="Times New Roman"/>
+        </w:rPr>
+      </w:pPr>
+      <w:r>
+        <w:rPr>
+          <w:rFonts w:ascii="Times New Roman" w:hAnsi="Times New Roman" w:cs="Times New Roman"/>
+        </w:rPr>
+        <w:t>Finally, we’ll ask you to deliver two pieces of paper representing the PCB layout design (top and bottom) glued to cardboard like Figure</w:t>
+      </w:r>
+      <w:r>
+        <w:rPr>
+          <w:rFonts w:ascii="Times New Roman" w:hAnsi="Times New Roman" w:cs="Times New Roman"/>
+        </w:rPr>
+        <w:t>s</w:t>
+      </w:r>
+      <w:r>
+        <w:rPr>
+          <w:rFonts w:ascii="Times New Roman" w:hAnsi="Times New Roman" w:cs="Times New Roman"/>
+        </w:rPr>
+        <w:t xml:space="preserve"> 6.2</w:t>
+      </w:r>
+      <w:r>
+        <w:rPr>
+          <w:rFonts w:ascii="Times New Roman" w:hAnsi="Times New Roman" w:cs="Times New Roman"/>
+        </w:rPr>
+        <w:t xml:space="preserve"> and 6.3</w:t>
+      </w:r>
+      <w:r>
+        <w:rPr>
+          <w:rFonts w:ascii="Times New Roman" w:hAnsi="Times New Roman" w:cs="Times New Roman"/>
+        </w:rPr>
+        <w:t xml:space="preserve">, which could be mounted in one of three enclosures: the </w:t>
+      </w:r>
+      <w:proofErr w:type="spellStart"/>
+      <w:r>
+        <w:rPr>
+          <w:rFonts w:ascii="Times New Roman" w:hAnsi="Times New Roman" w:cs="Times New Roman"/>
+        </w:rPr>
+        <w:t>Pactec</w:t>
+      </w:r>
+      <w:proofErr w:type="spellEnd"/>
+      <w:r>
+        <w:rPr>
+          <w:rFonts w:ascii="Times New Roman" w:hAnsi="Times New Roman" w:cs="Times New Roman"/>
+        </w:rPr>
+        <w:t xml:space="preserve"> XP, the Hammond 1593Y, or </w:t>
+      </w:r>
+      <w:proofErr w:type="spellStart"/>
+      <w:r>
+        <w:rPr>
+          <w:rFonts w:ascii="Times New Roman" w:hAnsi="Times New Roman" w:cs="Times New Roman"/>
+        </w:rPr>
+        <w:t>Serpec</w:t>
+      </w:r>
+      <w:proofErr w:type="spellEnd"/>
+      <w:r>
+        <w:rPr>
+          <w:rFonts w:ascii="Times New Roman" w:hAnsi="Times New Roman" w:cs="Times New Roman"/>
+        </w:rPr>
+        <w:t xml:space="preserve"> 151 enclosure, see Figure 6.4. </w:t>
+      </w:r>
+      <w:r>
+        <w:rPr>
+          <w:rFonts w:ascii="Times New Roman" w:hAnsi="Times New Roman" w:cs="Times New Roman"/>
+        </w:rPr>
+        <w:t>Your design must fit and mount in these enclosures</w:t>
+      </w:r>
+      <w:r>
+        <w:rPr>
+          <w:rFonts w:ascii="Times New Roman" w:hAnsi="Times New Roman" w:cs="Times New Roman"/>
+        </w:rPr>
+        <w:t>, battery included</w:t>
+      </w:r>
+      <w:r>
+        <w:rPr>
+          <w:rFonts w:ascii="Times New Roman" w:hAnsi="Times New Roman" w:cs="Times New Roman"/>
+        </w:rPr>
+        <w:t>.</w:t>
+      </w:r>
+    </w:p>
+    <w:p>
+      <w:pPr>
+        <w:tabs>
+          <w:tab w:val="left" w:pos="5445"/>
+        </w:tabs>
         <w:spacing w:line="278" w:lineRule="auto"/>
         <w:ind w:right="-180"/>
-        <w:jc w:val="center"/>
-        <w:rPr>
-          <w:rFonts w:ascii="Times New Roman" w:hAnsi="Times New Roman" w:cs="Times New Roman"/>
-          <w:i/>
+        <w:rPr>
+          <w:rFonts w:ascii="Times New Roman" w:hAnsi="Times New Roman" w:cs="Times New Roman"/>
           <w:color w:val="000000"/>
         </w:rPr>
       </w:pPr>
       <w:r>
         <w:rPr>
           <w:rFonts w:ascii="Times New Roman" w:hAnsi="Times New Roman" w:cs="Times New Roman"/>
-          <w:i/>
           <w:color w:val="000000"/>
         </w:rPr>
-        <w:t>Figure 6.2. Top of PCB layout for a TM4C123 system (black and white is ok).</w:t>
-      </w:r>
-    </w:p>
-    <w:p>
-      <w:pPr>
-        <w:spacing w:line="278" w:lineRule="auto"/>
-        <w:ind w:right="-180"/>
-        <w:jc w:val="center"/>
-        <w:rPr>
-          <w:rFonts w:ascii="Times New Roman" w:hAnsi="Times New Roman" w:cs="Times New Roman"/>
-          <w:color w:val="000000"/>
-        </w:rPr>
-      </w:pPr>
-      <w:r>
-        <w:rPr>
-          <w:rFonts w:ascii="Times New Roman" w:hAnsi="Times New Roman" w:cs="Times New Roman"/>
+        <w:lastRenderedPageBreak/>
+        <w:tab/>
+      </w:r>
+      <w:r>
+        <w:rPr>
           <w:noProof/>
-          <w:color w:val="000000"/>
         </w:rPr>
         <w:drawing>
-          <wp:inline distT="0" distB="0" distL="0" distR="0" wp14:anchorId="1D323DFC" wp14:editId="2B80B0F5">
-            <wp:extent cx="3165475" cy="1889125"/>
-            <wp:effectExtent l="0" t="0" r="0" b="0"/>
-            <wp:docPr id="8" name="Picture 8"/>
+          <wp:inline distT="0" distB="0" distL="0" distR="0" wp14:anchorId="06051A20" wp14:editId="68CD729F">
+            <wp:extent cx="5943600" cy="3594100"/>
+            <wp:effectExtent l="0" t="0" r="0" b="6350"/>
+            <wp:docPr id="1676670236" name="Picture 1"/>
             <wp:cNvGraphicFramePr>
-              <a:graphicFrameLocks xmlns:a="http://schemas.openxmlformats.org/drawingml/2006/main"/>
+              <a:graphicFrameLocks xmlns:a="http://schemas.openxmlformats.org/drawingml/2006/main" noChangeAspect="1"/>
             </wp:cNvGraphicFramePr>
             <a:graphic xmlns:a="http://schemas.openxmlformats.org/drawingml/2006/main">
               <a:graphicData uri="http://schemas.openxmlformats.org/drawingml/2006/picture">
                 <pic:pic xmlns:pic="http://schemas.openxmlformats.org/drawingml/2006/picture">
                   <pic:nvPicPr>
-                    <pic:cNvPr id="0" name="Picture 8"/>
-                    <pic:cNvPicPr>
-                      <a:picLocks/>
-                    </pic:cNvPicPr>
+                    <pic:cNvPr id="1676670236" name=""/>
+                    <pic:cNvPicPr/>
                   </pic:nvPicPr>
                   <pic:blipFill>
-                    <a:blip r:embed="rId14">
-                      <a:extLst>
-                        <a:ext uri="{28A0092B-C50C-407E-A947-70E740481C1C}">
-                          <a14:useLocalDpi xmlns:a14="http://schemas.microsoft.com/office/drawing/2010/main" val="0"/>
-                        </a:ext>
-                      </a:extLst>
-                    </a:blip>
-                    <a:srcRect/>
+                    <a:blip r:embed="rId13"/>
                     <a:stretch>
                       <a:fillRect/>
                     </a:stretch>
                   </pic:blipFill>
-                  <pic:spPr bwMode="auto">
+                  <pic:spPr>
                     <a:xfrm>
                       <a:off x="0" y="0"/>
-                      <a:ext cx="3165475" cy="1889125"/>
+                      <a:ext cx="5943600" cy="3594100"/>
                     </a:xfrm>
                     <a:prstGeom prst="rect">
                       <a:avLst/>
                     </a:prstGeom>
-                    <a:noFill/>
-                    <a:ln>
-                      <a:noFill/>
-                    </a:ln>
                   </pic:spPr>
                 </pic:pic>
               </a:graphicData>
@@ -3135,7 +3391,110 @@
           <w:i/>
           <w:color w:val="000000"/>
         </w:rPr>
-        <w:t>Figure 6.3. Bottom of PCB layout for a TM4C123 system printed mirrored (DO NOT USE A GROUND POUR).</w:t>
+        <w:t xml:space="preserve">Figure 6.2. Top of PCB layout for a </w:t>
+      </w:r>
+      <w:r>
+        <w:rPr>
+          <w:rFonts w:ascii="Times New Roman" w:hAnsi="Times New Roman" w:cs="Times New Roman"/>
+          <w:i/>
+          <w:color w:val="000000"/>
+        </w:rPr>
+        <w:t>MSPM0</w:t>
+      </w:r>
+      <w:r>
+        <w:rPr>
+          <w:rFonts w:ascii="Times New Roman" w:hAnsi="Times New Roman" w:cs="Times New Roman"/>
+          <w:i/>
+          <w:color w:val="000000"/>
+        </w:rPr>
+        <w:t xml:space="preserve"> system (black and white is ok).</w:t>
+      </w:r>
+    </w:p>
+    <w:p>
+      <w:pPr>
+        <w:spacing w:line="278" w:lineRule="auto"/>
+        <w:ind w:right="-180"/>
+        <w:jc w:val="center"/>
+        <w:rPr>
+          <w:rFonts w:ascii="Times New Roman" w:hAnsi="Times New Roman" w:cs="Times New Roman"/>
+          <w:color w:val="000000"/>
+        </w:rPr>
+      </w:pPr>
+      <w:r>
+        <w:rPr>
+          <w:noProof/>
+        </w:rPr>
+        <w:drawing>
+          <wp:inline distT="0" distB="0" distL="0" distR="0" wp14:anchorId="09F9A8F9" wp14:editId="7ADAB369">
+            <wp:extent cx="5943600" cy="3576320"/>
+            <wp:effectExtent l="0" t="0" r="0" b="5080"/>
+            <wp:docPr id="1515030542" name="Picture 1"/>
+            <wp:cNvGraphicFramePr>
+              <a:graphicFrameLocks xmlns:a="http://schemas.openxmlformats.org/drawingml/2006/main" noChangeAspect="1"/>
+            </wp:cNvGraphicFramePr>
+            <a:graphic xmlns:a="http://schemas.openxmlformats.org/drawingml/2006/main">
+              <a:graphicData uri="http://schemas.openxmlformats.org/drawingml/2006/picture">
+                <pic:pic xmlns:pic="http://schemas.openxmlformats.org/drawingml/2006/picture">
+                  <pic:nvPicPr>
+                    <pic:cNvPr id="1515030542" name=""/>
+                    <pic:cNvPicPr/>
+                  </pic:nvPicPr>
+                  <pic:blipFill>
+                    <a:blip r:embed="rId14"/>
+                    <a:stretch>
+                      <a:fillRect/>
+                    </a:stretch>
+                  </pic:blipFill>
+                  <pic:spPr>
+                    <a:xfrm>
+                      <a:off x="0" y="0"/>
+                      <a:ext cx="5943600" cy="3576320"/>
+                    </a:xfrm>
+                    <a:prstGeom prst="rect">
+                      <a:avLst/>
+                    </a:prstGeom>
+                  </pic:spPr>
+                </pic:pic>
+              </a:graphicData>
+            </a:graphic>
+          </wp:inline>
+        </w:drawing>
+      </w:r>
+    </w:p>
+    <w:p>
+      <w:pPr>
+        <w:spacing w:line="278" w:lineRule="auto"/>
+        <w:ind w:right="-180"/>
+        <w:jc w:val="center"/>
+        <w:rPr>
+          <w:rFonts w:ascii="Times New Roman" w:hAnsi="Times New Roman" w:cs="Times New Roman"/>
+          <w:i/>
+          <w:color w:val="000000"/>
+        </w:rPr>
+      </w:pPr>
+      <w:r>
+        <w:rPr>
+          <w:rFonts w:ascii="Times New Roman" w:hAnsi="Times New Roman" w:cs="Times New Roman"/>
+          <w:i/>
+          <w:color w:val="000000"/>
+        </w:rPr>
+        <w:t xml:space="preserve">Figure 6.3. Bottom of PCB layout for a </w:t>
+      </w:r>
+      <w:r>
+        <w:rPr>
+          <w:rFonts w:ascii="Times New Roman" w:hAnsi="Times New Roman" w:cs="Times New Roman"/>
+          <w:i/>
+          <w:color w:val="000000"/>
+        </w:rPr>
+        <w:t>MSPM0</w:t>
+      </w:r>
+      <w:r>
+        <w:rPr>
+          <w:rFonts w:ascii="Times New Roman" w:hAnsi="Times New Roman" w:cs="Times New Roman"/>
+          <w:i/>
+          <w:color w:val="000000"/>
+        </w:rPr>
+        <w:t xml:space="preserve"> system printed mirrored.</w:t>
       </w:r>
     </w:p>
     <w:p>
@@ -3362,7 +3721,7 @@
         </w:rPr>
       </w:pPr>
       <w:bookmarkStart w:id="13" w:name="_Toc120423229"/>
-      <w:bookmarkStart w:id="14" w:name="_Toc749747540"/>
+      <w:bookmarkStart w:id="14" w:name="_Toc233204219"/>
       <w:r>
         <w:rPr>
           <w:rFonts w:ascii="Times New Roman" w:hAnsi="Times New Roman" w:cs="Times New Roman"/>
@@ -3432,7 +3791,25 @@
           <w:i w:val="0"/>
           <w:iCs w:val="0"/>
         </w:rPr>
-        <w:t xml:space="preserve"> and the Lab6BOM.xlsx</w:t>
+        <w:t xml:space="preserve"> and the </w:t>
+      </w:r>
+      <w:r>
+        <w:rPr>
+          <w:rFonts w:ascii="Times New Roman" w:hAnsi="Times New Roman" w:cs="Times New Roman"/>
+          <w:i w:val="0"/>
+          <w:iCs w:val="0"/>
+        </w:rPr>
+        <w:t xml:space="preserve">design file </w:t>
+      </w:r>
+      <w:r>
+        <w:rPr>
+          <w:rFonts w:ascii="Times New Roman" w:hAnsi="Times New Roman" w:cs="Times New Roman"/>
+          <w:b/>
+          <w:bCs/>
+          <w:i w:val="0"/>
+          <w:iCs w:val="0"/>
+        </w:rPr>
+        <w:t>MSPM0_Pins_Assignments.xlsx</w:t>
       </w:r>
       <w:r>
         <w:rPr>
@@ -3525,7 +3902,6 @@
           <w:i w:val="0"/>
           <w:iCs w:val="0"/>
         </w:rPr>
-        <w:lastRenderedPageBreak/>
         <w:t xml:space="preserve">Find </w:t>
       </w:r>
       <w:r>
@@ -3590,7 +3966,7 @@
           <w:i w:val="0"/>
           <w:iCs w:val="0"/>
         </w:rPr>
-        <w:t xml:space="preserve">It does not matter if the parts are not available, because you will not actually build Lab 6. Place the ordering information and price into the </w:t>
+        <w:t xml:space="preserve">It does not matter if the parts are not available, because you will not actually build Lab 6. Place ordering information and price into the </w:t>
       </w:r>
       <w:r>
         <w:rPr>
@@ -3598,7 +3974,25 @@
           <w:i w:val="0"/>
           <w:iCs w:val="0"/>
         </w:rPr>
-        <w:t>spreadsheet.</w:t>
+        <w:t xml:space="preserve">BOM tab of </w:t>
+      </w:r>
+      <w:r>
+        <w:rPr>
+          <w:rFonts w:ascii="Times New Roman" w:hAnsi="Times New Roman" w:cs="Times New Roman"/>
+          <w:b/>
+          <w:bCs/>
+          <w:i w:val="0"/>
+          <w:iCs w:val="0"/>
+        </w:rPr>
+        <w:t>MSPM0_Pins_Assignments.xlsx</w:t>
+      </w:r>
+      <w:r>
+        <w:rPr>
+          <w:rFonts w:ascii="Times New Roman" w:hAnsi="Times New Roman" w:cs="Times New Roman"/>
+          <w:i w:val="0"/>
+          <w:iCs w:val="0"/>
+        </w:rPr>
+        <w:t>.</w:t>
       </w:r>
     </w:p>
     <w:p>
@@ -3834,6 +4228,7 @@
           <w:rFonts w:ascii="Times New Roman" w:hAnsi="Times New Roman" w:cs="Times New Roman"/>
           <w:noProof/>
         </w:rPr>
+        <w:lastRenderedPageBreak/>
         <w:drawing>
           <wp:inline distT="0" distB="0" distL="0" distR="0" wp14:anchorId="2BB15EB0" wp14:editId="1EE15202">
             <wp:extent cx="4572000" cy="971550"/>
@@ -3952,7 +4347,7 @@
         </w:rPr>
       </w:pPr>
       <w:bookmarkStart w:id="15" w:name="_Toc531647478"/>
-      <w:bookmarkStart w:id="16" w:name="_Toc1843559702"/>
+      <w:bookmarkStart w:id="16" w:name="_Toc233204220"/>
       <w:r>
         <w:rPr>
           <w:rFonts w:ascii="Times New Roman" w:hAnsi="Times New Roman" w:cs="Times New Roman"/>
@@ -4142,14 +4537,19 @@
         <w:rPr>
           <w:rFonts w:ascii="Times New Roman" w:hAnsi="Times New Roman" w:cs="Times New Roman"/>
         </w:rPr>
-        <w:t xml:space="preserve"> You may remove the ESP circuitry and other redundant </w:t>
-      </w:r>
-      <w:r>
-        <w:rPr>
-          <w:rFonts w:ascii="Times New Roman" w:hAnsi="Times New Roman" w:cs="Times New Roman"/>
-        </w:rPr>
-        <w:lastRenderedPageBreak/>
-        <w:t>components from the baseline schematic.</w:t>
+        <w:t xml:space="preserve"> You may remove </w:t>
+      </w:r>
+      <w:r>
+        <w:rPr>
+          <w:rFonts w:ascii="Times New Roman" w:hAnsi="Times New Roman" w:cs="Times New Roman"/>
+        </w:rPr>
+        <w:t>unnecessary</w:t>
+      </w:r>
+      <w:r>
+        <w:rPr>
+          <w:rFonts w:ascii="Times New Roman" w:hAnsi="Times New Roman" w:cs="Times New Roman"/>
+        </w:rPr>
+        <w:t xml:space="preserve"> components from the baseline schematic.</w:t>
       </w:r>
       <w:r>
         <w:rPr>
@@ -4161,13 +4561,19 @@
         <w:rPr>
           <w:rFonts w:ascii="Times New Roman" w:hAnsi="Times New Roman" w:cs="Times New Roman"/>
         </w:rPr>
-        <w:t>For the battery, you may consider using a dedicated battery holder, or large diameter pin header footprints that you</w:t>
-      </w:r>
-      <w:r>
-        <w:rPr>
-          <w:rFonts w:ascii="Times New Roman" w:hAnsi="Times New Roman" w:cs="Times New Roman"/>
-        </w:rPr>
-        <w:t xml:space="preserve"> solder wires to.</w:t>
+        <w:t xml:space="preserve">For the battery, you </w:t>
+      </w:r>
+      <w:r>
+        <w:rPr>
+          <w:rFonts w:ascii="Times New Roman" w:hAnsi="Times New Roman" w:cs="Times New Roman"/>
+        </w:rPr>
+        <w:t>use the JST1.25 socket so the battery directly connects onto the PCB</w:t>
+      </w:r>
+      <w:r>
+        <w:rPr>
+          <w:rFonts w:ascii="Times New Roman" w:hAnsi="Times New Roman" w:cs="Times New Roman"/>
+        </w:rPr>
+        <w:t>.</w:t>
       </w:r>
     </w:p>
     <w:p>
@@ -4183,10 +4589,10 @@
           <w:noProof/>
         </w:rPr>
         <w:drawing>
-          <wp:inline distT="0" distB="0" distL="0" distR="0" wp14:anchorId="13E909DA" wp14:editId="012E1BF9">
-            <wp:extent cx="4572000" cy="3448050"/>
-            <wp:effectExtent l="0" t="0" r="0" b="0"/>
-            <wp:docPr id="1945759189" name="Picture 1945759189"/>
+          <wp:inline distT="0" distB="0" distL="0" distR="0" wp14:anchorId="3B9477FB" wp14:editId="6A824D6C">
+            <wp:extent cx="5712460" cy="1923415"/>
+            <wp:effectExtent l="0" t="0" r="2540" b="635"/>
+            <wp:docPr id="1938664972" name="Picture 2"/>
             <wp:cNvGraphicFramePr>
               <a:graphicFrameLocks xmlns:a="http://schemas.openxmlformats.org/drawingml/2006/main" noChangeAspect="1"/>
             </wp:cNvGraphicFramePr>
@@ -4194,29 +4600,36 @@
               <a:graphicData uri="http://schemas.openxmlformats.org/drawingml/2006/picture">
                 <pic:pic xmlns:pic="http://schemas.openxmlformats.org/drawingml/2006/picture">
                   <pic:nvPicPr>
-                    <pic:cNvPr id="0" name=""/>
-                    <pic:cNvPicPr/>
+                    <pic:cNvPr id="0" name="Picture 2"/>
+                    <pic:cNvPicPr>
+                      <a:picLocks noChangeAspect="1" noChangeArrowheads="1"/>
+                    </pic:cNvPicPr>
                   </pic:nvPicPr>
                   <pic:blipFill>
-                    <a:blip r:embed="rId23" cstate="print">
+                    <a:blip r:embed="rId23">
                       <a:extLst>
                         <a:ext uri="{28A0092B-C50C-407E-A947-70E740481C1C}">
                           <a14:useLocalDpi xmlns:a14="http://schemas.microsoft.com/office/drawing/2010/main" val="0"/>
                         </a:ext>
                       </a:extLst>
                     </a:blip>
+                    <a:srcRect/>
                     <a:stretch>
                       <a:fillRect/>
                     </a:stretch>
                   </pic:blipFill>
-                  <pic:spPr>
+                  <pic:spPr bwMode="auto">
                     <a:xfrm>
                       <a:off x="0" y="0"/>
-                      <a:ext cx="4572000" cy="3448050"/>
+                      <a:ext cx="5712460" cy="1923415"/>
                     </a:xfrm>
                     <a:prstGeom prst="rect">
                       <a:avLst/>
                     </a:prstGeom>
+                    <a:noFill/>
+                    <a:ln>
+                      <a:noFill/>
+                    </a:ln>
                   </pic:spPr>
                 </pic:pic>
               </a:graphicData>
@@ -4367,7 +4780,41 @@
         <w:rPr>
           <w:rFonts w:ascii="Times New Roman" w:hAnsi="Times New Roman" w:cs="Times New Roman"/>
         </w:rPr>
-        <w:t>Update the BoM with the latest information of each component, and add a column called estimated current.</w:t>
+        <w:t xml:space="preserve">Update the </w:t>
+      </w:r>
+      <w:r>
+        <w:rPr>
+          <w:rFonts w:ascii="Times New Roman" w:hAnsi="Times New Roman" w:cs="Times New Roman"/>
+        </w:rPr>
+        <w:t>BOM tab of</w:t>
+      </w:r>
+      <w:r>
+        <w:rPr>
+          <w:rFonts w:ascii="Times New Roman" w:hAnsi="Times New Roman" w:cs="Times New Roman"/>
+          <w:i/>
+          <w:iCs/>
+        </w:rPr>
+        <w:t xml:space="preserve"> </w:t>
+      </w:r>
+      <w:r>
+        <w:rPr>
+          <w:rFonts w:ascii="Times New Roman" w:hAnsi="Times New Roman" w:cs="Times New Roman"/>
+          <w:b/>
+          <w:bCs/>
+        </w:rPr>
+        <w:t>MSPM0_Pins_Assignments.xlsx</w:t>
+      </w:r>
+      <w:r>
+        <w:rPr>
+          <w:rFonts w:ascii="Times New Roman" w:hAnsi="Times New Roman" w:cs="Times New Roman"/>
+        </w:rPr>
+        <w:t>, removing and adding as needed</w:t>
+      </w:r>
+      <w:r>
+        <w:rPr>
+          <w:rFonts w:ascii="Times New Roman" w:hAnsi="Times New Roman" w:cs="Times New Roman"/>
+        </w:rPr>
+        <w:t>.</w:t>
       </w:r>
       <w:r>
         <w:rPr>
@@ -4427,13 +4874,19 @@
         <w:rPr>
           <w:rFonts w:ascii="Times New Roman" w:hAnsi="Times New Roman" w:cs="Times New Roman"/>
         </w:rPr>
-        <w:t>The MCU (TM4C</w:t>
-      </w:r>
-      <w:r>
-        <w:rPr>
-          <w:rFonts w:ascii="Times New Roman" w:hAnsi="Times New Roman" w:cs="Times New Roman"/>
-        </w:rPr>
-        <w:t>123 chip itself, not the LaunchPad</w:t>
+        <w:t>The MCU (</w:t>
+      </w:r>
+      <w:r>
+        <w:rPr>
+          <w:rFonts w:ascii="Times New Roman" w:hAnsi="Times New Roman" w:cs="Times New Roman"/>
+        </w:rPr>
+        <w:t>MSPM0 32-pin VSSOP</w:t>
+      </w:r>
+      <w:r>
+        <w:rPr>
+          <w:rFonts w:ascii="Times New Roman" w:hAnsi="Times New Roman" w:cs="Times New Roman"/>
+        </w:rPr>
+        <w:t xml:space="preserve"> chip itself, not the LaunchPad</w:t>
       </w:r>
       <w:r>
         <w:rPr>
@@ -4475,7 +4928,19 @@
         <w:rPr>
           <w:rFonts w:ascii="Times New Roman" w:hAnsi="Times New Roman" w:cs="Times New Roman"/>
         </w:rPr>
-        <w:t>The Op-Amp</w:t>
+        <w:t xml:space="preserve">The </w:t>
+      </w:r>
+      <w:r>
+        <w:rPr>
+          <w:rFonts w:ascii="Times New Roman" w:hAnsi="Times New Roman" w:cs="Times New Roman"/>
+        </w:rPr>
+        <w:t>LM4041C12ILP</w:t>
+      </w:r>
+      <w:r>
+        <w:rPr>
+          <w:rFonts w:ascii="Times New Roman" w:hAnsi="Times New Roman" w:cs="Times New Roman"/>
+        </w:rPr>
+        <w:t xml:space="preserve"> shunt diode</w:t>
       </w:r>
     </w:p>
     <w:p>
@@ -4493,19 +4958,7 @@
         <w:rPr>
           <w:rFonts w:ascii="Times New Roman" w:hAnsi="Times New Roman" w:cs="Times New Roman"/>
         </w:rPr>
-        <w:t>The LCD (ST7735</w:t>
-      </w:r>
-      <w:r>
-        <w:rPr>
-          <w:rFonts w:ascii="Times New Roman" w:hAnsi="Times New Roman" w:cs="Times New Roman"/>
-        </w:rPr>
-        <w:t>R</w:t>
-      </w:r>
-      <w:r>
-        <w:rPr>
-          <w:rFonts w:ascii="Times New Roman" w:hAnsi="Times New Roman" w:cs="Times New Roman"/>
-        </w:rPr>
-        <w:t>)</w:t>
+        <w:t>The Op-Amp</w:t>
       </w:r>
     </w:p>
     <w:p>
@@ -4523,6 +4976,36 @@
         <w:rPr>
           <w:rFonts w:ascii="Times New Roman" w:hAnsi="Times New Roman" w:cs="Times New Roman"/>
         </w:rPr>
+        <w:t>The LCD (ST7735</w:t>
+      </w:r>
+      <w:r>
+        <w:rPr>
+          <w:rFonts w:ascii="Times New Roman" w:hAnsi="Times New Roman" w:cs="Times New Roman"/>
+        </w:rPr>
+        <w:t>R</w:t>
+      </w:r>
+      <w:r>
+        <w:rPr>
+          <w:rFonts w:ascii="Times New Roman" w:hAnsi="Times New Roman" w:cs="Times New Roman"/>
+        </w:rPr>
+        <w:t>)</w:t>
+      </w:r>
+    </w:p>
+    <w:p>
+      <w:pPr>
+        <w:pStyle w:val="ListParagraph"/>
+        <w:numPr>
+          <w:ilvl w:val="1"/>
+          <w:numId w:val="6"/>
+        </w:numPr>
+        <w:rPr>
+          <w:rFonts w:ascii="Times New Roman" w:hAnsi="Times New Roman" w:cs="Times New Roman"/>
+        </w:rPr>
+      </w:pPr>
+      <w:r>
+        <w:rPr>
+          <w:rFonts w:ascii="Times New Roman" w:hAnsi="Times New Roman" w:cs="Times New Roman"/>
+        </w:rPr>
         <w:t>The LDO regulator (</w:t>
       </w:r>
       <w:r>
@@ -4549,29 +5032,31 @@
         <w:rPr>
           <w:rFonts w:ascii="Times New Roman" w:hAnsi="Times New Roman" w:cs="Times New Roman"/>
         </w:rPr>
-        <w:t xml:space="preserve">For the TM4C123, you measured it in lab, or you can look at data sheet section 24.20 </w:t>
-      </w:r>
-      <w:hyperlink r:id="rId25">
-        <w:r>
-          <w:rPr>
-            <w:rStyle w:val="Hyperlink"/>
-            <w:rFonts w:ascii="Times New Roman" w:hAnsi="Times New Roman" w:cs="Times New Roman"/>
-          </w:rPr>
-          <w:t>http://users.ece.utexas.edu/%7Evalvano/Volume1/tm4c123gh6pm.pdf</w:t>
-        </w:r>
-        <w:r>
-          <w:rPr>
-            <w:rStyle w:val="Hyperlink"/>
-            <w:rFonts w:ascii="Times New Roman" w:hAnsi="Times New Roman" w:cs="Times New Roman"/>
-          </w:rPr>
-          <w:t>.</w:t>
-        </w:r>
-      </w:hyperlink>
-      <w:r>
-        <w:rPr>
-          <w:rFonts w:ascii="Times New Roman" w:hAnsi="Times New Roman" w:cs="Times New Roman"/>
-        </w:rPr>
-        <w:t xml:space="preserve"> For the </w:t>
+        <w:t xml:space="preserve">For the </w:t>
+      </w:r>
+      <w:r>
+        <w:rPr>
+          <w:rFonts w:ascii="Times New Roman" w:hAnsi="Times New Roman" w:cs="Times New Roman"/>
+        </w:rPr>
+        <w:t>MSPM0</w:t>
+      </w:r>
+      <w:r>
+        <w:rPr>
+          <w:rFonts w:ascii="Times New Roman" w:hAnsi="Times New Roman" w:cs="Times New Roman"/>
+        </w:rPr>
+        <w:t>, you measured it in lab, or you can look at data sheet</w:t>
+      </w:r>
+      <w:r>
+        <w:rPr>
+          <w:rFonts w:ascii="Times New Roman" w:hAnsi="Times New Roman" w:cs="Times New Roman"/>
+        </w:rPr>
+        <w:t>. F</w:t>
+      </w:r>
+      <w:r>
+        <w:rPr>
+          <w:rFonts w:ascii="Times New Roman" w:hAnsi="Times New Roman" w:cs="Times New Roman"/>
+        </w:rPr>
+        <w:t xml:space="preserve">or the </w:t>
       </w:r>
       <w:r>
         <w:rPr>
@@ -4669,7 +5154,7 @@
                     <pic:cNvPicPr/>
                   </pic:nvPicPr>
                   <pic:blipFill>
-                    <a:blip r:embed="rId26">
+                    <a:blip r:embed="rId25">
                       <a:extLst>
                         <a:ext uri="{28A0092B-C50C-407E-A947-70E740481C1C}">
                           <a14:useLocalDpi xmlns:a14="http://schemas.microsoft.com/office/drawing/2010/main" val="0"/>
@@ -4751,7 +5236,7 @@
           <w:rFonts w:ascii="Times New Roman" w:hAnsi="Times New Roman" w:cs="Times New Roman"/>
         </w:rPr>
       </w:pPr>
-      <w:hyperlink r:id="rId27">
+      <w:hyperlink r:id="rId26">
         <w:r>
           <w:rPr>
             <w:rStyle w:val="Hyperlink"/>
@@ -4778,7 +5263,7 @@
           <w:rFonts w:ascii="Times New Roman" w:hAnsi="Times New Roman" w:cs="Times New Roman"/>
         </w:rPr>
       </w:pPr>
-      <w:hyperlink r:id="rId28">
+      <w:hyperlink r:id="rId27">
         <w:r>
           <w:rPr>
             <w:rStyle w:val="Hyperlink"/>
@@ -4805,7 +5290,7 @@
           <w:rFonts w:ascii="Times New Roman" w:hAnsi="Times New Roman" w:cs="Times New Roman"/>
         </w:rPr>
       </w:pPr>
-      <w:hyperlink r:id="rId29">
+      <w:hyperlink r:id="rId28">
         <w:r>
           <w:rPr>
             <w:rStyle w:val="Hyperlink"/>
@@ -4838,7 +5323,7 @@
         </w:rPr>
         <w:t xml:space="preserve">And </w:t>
       </w:r>
-      <w:hyperlink r:id="rId30">
+      <w:hyperlink r:id="rId29">
         <w:r>
           <w:rPr>
             <w:rStyle w:val="Hyperlink"/>
@@ -4869,7 +5354,19 @@
         <w:rPr>
           <w:rFonts w:ascii="Times New Roman" w:hAnsi="Times New Roman" w:cs="Times New Roman"/>
         </w:rPr>
-        <w:t>If you were asked to make 1000 copies of the system, think about how you would test each system during manufacturing. The JTAG port allows you to download and run software on the microcontroller. The test points allow for electrical testing of analog signals. The logic analyzer allows for electrical testing of the digital signals. Attach eight digital signals</w:t>
+        <w:t xml:space="preserve">If you were asked to make 1000 copies of the system, think about how you would test each system during manufacturing. The </w:t>
+      </w:r>
+      <w:r>
+        <w:rPr>
+          <w:rFonts w:ascii="Times New Roman" w:hAnsi="Times New Roman" w:cs="Times New Roman"/>
+        </w:rPr>
+        <w:t>debug</w:t>
+      </w:r>
+      <w:r>
+        <w:rPr>
+          <w:rFonts w:ascii="Times New Roman" w:hAnsi="Times New Roman" w:cs="Times New Roman"/>
+        </w:rPr>
+        <w:t xml:space="preserve"> port allows you to download and run software on the microcontroller. The test points allow for electrical testing of analog signals. The logic analyzer allows for electrical testing of the digital signals. Attach eight digital signals</w:t>
       </w:r>
       <w:r>
         <w:rPr>
@@ -5129,7 +5626,7 @@
                     <pic:cNvPicPr/>
                   </pic:nvPicPr>
                   <pic:blipFill>
-                    <a:blip r:embed="rId31">
+                    <a:blip r:embed="rId30">
                       <a:extLst>
                         <a:ext uri="{28A0092B-C50C-407E-A947-70E740481C1C}">
                           <a14:useLocalDpi xmlns:a14="http://schemas.microsoft.com/office/drawing/2010/main" val="0"/>
@@ -5326,7 +5823,7 @@
         </w:rPr>
         <w:lastRenderedPageBreak/>
         <w:drawing>
-          <wp:inline distT="0" distB="0" distL="0" distR="0" wp14:anchorId="1565BEA6" wp14:editId="3D3DA6A0">
+          <wp:inline distT="0" distB="0" distL="0" distR="0" wp14:anchorId="1565BEA6" wp14:editId="4D2EC40D">
             <wp:extent cx="5680824" cy="3562350"/>
             <wp:effectExtent l="0" t="0" r="0" b="0"/>
             <wp:docPr id="2002703762" name="Picture 2002703762"/>
@@ -5341,7 +5838,7 @@
                     <pic:cNvPicPr/>
                   </pic:nvPicPr>
                   <pic:blipFill>
-                    <a:blip r:embed="rId32" cstate="print">
+                    <a:blip r:embed="rId31" cstate="print">
                       <a:extLst>
                         <a:ext uri="{28A0092B-C50C-407E-A947-70E740481C1C}">
                           <a14:useLocalDpi xmlns:a14="http://schemas.microsoft.com/office/drawing/2010/main" val="0"/>
@@ -5449,6 +5946,188 @@
             <wp:extent cx="4572000" cy="2190750"/>
             <wp:effectExtent l="0" t="0" r="0" b="0"/>
             <wp:docPr id="827782350" name="Picture 827782350"/>
+            <wp:cNvGraphicFramePr>
+              <a:graphicFrameLocks xmlns:a="http://schemas.openxmlformats.org/drawingml/2006/main" noChangeAspect="1"/>
+            </wp:cNvGraphicFramePr>
+            <a:graphic xmlns:a="http://schemas.openxmlformats.org/drawingml/2006/main">
+              <a:graphicData uri="http://schemas.openxmlformats.org/drawingml/2006/picture">
+                <pic:pic xmlns:pic="http://schemas.openxmlformats.org/drawingml/2006/picture">
+                  <pic:nvPicPr>
+                    <pic:cNvPr id="0" name=""/>
+                    <pic:cNvPicPr/>
+                  </pic:nvPicPr>
+                  <pic:blipFill>
+                    <a:blip r:embed="rId32">
+                      <a:extLst>
+                        <a:ext uri="{28A0092B-C50C-407E-A947-70E740481C1C}">
+                          <a14:useLocalDpi xmlns:a14="http://schemas.microsoft.com/office/drawing/2010/main" val="0"/>
+                        </a:ext>
+                      </a:extLst>
+                    </a:blip>
+                    <a:stretch>
+                      <a:fillRect/>
+                    </a:stretch>
+                  </pic:blipFill>
+                  <pic:spPr>
+                    <a:xfrm>
+                      <a:off x="0" y="0"/>
+                      <a:ext cx="4572000" cy="2190750"/>
+                    </a:xfrm>
+                    <a:prstGeom prst="rect">
+                      <a:avLst/>
+                    </a:prstGeom>
+                  </pic:spPr>
+                </pic:pic>
+              </a:graphicData>
+            </a:graphic>
+          </wp:inline>
+        </w:drawing>
+      </w:r>
+    </w:p>
+    <w:p>
+      <w:pPr>
+        <w:pStyle w:val="FigureCaption"/>
+        <w:rPr>
+          <w:rFonts w:ascii="Times New Roman" w:hAnsi="Times New Roman" w:cs="Times New Roman"/>
+        </w:rPr>
+      </w:pPr>
+      <w:r>
+        <w:rPr>
+          <w:rFonts w:ascii="Times New Roman" w:hAnsi="Times New Roman" w:cs="Times New Roman"/>
+        </w:rPr>
+        <w:t>Figure 6.12. Calculator for various guidelines.</w:t>
+      </w:r>
+    </w:p>
+    <w:p>
+      <w:pPr>
+        <w:pStyle w:val="ListParagraph"/>
+        <w:numPr>
+          <w:ilvl w:val="0"/>
+          <w:numId w:val="6"/>
+        </w:numPr>
+        <w:rPr>
+          <w:rFonts w:ascii="Times New Roman" w:hAnsi="Times New Roman" w:cs="Times New Roman"/>
+        </w:rPr>
+      </w:pPr>
+      <w:r>
+        <w:rPr>
+          <w:rFonts w:ascii="Times New Roman" w:hAnsi="Times New Roman" w:cs="Times New Roman"/>
+        </w:rPr>
+        <w:t>Make sure that you a</w:t>
+      </w:r>
+      <w:r>
+        <w:rPr>
+          <w:rFonts w:ascii="Times New Roman" w:hAnsi="Times New Roman" w:cs="Times New Roman"/>
+        </w:rPr>
+        <w:t>dd Top Silk</w:t>
+      </w:r>
+      <w:r>
+        <w:rPr>
+          <w:rFonts w:ascii="Times New Roman" w:hAnsi="Times New Roman" w:cs="Times New Roman"/>
+        </w:rPr>
+        <w:t>screen</w:t>
+      </w:r>
+      <w:r>
+        <w:rPr>
+          <w:rFonts w:ascii="Times New Roman" w:hAnsi="Times New Roman" w:cs="Times New Roman"/>
+        </w:rPr>
+        <w:t xml:space="preserve"> and Bottom Silkscreen</w:t>
+      </w:r>
+      <w:r>
+        <w:rPr>
+          <w:rFonts w:ascii="Times New Roman" w:hAnsi="Times New Roman" w:cs="Times New Roman"/>
+        </w:rPr>
+        <w:t xml:space="preserve"> labeling to </w:t>
+      </w:r>
+      <w:r>
+        <w:rPr>
+          <w:rFonts w:ascii="Times New Roman" w:hAnsi="Times New Roman" w:cs="Times New Roman"/>
+        </w:rPr>
+        <w:t>identify your board, with information like subcircuit location, assembly or debug instructions (</w:t>
+      </w:r>
+      <w:r>
+        <w:rPr>
+          <w:rFonts w:ascii="Times New Roman" w:hAnsi="Times New Roman" w:cs="Times New Roman"/>
+        </w:rPr>
+        <w:t>e.g.,</w:t>
+      </w:r>
+      <w:r>
+        <w:rPr>
+          <w:rFonts w:ascii="Times New Roman" w:hAnsi="Times New Roman" w:cs="Times New Roman"/>
+        </w:rPr>
+        <w:t xml:space="preserve"> </w:t>
+      </w:r>
+      <w:r>
+        <w:rPr>
+          <w:rFonts w:ascii="Times New Roman" w:hAnsi="Times New Roman" w:cs="Times New Roman"/>
+        </w:rPr>
+        <w:t>Test point</w:t>
+      </w:r>
+      <w:r>
+        <w:rPr>
+          <w:rFonts w:ascii="Times New Roman" w:hAnsi="Times New Roman" w:cs="Times New Roman"/>
+        </w:rPr>
+        <w:t xml:space="preserve"> is for 3.3V), board name and designer name, etc.</w:t>
+      </w:r>
+    </w:p>
+    <w:p>
+      <w:pPr>
+        <w:jc w:val="center"/>
+        <w:rPr>
+          <w:rFonts w:ascii="Times New Roman" w:hAnsi="Times New Roman" w:cs="Times New Roman"/>
+        </w:rPr>
+      </w:pPr>
+    </w:p>
+    <w:p>
+      <w:pPr>
+        <w:pStyle w:val="ListParagraph"/>
+        <w:numPr>
+          <w:ilvl w:val="0"/>
+          <w:numId w:val="6"/>
+        </w:numPr>
+        <w:rPr>
+          <w:rFonts w:ascii="Times New Roman" w:hAnsi="Times New Roman" w:cs="Times New Roman"/>
+        </w:rPr>
+      </w:pPr>
+      <w:r>
+        <w:rPr>
+          <w:rFonts w:ascii="Times New Roman" w:hAnsi="Times New Roman" w:cs="Times New Roman"/>
+        </w:rPr>
+        <w:lastRenderedPageBreak/>
+        <w:t xml:space="preserve">When you think you are done, execute a </w:t>
+      </w:r>
+      <w:r>
+        <w:rPr>
+          <w:rFonts w:ascii="Times New Roman" w:hAnsi="Times New Roman" w:cs="Times New Roman"/>
+          <w:b/>
+          <w:bCs/>
+        </w:rPr>
+        <w:t>Design Rules Check (DRC)</w:t>
+      </w:r>
+      <w:r>
+        <w:rPr>
+          <w:rFonts w:ascii="Times New Roman" w:hAnsi="Times New Roman" w:cs="Times New Roman"/>
+        </w:rPr>
+        <w:t xml:space="preserve">.  This will inform you, among other things, if any wires/holes/vias are too close, and if any connections are not routed. Fix any errors. </w:t>
+      </w:r>
+    </w:p>
+    <w:p>
+      <w:pPr>
+        <w:jc w:val="center"/>
+        <w:rPr>
+          <w:rFonts w:ascii="Times New Roman" w:hAnsi="Times New Roman" w:cs="Times New Roman"/>
+        </w:rPr>
+      </w:pPr>
+      <w:r>
+        <w:rPr>
+          <w:rFonts w:ascii="Times New Roman" w:hAnsi="Times New Roman" w:cs="Times New Roman"/>
+          <w:noProof/>
+        </w:rPr>
+        <w:drawing>
+          <wp:inline distT="0" distB="0" distL="0" distR="0" wp14:anchorId="6738306F" wp14:editId="25101562">
+            <wp:extent cx="4572000" cy="4086225"/>
+            <wp:effectExtent l="0" t="0" r="0" b="0"/>
+            <wp:docPr id="1717625927" name="Picture 1717625927"/>
             <wp:cNvGraphicFramePr>
               <a:graphicFrameLocks xmlns:a="http://schemas.openxmlformats.org/drawingml/2006/main" noChangeAspect="1"/>
             </wp:cNvGraphicFramePr>
@@ -5474,7 +6153,7 @@
                   <pic:spPr>
                     <a:xfrm>
                       <a:off x="0" y="0"/>
-                      <a:ext cx="4572000" cy="2190750"/>
+                      <a:ext cx="4572000" cy="4086225"/>
                     </a:xfrm>
                     <a:prstGeom prst="rect">
                       <a:avLst/>
@@ -5498,7 +6177,7 @@
         <w:rPr>
           <w:rFonts w:ascii="Times New Roman" w:hAnsi="Times New Roman" w:cs="Times New Roman"/>
         </w:rPr>
-        <w:t>Figure 6.12. Calculator for various guidelines.</w:t>
+        <w:t>Figure 6.13. Design Rules Checker.</w:t>
       </w:r>
     </w:p>
     <w:p>
@@ -5516,61 +6195,43 @@
         <w:rPr>
           <w:rFonts w:ascii="Times New Roman" w:hAnsi="Times New Roman" w:cs="Times New Roman"/>
         </w:rPr>
-        <w:t>Make sure that you a</w:t>
-      </w:r>
-      <w:r>
-        <w:rPr>
-          <w:rFonts w:ascii="Times New Roman" w:hAnsi="Times New Roman" w:cs="Times New Roman"/>
-        </w:rPr>
-        <w:t>dd Top Silk</w:t>
-      </w:r>
-      <w:r>
-        <w:rPr>
-          <w:rFonts w:ascii="Times New Roman" w:hAnsi="Times New Roman" w:cs="Times New Roman"/>
-        </w:rPr>
-        <w:t>screen</w:t>
-      </w:r>
-      <w:r>
-        <w:rPr>
-          <w:rFonts w:ascii="Times New Roman" w:hAnsi="Times New Roman" w:cs="Times New Roman"/>
-        </w:rPr>
-        <w:t xml:space="preserve"> and Bottom Silkscreen</w:t>
-      </w:r>
-      <w:r>
-        <w:rPr>
-          <w:rFonts w:ascii="Times New Roman" w:hAnsi="Times New Roman" w:cs="Times New Roman"/>
-        </w:rPr>
-        <w:t xml:space="preserve"> labeling to </w:t>
-      </w:r>
-      <w:r>
-        <w:rPr>
-          <w:rFonts w:ascii="Times New Roman" w:hAnsi="Times New Roman" w:cs="Times New Roman"/>
-        </w:rPr>
-        <w:t>identify your board, with information like subcircuit location, assembly or debug instructions (</w:t>
-      </w:r>
-      <w:r>
-        <w:rPr>
-          <w:rFonts w:ascii="Times New Roman" w:hAnsi="Times New Roman" w:cs="Times New Roman"/>
-        </w:rPr>
-        <w:t>e.g.,</w:t>
-      </w:r>
-      <w:r>
-        <w:rPr>
-          <w:rFonts w:ascii="Times New Roman" w:hAnsi="Times New Roman" w:cs="Times New Roman"/>
-        </w:rPr>
-        <w:t xml:space="preserve"> </w:t>
-      </w:r>
-      <w:r>
-        <w:rPr>
-          <w:rFonts w:ascii="Times New Roman" w:hAnsi="Times New Roman" w:cs="Times New Roman"/>
-        </w:rPr>
-        <w:t>Test point</w:t>
-      </w:r>
-      <w:r>
-        <w:rPr>
-          <w:rFonts w:ascii="Times New Roman" w:hAnsi="Times New Roman" w:cs="Times New Roman"/>
-        </w:rPr>
-        <w:t xml:space="preserve"> is for 3.3V), board name and designer name, etc.</w:t>
+        <w:t>Lastly, you should experience the process of ordering the board.</w:t>
+      </w:r>
+      <w:r>
+        <w:rPr>
+          <w:rFonts w:ascii="Times New Roman" w:hAnsi="Times New Roman" w:cs="Times New Roman"/>
+        </w:rPr>
+        <w:t xml:space="preserve"> Use the Plugin and Content Manager utility on the project window to install the JLC PCB Fabrication toolkit. Installing this plugin will </w:t>
+      </w:r>
+      <w:r>
+        <w:rPr>
+          <w:rFonts w:ascii="Times New Roman" w:hAnsi="Times New Roman" w:cs="Times New Roman"/>
+        </w:rPr>
+        <w:t xml:space="preserve">display </w:t>
+      </w:r>
+      <w:r>
+        <w:rPr>
+          <w:rFonts w:ascii="Times New Roman" w:hAnsi="Times New Roman" w:cs="Times New Roman"/>
+        </w:rPr>
+        <w:t xml:space="preserve">a button in the PCB editor to </w:t>
+      </w:r>
+      <w:r>
+        <w:rPr>
+          <w:rFonts w:ascii="Times New Roman" w:hAnsi="Times New Roman" w:cs="Times New Roman"/>
+        </w:rPr>
+        <w:t>generate the needed fabrication outputs for the PCB manufacturer (see Figure 6.1</w:t>
+      </w:r>
+      <w:r>
+        <w:rPr>
+          <w:rFonts w:ascii="Times New Roman" w:hAnsi="Times New Roman" w:cs="Times New Roman"/>
+        </w:rPr>
+        <w:t>6</w:t>
+      </w:r>
+      <w:r>
+        <w:rPr>
+          <w:rFonts w:ascii="Times New Roman" w:hAnsi="Times New Roman" w:cs="Times New Roman"/>
+        </w:rPr>
+        <w:t>).</w:t>
       </w:r>
     </w:p>
     <w:p>
@@ -5580,57 +6241,16 @@
           <w:rFonts w:ascii="Times New Roman" w:hAnsi="Times New Roman" w:cs="Times New Roman"/>
         </w:rPr>
       </w:pPr>
-    </w:p>
-    <w:p>
-      <w:pPr>
-        <w:pStyle w:val="ListParagraph"/>
-        <w:numPr>
-          <w:ilvl w:val="0"/>
-          <w:numId w:val="6"/>
-        </w:numPr>
-        <w:rPr>
-          <w:rFonts w:ascii="Times New Roman" w:hAnsi="Times New Roman" w:cs="Times New Roman"/>
-        </w:rPr>
-      </w:pPr>
-      <w:r>
-        <w:rPr>
-          <w:rFonts w:ascii="Times New Roman" w:hAnsi="Times New Roman" w:cs="Times New Roman"/>
-        </w:rPr>
-        <w:lastRenderedPageBreak/>
-        <w:t xml:space="preserve">When you think you are done, execute a </w:t>
-      </w:r>
-      <w:r>
-        <w:rPr>
-          <w:rFonts w:ascii="Times New Roman" w:hAnsi="Times New Roman" w:cs="Times New Roman"/>
-          <w:b/>
-          <w:bCs/>
-        </w:rPr>
-        <w:t>Design Rules Check (DRC)</w:t>
-      </w:r>
-      <w:r>
-        <w:rPr>
-          <w:rFonts w:ascii="Times New Roman" w:hAnsi="Times New Roman" w:cs="Times New Roman"/>
-        </w:rPr>
-        <w:t xml:space="preserve">.  This will inform you, among other things, if any wires/holes/vias are too close, and if any connections are not routed. Fix any errors. </w:t>
-      </w:r>
-    </w:p>
-    <w:p>
-      <w:pPr>
-        <w:jc w:val="center"/>
-        <w:rPr>
-          <w:rFonts w:ascii="Times New Roman" w:hAnsi="Times New Roman" w:cs="Times New Roman"/>
-        </w:rPr>
-      </w:pPr>
       <w:r>
         <w:rPr>
           <w:rFonts w:ascii="Times New Roman" w:hAnsi="Times New Roman" w:cs="Times New Roman"/>
           <w:noProof/>
         </w:rPr>
         <w:drawing>
-          <wp:inline distT="0" distB="0" distL="0" distR="0" wp14:anchorId="6738306F" wp14:editId="25101562">
-            <wp:extent cx="4572000" cy="4086225"/>
+          <wp:inline distT="0" distB="0" distL="0" distR="0" wp14:anchorId="546227DC" wp14:editId="3C1BEAD5">
+            <wp:extent cx="4572000" cy="1457325"/>
             <wp:effectExtent l="0" t="0" r="0" b="0"/>
-            <wp:docPr id="1717625927" name="Picture 1717625927"/>
+            <wp:docPr id="1966364420" name="Picture 1966364420"/>
             <wp:cNvGraphicFramePr>
               <a:graphicFrameLocks xmlns:a="http://schemas.openxmlformats.org/drawingml/2006/main" noChangeAspect="1"/>
             </wp:cNvGraphicFramePr>
@@ -5656,7 +6276,7 @@
                   <pic:spPr>
                     <a:xfrm>
                       <a:off x="0" y="0"/>
-                      <a:ext cx="4572000" cy="4086225"/>
+                      <a:ext cx="4572000" cy="1457325"/>
                     </a:xfrm>
                     <a:prstGeom prst="rect">
                       <a:avLst/>
@@ -5671,74 +6291,6 @@
     </w:p>
     <w:p>
       <w:pPr>
-        <w:pStyle w:val="FigureCaption"/>
-        <w:rPr>
-          <w:rFonts w:ascii="Times New Roman" w:hAnsi="Times New Roman" w:cs="Times New Roman"/>
-        </w:rPr>
-      </w:pPr>
-      <w:r>
-        <w:rPr>
-          <w:rFonts w:ascii="Times New Roman" w:hAnsi="Times New Roman" w:cs="Times New Roman"/>
-        </w:rPr>
-        <w:t>Figure 6.13. Design Rules Checker.</w:t>
-      </w:r>
-    </w:p>
-    <w:p>
-      <w:pPr>
-        <w:pStyle w:val="ListParagraph"/>
-        <w:numPr>
-          <w:ilvl w:val="0"/>
-          <w:numId w:val="6"/>
-        </w:numPr>
-        <w:rPr>
-          <w:rFonts w:ascii="Times New Roman" w:hAnsi="Times New Roman" w:cs="Times New Roman"/>
-        </w:rPr>
-      </w:pPr>
-      <w:r>
-        <w:rPr>
-          <w:rFonts w:ascii="Times New Roman" w:hAnsi="Times New Roman" w:cs="Times New Roman"/>
-        </w:rPr>
-        <w:t>Lastly, you should experience the process of ordering the board.</w:t>
-      </w:r>
-      <w:r>
-        <w:rPr>
-          <w:rFonts w:ascii="Times New Roman" w:hAnsi="Times New Roman" w:cs="Times New Roman"/>
-        </w:rPr>
-        <w:t xml:space="preserve"> Use the Plugin and Content Manager utility on the project window to install the JLC PCB Fabrication toolkit. Installing this plugin will </w:t>
-      </w:r>
-      <w:r>
-        <w:rPr>
-          <w:rFonts w:ascii="Times New Roman" w:hAnsi="Times New Roman" w:cs="Times New Roman"/>
-        </w:rPr>
-        <w:t xml:space="preserve">display </w:t>
-      </w:r>
-      <w:r>
-        <w:rPr>
-          <w:rFonts w:ascii="Times New Roman" w:hAnsi="Times New Roman" w:cs="Times New Roman"/>
-        </w:rPr>
-        <w:t xml:space="preserve">a button in the PCB editor to </w:t>
-      </w:r>
-      <w:r>
-        <w:rPr>
-          <w:rFonts w:ascii="Times New Roman" w:hAnsi="Times New Roman" w:cs="Times New Roman"/>
-        </w:rPr>
-        <w:t>generate the needed fabrication outputs for the PCB manufacturer (see Figure 6.1</w:t>
-      </w:r>
-      <w:r>
-        <w:rPr>
-          <w:rFonts w:ascii="Times New Roman" w:hAnsi="Times New Roman" w:cs="Times New Roman"/>
-        </w:rPr>
-        <w:t>6</w:t>
-      </w:r>
-      <w:r>
-        <w:rPr>
-          <w:rFonts w:ascii="Times New Roman" w:hAnsi="Times New Roman" w:cs="Times New Roman"/>
-        </w:rPr>
-        <w:t>).</w:t>
-      </w:r>
-    </w:p>
-    <w:p>
-      <w:pPr>
         <w:jc w:val="center"/>
         <w:rPr>
           <w:rFonts w:ascii="Times New Roman" w:hAnsi="Times New Roman" w:cs="Times New Roman"/>
@@ -5749,11 +6301,12 @@
           <w:rFonts w:ascii="Times New Roman" w:hAnsi="Times New Roman" w:cs="Times New Roman"/>
           <w:noProof/>
         </w:rPr>
+        <w:lastRenderedPageBreak/>
         <w:drawing>
-          <wp:inline distT="0" distB="0" distL="0" distR="0" wp14:anchorId="546227DC" wp14:editId="3C1BEAD5">
-            <wp:extent cx="4572000" cy="1457325"/>
+          <wp:inline distT="0" distB="0" distL="0" distR="0" wp14:anchorId="18E0F81F" wp14:editId="78FE7A00">
+            <wp:extent cx="4572000" cy="2438400"/>
             <wp:effectExtent l="0" t="0" r="0" b="0"/>
-            <wp:docPr id="1966364420" name="Picture 1966364420"/>
+            <wp:docPr id="385095405" name="Picture 385095405"/>
             <wp:cNvGraphicFramePr>
               <a:graphicFrameLocks xmlns:a="http://schemas.openxmlformats.org/drawingml/2006/main" noChangeAspect="1"/>
             </wp:cNvGraphicFramePr>
@@ -5779,7 +6332,7 @@
                   <pic:spPr>
                     <a:xfrm>
                       <a:off x="0" y="0"/>
-                      <a:ext cx="4572000" cy="1457325"/>
+                      <a:ext cx="4572000" cy="2438400"/>
                     </a:xfrm>
                     <a:prstGeom prst="rect">
                       <a:avLst/>
@@ -5794,7 +6347,33 @@
     </w:p>
     <w:p>
       <w:pPr>
-        <w:jc w:val="center"/>
+        <w:pStyle w:val="FigureCaption"/>
+        <w:rPr>
+          <w:rFonts w:ascii="Times New Roman" w:hAnsi="Times New Roman" w:cs="Times New Roman"/>
+        </w:rPr>
+      </w:pPr>
+      <w:r>
+        <w:rPr>
+          <w:rFonts w:ascii="Times New Roman" w:hAnsi="Times New Roman" w:cs="Times New Roman"/>
+        </w:rPr>
+        <w:t>Figure 6.14</w:t>
+      </w:r>
+      <w:r>
+        <w:rPr>
+          <w:rFonts w:ascii="Times New Roman" w:hAnsi="Times New Roman" w:cs="Times New Roman"/>
+        </w:rPr>
+        <w:t>, 6.15</w:t>
+      </w:r>
+      <w:r>
+        <w:rPr>
+          <w:rFonts w:ascii="Times New Roman" w:hAnsi="Times New Roman" w:cs="Times New Roman"/>
+        </w:rPr>
+        <w:t>. JLC PCB Fabrication Toolkit.</w:t>
+      </w:r>
+    </w:p>
+    <w:p>
+      <w:pPr>
+        <w:pStyle w:val="FigureCaption"/>
         <w:rPr>
           <w:rFonts w:ascii="Times New Roman" w:hAnsi="Times New Roman" w:cs="Times New Roman"/>
         </w:rPr>
@@ -5804,12 +6383,11 @@
           <w:rFonts w:ascii="Times New Roman" w:hAnsi="Times New Roman" w:cs="Times New Roman"/>
           <w:noProof/>
         </w:rPr>
-        <w:lastRenderedPageBreak/>
         <w:drawing>
-          <wp:inline distT="0" distB="0" distL="0" distR="0" wp14:anchorId="18E0F81F" wp14:editId="78FE7A00">
-            <wp:extent cx="4572000" cy="2438400"/>
+          <wp:inline distT="0" distB="0" distL="0" distR="0" wp14:anchorId="69E022EA" wp14:editId="37E4CA0F">
+            <wp:extent cx="4572000" cy="914400"/>
             <wp:effectExtent l="0" t="0" r="0" b="0"/>
-            <wp:docPr id="385095405" name="Picture 385095405"/>
+            <wp:docPr id="298610312" name="Picture 298610312"/>
             <wp:cNvGraphicFramePr>
               <a:graphicFrameLocks xmlns:a="http://schemas.openxmlformats.org/drawingml/2006/main" noChangeAspect="1"/>
             </wp:cNvGraphicFramePr>
@@ -5835,87 +6413,6 @@
                   <pic:spPr>
                     <a:xfrm>
                       <a:off x="0" y="0"/>
-                      <a:ext cx="4572000" cy="2438400"/>
-                    </a:xfrm>
-                    <a:prstGeom prst="rect">
-                      <a:avLst/>
-                    </a:prstGeom>
-                  </pic:spPr>
-                </pic:pic>
-              </a:graphicData>
-            </a:graphic>
-          </wp:inline>
-        </w:drawing>
-      </w:r>
-    </w:p>
-    <w:p>
-      <w:pPr>
-        <w:pStyle w:val="FigureCaption"/>
-        <w:rPr>
-          <w:rFonts w:ascii="Times New Roman" w:hAnsi="Times New Roman" w:cs="Times New Roman"/>
-        </w:rPr>
-      </w:pPr>
-      <w:r>
-        <w:rPr>
-          <w:rFonts w:ascii="Times New Roman" w:hAnsi="Times New Roman" w:cs="Times New Roman"/>
-        </w:rPr>
-        <w:t>Figure 6.14</w:t>
-      </w:r>
-      <w:r>
-        <w:rPr>
-          <w:rFonts w:ascii="Times New Roman" w:hAnsi="Times New Roman" w:cs="Times New Roman"/>
-        </w:rPr>
-        <w:t>, 6.15</w:t>
-      </w:r>
-      <w:r>
-        <w:rPr>
-          <w:rFonts w:ascii="Times New Roman" w:hAnsi="Times New Roman" w:cs="Times New Roman"/>
-        </w:rPr>
-        <w:t>. JLC PCB Fabrication Toolkit.</w:t>
-      </w:r>
-    </w:p>
-    <w:p>
-      <w:pPr>
-        <w:pStyle w:val="FigureCaption"/>
-        <w:rPr>
-          <w:rFonts w:ascii="Times New Roman" w:hAnsi="Times New Roman" w:cs="Times New Roman"/>
-        </w:rPr>
-      </w:pPr>
-      <w:r>
-        <w:rPr>
-          <w:rFonts w:ascii="Times New Roman" w:hAnsi="Times New Roman" w:cs="Times New Roman"/>
-          <w:noProof/>
-        </w:rPr>
-        <w:drawing>
-          <wp:inline distT="0" distB="0" distL="0" distR="0" wp14:anchorId="69E022EA" wp14:editId="37E4CA0F">
-            <wp:extent cx="4572000" cy="914400"/>
-            <wp:effectExtent l="0" t="0" r="0" b="0"/>
-            <wp:docPr id="298610312" name="Picture 298610312"/>
-            <wp:cNvGraphicFramePr>
-              <a:graphicFrameLocks xmlns:a="http://schemas.openxmlformats.org/drawingml/2006/main" noChangeAspect="1"/>
-            </wp:cNvGraphicFramePr>
-            <a:graphic xmlns:a="http://schemas.openxmlformats.org/drawingml/2006/main">
-              <a:graphicData uri="http://schemas.openxmlformats.org/drawingml/2006/picture">
-                <pic:pic xmlns:pic="http://schemas.openxmlformats.org/drawingml/2006/picture">
-                  <pic:nvPicPr>
-                    <pic:cNvPr id="0" name=""/>
-                    <pic:cNvPicPr/>
-                  </pic:nvPicPr>
-                  <pic:blipFill>
-                    <a:blip r:embed="rId37">
-                      <a:extLst>
-                        <a:ext uri="{28A0092B-C50C-407E-A947-70E740481C1C}">
-                          <a14:useLocalDpi xmlns:a14="http://schemas.microsoft.com/office/drawing/2010/main" val="0"/>
-                        </a:ext>
-                      </a:extLst>
-                    </a:blip>
-                    <a:stretch>
-                      <a:fillRect/>
-                    </a:stretch>
-                  </pic:blipFill>
-                  <pic:spPr>
-                    <a:xfrm>
-                      <a:off x="0" y="0"/>
                       <a:ext cx="4572000" cy="914400"/>
                     </a:xfrm>
                     <a:prstGeom prst="rect">
@@ -5986,7 +6483,7 @@
         </w:rPr>
         <w:t xml:space="preserve"> a window after building the required output files. These files can be provided to </w:t>
       </w:r>
-      <w:hyperlink r:id="rId38">
+      <w:hyperlink r:id="rId37">
         <w:r>
           <w:rPr>
             <w:rStyle w:val="Hyperlink"/>
@@ -6005,7 +6502,19 @@
         <w:rPr>
           <w:rFonts w:ascii="Times New Roman" w:hAnsi="Times New Roman" w:cs="Times New Roman"/>
         </w:rPr>
-        <w:t xml:space="preserve"> and they will provide a quote for the board (Figure 6.18).</w:t>
+        <w:t xml:space="preserve"> and they will provide a quote for the board (Figure 6.18</w:t>
+      </w:r>
+      <w:r>
+        <w:rPr>
+          <w:rFonts w:ascii="Times New Roman" w:hAnsi="Times New Roman" w:cs="Times New Roman"/>
+        </w:rPr>
+        <w:t>7</w:t>
+      </w:r>
+      <w:r>
+        <w:rPr>
+          <w:rFonts w:ascii="Times New Roman" w:hAnsi="Times New Roman" w:cs="Times New Roman"/>
+        </w:rPr>
+        <w:t>).</w:t>
       </w:r>
       <w:r>
         <w:rPr>
@@ -6021,16 +6530,275 @@
           <w:rFonts w:ascii="Times New Roman" w:hAnsi="Times New Roman" w:cs="Times New Roman"/>
         </w:rPr>
       </w:pPr>
+    </w:p>
+    <w:p>
+      <w:pPr>
+        <w:pStyle w:val="FigureCaption"/>
+        <w:rPr>
+          <w:rFonts w:ascii="Times New Roman" w:hAnsi="Times New Roman" w:cs="Times New Roman"/>
+        </w:rPr>
+      </w:pPr>
       <w:r>
         <w:rPr>
           <w:rFonts w:ascii="Times New Roman" w:hAnsi="Times New Roman" w:cs="Times New Roman"/>
           <w:noProof/>
         </w:rPr>
         <w:drawing>
-          <wp:inline distT="0" distB="0" distL="0" distR="0" wp14:anchorId="4368C482" wp14:editId="233C5619">
-            <wp:extent cx="4267200" cy="2471420"/>
+          <wp:inline distT="0" distB="0" distL="0" distR="0" wp14:anchorId="59FB328F" wp14:editId="29377FF3">
+            <wp:extent cx="5934075" cy="1714500"/>
+            <wp:effectExtent l="0" t="0" r="9525" b="0"/>
+            <wp:docPr id="126973420" name="Picture 1"/>
+            <wp:cNvGraphicFramePr>
+              <a:graphicFrameLocks xmlns:a="http://schemas.openxmlformats.org/drawingml/2006/main" noChangeAspect="1"/>
+            </wp:cNvGraphicFramePr>
+            <a:graphic xmlns:a="http://schemas.openxmlformats.org/drawingml/2006/main">
+              <a:graphicData uri="http://schemas.openxmlformats.org/drawingml/2006/picture">
+                <pic:pic xmlns:pic="http://schemas.openxmlformats.org/drawingml/2006/picture">
+                  <pic:nvPicPr>
+                    <pic:cNvPr id="0" name="Picture 1"/>
+                    <pic:cNvPicPr>
+                      <a:picLocks noChangeAspect="1" noChangeArrowheads="1"/>
+                    </pic:cNvPicPr>
+                  </pic:nvPicPr>
+                  <pic:blipFill>
+                    <a:blip r:embed="rId38" cstate="print">
+                      <a:extLst>
+                        <a:ext uri="{28A0092B-C50C-407E-A947-70E740481C1C}">
+                          <a14:useLocalDpi xmlns:a14="http://schemas.microsoft.com/office/drawing/2010/main" val="0"/>
+                        </a:ext>
+                      </a:extLst>
+                    </a:blip>
+                    <a:srcRect/>
+                    <a:stretch>
+                      <a:fillRect/>
+                    </a:stretch>
+                  </pic:blipFill>
+                  <pic:spPr bwMode="auto">
+                    <a:xfrm>
+                      <a:off x="0" y="0"/>
+                      <a:ext cx="5934075" cy="1714500"/>
+                    </a:xfrm>
+                    <a:prstGeom prst="rect">
+                      <a:avLst/>
+                    </a:prstGeom>
+                    <a:noFill/>
+                    <a:ln>
+                      <a:noFill/>
+                    </a:ln>
+                  </pic:spPr>
+                </pic:pic>
+              </a:graphicData>
+            </a:graphic>
+          </wp:inline>
+        </w:drawing>
+      </w:r>
+    </w:p>
+    <w:p>
+      <w:pPr>
+        <w:pStyle w:val="FigureCaption"/>
+        <w:rPr>
+          <w:rFonts w:ascii="Times New Roman" w:hAnsi="Times New Roman" w:cs="Times New Roman"/>
+        </w:rPr>
+      </w:pPr>
+      <w:r>
+        <w:rPr>
+          <w:rFonts w:ascii="Times New Roman" w:hAnsi="Times New Roman" w:cs="Times New Roman"/>
+        </w:rPr>
+        <w:t>Figure 6.1</w:t>
+      </w:r>
+      <w:r>
+        <w:rPr>
+          <w:rFonts w:ascii="Times New Roman" w:hAnsi="Times New Roman" w:cs="Times New Roman"/>
+        </w:rPr>
+        <w:t>7</w:t>
+      </w:r>
+      <w:r>
+        <w:rPr>
+          <w:rFonts w:ascii="Times New Roman" w:hAnsi="Times New Roman" w:cs="Times New Roman"/>
+        </w:rPr>
+        <w:t>. JLCPCB Quote</w:t>
+      </w:r>
+      <w:r>
+        <w:rPr>
+          <w:rFonts w:ascii="Times New Roman" w:hAnsi="Times New Roman" w:cs="Times New Roman"/>
+        </w:rPr>
+        <w:t>, with shipping tax and tariffs, the total cost was $</w:t>
+      </w:r>
+      <w:r>
+        <w:rPr>
+          <w:rFonts w:ascii="Times New Roman" w:hAnsi="Times New Roman" w:cs="Times New Roman"/>
+        </w:rPr>
+        <w:t>50.92</w:t>
+      </w:r>
+      <w:r>
+        <w:rPr>
+          <w:rFonts w:ascii="Times New Roman" w:hAnsi="Times New Roman" w:cs="Times New Roman"/>
+        </w:rPr>
+        <w:t>.</w:t>
+      </w:r>
+    </w:p>
+    <w:p>
+      <w:pPr>
+        <w:pStyle w:val="ListParagraph"/>
+        <w:numPr>
+          <w:ilvl w:val="0"/>
+          <w:numId w:val="6"/>
+        </w:numPr>
+        <w:rPr>
+          <w:rFonts w:ascii="Times New Roman" w:hAnsi="Times New Roman" w:cs="Times New Roman"/>
+        </w:rPr>
+      </w:pPr>
+      <w:r>
+        <w:rPr>
+          <w:rFonts w:ascii="Times New Roman" w:hAnsi="Times New Roman" w:cs="Times New Roman"/>
+        </w:rPr>
+        <w:t xml:space="preserve">Finally, make four printouts </w:t>
+      </w:r>
+      <w:r>
+        <w:rPr>
+          <w:rFonts w:ascii="Times New Roman" w:hAnsi="Times New Roman" w:cs="Times New Roman"/>
+        </w:rPr>
+        <w:t>of the circuit with the File &gt; Print function in the PCB editor:</w:t>
+      </w:r>
+    </w:p>
+    <w:p>
+      <w:pPr>
+        <w:pStyle w:val="ListParagraph"/>
+        <w:numPr>
+          <w:ilvl w:val="1"/>
+          <w:numId w:val="6"/>
+        </w:numPr>
+        <w:rPr>
+          <w:rFonts w:ascii="Times New Roman" w:hAnsi="Times New Roman" w:cs="Times New Roman"/>
+        </w:rPr>
+      </w:pPr>
+      <w:r>
+        <w:rPr>
+          <w:rFonts w:ascii="Times New Roman" w:hAnsi="Times New Roman" w:cs="Times New Roman"/>
+        </w:rPr>
+        <w:t xml:space="preserve">Just top copper to be judged for layout style </w:t>
+      </w:r>
+    </w:p>
+    <w:p>
+      <w:pPr>
+        <w:pStyle w:val="ListParagraph"/>
+        <w:numPr>
+          <w:ilvl w:val="1"/>
+          <w:numId w:val="6"/>
+        </w:numPr>
+        <w:rPr>
+          <w:rFonts w:ascii="Times New Roman" w:hAnsi="Times New Roman" w:cs="Times New Roman"/>
+        </w:rPr>
+      </w:pPr>
+      <w:r>
+        <w:rPr>
+          <w:rFonts w:ascii="Times New Roman" w:hAnsi="Times New Roman" w:cs="Times New Roman"/>
+        </w:rPr>
+        <w:t xml:space="preserve">Just bottom copper to be judged for layout style  </w:t>
+      </w:r>
+    </w:p>
+    <w:p>
+      <w:pPr>
+        <w:pStyle w:val="ListParagraph"/>
+        <w:numPr>
+          <w:ilvl w:val="1"/>
+          <w:numId w:val="6"/>
+        </w:numPr>
+        <w:rPr>
+          <w:rFonts w:ascii="Times New Roman" w:hAnsi="Times New Roman" w:cs="Times New Roman"/>
+        </w:rPr>
+      </w:pPr>
+      <w:r>
+        <w:rPr>
+          <w:rFonts w:ascii="Times New Roman" w:hAnsi="Times New Roman" w:cs="Times New Roman"/>
+        </w:rPr>
+        <w:t xml:space="preserve">Top copper and top silk, glue to top of cardboard, print at 100% </w:t>
+      </w:r>
+    </w:p>
+    <w:p>
+      <w:pPr>
+        <w:pStyle w:val="ListParagraph"/>
+        <w:numPr>
+          <w:ilvl w:val="1"/>
+          <w:numId w:val="6"/>
+        </w:numPr>
+        <w:rPr>
+          <w:rFonts w:ascii="Times New Roman" w:hAnsi="Times New Roman" w:cs="Times New Roman"/>
+        </w:rPr>
+      </w:pPr>
+      <w:r>
+        <w:rPr>
+          <w:rFonts w:ascii="Times New Roman" w:hAnsi="Times New Roman" w:cs="Times New Roman"/>
+        </w:rPr>
+        <w:lastRenderedPageBreak/>
+        <w:t xml:space="preserve">Bottom copper </w:t>
+      </w:r>
+      <w:r>
+        <w:rPr>
+          <w:rFonts w:ascii="Times New Roman" w:hAnsi="Times New Roman" w:cs="Times New Roman"/>
+        </w:rPr>
+        <w:t xml:space="preserve">and bottom silk, glue to bottom of cardboard (print mirrored), print at 100%.  </w:t>
+      </w:r>
+    </w:p>
+    <w:p>
+      <w:pPr>
+        <w:pStyle w:val="ListParagraph"/>
+        <w:numPr>
+          <w:ilvl w:val="0"/>
+          <w:numId w:val="6"/>
+        </w:numPr>
+        <w:rPr>
+          <w:rFonts w:ascii="Times New Roman" w:hAnsi="Times New Roman" w:cs="Times New Roman"/>
+        </w:rPr>
+      </w:pPr>
+      <w:r>
+        <w:rPr>
+          <w:rFonts w:ascii="Times New Roman" w:hAnsi="Times New Roman" w:cs="Times New Roman"/>
+        </w:rPr>
+        <w:t xml:space="preserve">Cut out a piece of cardboard or wood about the thickness of a PCB board and glue the last two printouts to it, </w:t>
+      </w:r>
+      <w:r>
+        <w:rPr>
+          <w:rFonts w:ascii="Times New Roman" w:hAnsi="Times New Roman" w:cs="Times New Roman"/>
+        </w:rPr>
+        <w:t>like</w:t>
+      </w:r>
+      <w:r>
+        <w:rPr>
+          <w:rFonts w:ascii="Times New Roman" w:hAnsi="Times New Roman" w:cs="Times New Roman"/>
+        </w:rPr>
+        <w:t xml:space="preserve"> Figures 6.1</w:t>
+      </w:r>
+      <w:r>
+        <w:rPr>
+          <w:rFonts w:ascii="Times New Roman" w:hAnsi="Times New Roman" w:cs="Times New Roman"/>
+        </w:rPr>
+        <w:t>8</w:t>
+      </w:r>
+      <w:r>
+        <w:rPr>
+          <w:rFonts w:ascii="Times New Roman" w:hAnsi="Times New Roman" w:cs="Times New Roman"/>
+        </w:rPr>
+        <w:t xml:space="preserve">. Your mockup should fit nicely in the box. </w:t>
+      </w:r>
+    </w:p>
+    <w:p>
+      <w:pPr>
+        <w:jc w:val="center"/>
+        <w:rPr>
+          <w:rFonts w:ascii="Times New Roman" w:hAnsi="Times New Roman" w:cs="Times New Roman"/>
+        </w:rPr>
+      </w:pPr>
+      <w:r>
+        <w:rPr>
+          <w:rFonts w:ascii="Times New Roman" w:hAnsi="Times New Roman" w:cs="Times New Roman"/>
+          <w:noProof/>
+        </w:rPr>
+        <w:drawing>
+          <wp:inline distT="0" distB="0" distL="0" distR="0" wp14:anchorId="0D422288" wp14:editId="6F39F4AE">
+            <wp:extent cx="4362450" cy="2362200"/>
             <wp:effectExtent l="0" t="0" r="0" b="0"/>
-            <wp:docPr id="226663341" name="Picture 226663341"/>
+            <wp:docPr id="148388868" name="Picture 148388868" descr="mockup"/>
             <wp:cNvGraphicFramePr>
               <a:graphicFrameLocks xmlns:a="http://schemas.openxmlformats.org/drawingml/2006/main" noChangeAspect="1"/>
             </wp:cNvGraphicFramePr>
@@ -6056,301 +6824,6 @@
                   <pic:spPr>
                     <a:xfrm>
                       <a:off x="0" y="0"/>
-                      <a:ext cx="4267200" cy="2471420"/>
-                    </a:xfrm>
-                    <a:prstGeom prst="rect">
-                      <a:avLst/>
-                    </a:prstGeom>
-                  </pic:spPr>
-                </pic:pic>
-              </a:graphicData>
-            </a:graphic>
-          </wp:inline>
-        </w:drawing>
-      </w:r>
-    </w:p>
-    <w:p>
-      <w:pPr>
-        <w:pStyle w:val="FigureCaption"/>
-        <w:rPr>
-          <w:rFonts w:ascii="Times New Roman" w:hAnsi="Times New Roman" w:cs="Times New Roman"/>
-        </w:rPr>
-      </w:pPr>
-      <w:r>
-        <w:rPr>
-          <w:rFonts w:ascii="Times New Roman" w:hAnsi="Times New Roman" w:cs="Times New Roman"/>
-        </w:rPr>
-        <w:t>Figure 6.1</w:t>
-      </w:r>
-      <w:r>
-        <w:rPr>
-          <w:rFonts w:ascii="Times New Roman" w:hAnsi="Times New Roman" w:cs="Times New Roman"/>
-        </w:rPr>
-        <w:t>7</w:t>
-      </w:r>
-      <w:r>
-        <w:rPr>
-          <w:rFonts w:ascii="Times New Roman" w:hAnsi="Times New Roman" w:cs="Times New Roman"/>
-        </w:rPr>
-        <w:t>. Fab outputs.</w:t>
-      </w:r>
-    </w:p>
-    <w:p>
-      <w:pPr>
-        <w:pStyle w:val="FigureCaption"/>
-        <w:rPr>
-          <w:rFonts w:ascii="Times New Roman" w:hAnsi="Times New Roman" w:cs="Times New Roman"/>
-        </w:rPr>
-      </w:pPr>
-      <w:r>
-        <w:rPr>
-          <w:rFonts w:ascii="Times New Roman" w:hAnsi="Times New Roman" w:cs="Times New Roman"/>
-          <w:noProof/>
-        </w:rPr>
-        <w:lastRenderedPageBreak/>
-        <w:drawing>
-          <wp:inline distT="0" distB="0" distL="0" distR="0" wp14:anchorId="64EC9A60" wp14:editId="57CDC797">
-            <wp:extent cx="5372100" cy="2518172"/>
-            <wp:effectExtent l="0" t="0" r="0" b="0"/>
-            <wp:docPr id="333136055" name="Picture 333136055"/>
-            <wp:cNvGraphicFramePr>
-              <a:graphicFrameLocks xmlns:a="http://schemas.openxmlformats.org/drawingml/2006/main" noChangeAspect="1"/>
-            </wp:cNvGraphicFramePr>
-            <a:graphic xmlns:a="http://schemas.openxmlformats.org/drawingml/2006/main">
-              <a:graphicData uri="http://schemas.openxmlformats.org/drawingml/2006/picture">
-                <pic:pic xmlns:pic="http://schemas.openxmlformats.org/drawingml/2006/picture">
-                  <pic:nvPicPr>
-                    <pic:cNvPr id="0" name=""/>
-                    <pic:cNvPicPr/>
-                  </pic:nvPicPr>
-                  <pic:blipFill>
-                    <a:blip r:embed="rId40">
-                      <a:extLst>
-                        <a:ext uri="{28A0092B-C50C-407E-A947-70E740481C1C}">
-                          <a14:useLocalDpi xmlns:a14="http://schemas.microsoft.com/office/drawing/2010/main" val="0"/>
-                        </a:ext>
-                      </a:extLst>
-                    </a:blip>
-                    <a:stretch>
-                      <a:fillRect/>
-                    </a:stretch>
-                  </pic:blipFill>
-                  <pic:spPr>
-                    <a:xfrm>
-                      <a:off x="0" y="0"/>
-                      <a:ext cx="5372100" cy="2518172"/>
-                    </a:xfrm>
-                    <a:prstGeom prst="rect">
-                      <a:avLst/>
-                    </a:prstGeom>
-                  </pic:spPr>
-                </pic:pic>
-              </a:graphicData>
-            </a:graphic>
-          </wp:inline>
-        </w:drawing>
-      </w:r>
-    </w:p>
-    <w:p>
-      <w:pPr>
-        <w:pStyle w:val="FigureCaption"/>
-        <w:rPr>
-          <w:rFonts w:ascii="Times New Roman" w:hAnsi="Times New Roman" w:cs="Times New Roman"/>
-        </w:rPr>
-      </w:pPr>
-      <w:r>
-        <w:rPr>
-          <w:rFonts w:ascii="Times New Roman" w:hAnsi="Times New Roman" w:cs="Times New Roman"/>
-        </w:rPr>
-        <w:t>Figure 6.18. JLCPCB Quote.</w:t>
-      </w:r>
-    </w:p>
-    <w:p>
-      <w:pPr>
-        <w:pStyle w:val="ListParagraph"/>
-        <w:numPr>
-          <w:ilvl w:val="0"/>
-          <w:numId w:val="6"/>
-        </w:numPr>
-        <w:rPr>
-          <w:rFonts w:ascii="Times New Roman" w:hAnsi="Times New Roman" w:cs="Times New Roman"/>
-        </w:rPr>
-      </w:pPr>
-      <w:r>
-        <w:rPr>
-          <w:rFonts w:ascii="Times New Roman" w:hAnsi="Times New Roman" w:cs="Times New Roman"/>
-        </w:rPr>
-        <w:t xml:space="preserve">Finally, make four printouts </w:t>
-      </w:r>
-      <w:r>
-        <w:rPr>
-          <w:rFonts w:ascii="Times New Roman" w:hAnsi="Times New Roman" w:cs="Times New Roman"/>
-        </w:rPr>
-        <w:t>of the circuit with the File &gt; Print function in the PCB editor:</w:t>
-      </w:r>
-    </w:p>
-    <w:p>
-      <w:pPr>
-        <w:pStyle w:val="ListParagraph"/>
-        <w:numPr>
-          <w:ilvl w:val="1"/>
-          <w:numId w:val="6"/>
-        </w:numPr>
-        <w:rPr>
-          <w:rFonts w:ascii="Times New Roman" w:hAnsi="Times New Roman" w:cs="Times New Roman"/>
-        </w:rPr>
-      </w:pPr>
-      <w:r>
-        <w:rPr>
-          <w:rFonts w:ascii="Times New Roman" w:hAnsi="Times New Roman" w:cs="Times New Roman"/>
-        </w:rPr>
-        <w:t xml:space="preserve">Just top copper to be judged for layout style </w:t>
-      </w:r>
-    </w:p>
-    <w:p>
-      <w:pPr>
-        <w:pStyle w:val="ListParagraph"/>
-        <w:numPr>
-          <w:ilvl w:val="1"/>
-          <w:numId w:val="6"/>
-        </w:numPr>
-        <w:rPr>
-          <w:rFonts w:ascii="Times New Roman" w:hAnsi="Times New Roman" w:cs="Times New Roman"/>
-        </w:rPr>
-      </w:pPr>
-      <w:r>
-        <w:rPr>
-          <w:rFonts w:ascii="Times New Roman" w:hAnsi="Times New Roman" w:cs="Times New Roman"/>
-        </w:rPr>
-        <w:t xml:space="preserve">Just bottom copper to be judged for layout style  </w:t>
-      </w:r>
-    </w:p>
-    <w:p>
-      <w:pPr>
-        <w:pStyle w:val="ListParagraph"/>
-        <w:numPr>
-          <w:ilvl w:val="1"/>
-          <w:numId w:val="6"/>
-        </w:numPr>
-        <w:rPr>
-          <w:rFonts w:ascii="Times New Roman" w:hAnsi="Times New Roman" w:cs="Times New Roman"/>
-        </w:rPr>
-      </w:pPr>
-      <w:r>
-        <w:rPr>
-          <w:rFonts w:ascii="Times New Roman" w:hAnsi="Times New Roman" w:cs="Times New Roman"/>
-        </w:rPr>
-        <w:t xml:space="preserve">Top copper and top silk, glue to top of cardboard, print at 100% </w:t>
-      </w:r>
-    </w:p>
-    <w:p>
-      <w:pPr>
-        <w:pStyle w:val="ListParagraph"/>
-        <w:numPr>
-          <w:ilvl w:val="1"/>
-          <w:numId w:val="6"/>
-        </w:numPr>
-        <w:rPr>
-          <w:rFonts w:ascii="Times New Roman" w:hAnsi="Times New Roman" w:cs="Times New Roman"/>
-        </w:rPr>
-      </w:pPr>
-      <w:r>
-        <w:rPr>
-          <w:rFonts w:ascii="Times New Roman" w:hAnsi="Times New Roman" w:cs="Times New Roman"/>
-        </w:rPr>
-        <w:t xml:space="preserve">Bottom copper </w:t>
-      </w:r>
-      <w:r>
-        <w:rPr>
-          <w:rFonts w:ascii="Times New Roman" w:hAnsi="Times New Roman" w:cs="Times New Roman"/>
-        </w:rPr>
-        <w:t xml:space="preserve">and bottom silk, glue to bottom of cardboard (print mirrored), print at 100%.  </w:t>
-      </w:r>
-    </w:p>
-    <w:p>
-      <w:pPr>
-        <w:pStyle w:val="ListParagraph"/>
-        <w:numPr>
-          <w:ilvl w:val="0"/>
-          <w:numId w:val="6"/>
-        </w:numPr>
-        <w:rPr>
-          <w:rFonts w:ascii="Times New Roman" w:hAnsi="Times New Roman" w:cs="Times New Roman"/>
-        </w:rPr>
-      </w:pPr>
-      <w:r>
-        <w:rPr>
-          <w:rFonts w:ascii="Times New Roman" w:hAnsi="Times New Roman" w:cs="Times New Roman"/>
-        </w:rPr>
-        <w:t xml:space="preserve">Cut out a piece of cardboard or wood about the thickness of a PCB board and glue the last two printouts to it, </w:t>
-      </w:r>
-      <w:r>
-        <w:rPr>
-          <w:rFonts w:ascii="Times New Roman" w:hAnsi="Times New Roman" w:cs="Times New Roman"/>
-        </w:rPr>
-        <w:t>like</w:t>
-      </w:r>
-      <w:r>
-        <w:rPr>
-          <w:rFonts w:ascii="Times New Roman" w:hAnsi="Times New Roman" w:cs="Times New Roman"/>
-        </w:rPr>
-        <w:t xml:space="preserve"> Figures 6.1</w:t>
-      </w:r>
-      <w:r>
-        <w:rPr>
-          <w:rFonts w:ascii="Times New Roman" w:hAnsi="Times New Roman" w:cs="Times New Roman"/>
-        </w:rPr>
-        <w:t>9</w:t>
-      </w:r>
-      <w:r>
-        <w:rPr>
-          <w:rFonts w:ascii="Times New Roman" w:hAnsi="Times New Roman" w:cs="Times New Roman"/>
-        </w:rPr>
-        <w:t xml:space="preserve">. Your mockup should fit nicely in the box. </w:t>
-      </w:r>
-    </w:p>
-    <w:p>
-      <w:pPr>
-        <w:jc w:val="center"/>
-        <w:rPr>
-          <w:rFonts w:ascii="Times New Roman" w:hAnsi="Times New Roman" w:cs="Times New Roman"/>
-        </w:rPr>
-      </w:pPr>
-      <w:r>
-        <w:rPr>
-          <w:rFonts w:ascii="Times New Roman" w:hAnsi="Times New Roman" w:cs="Times New Roman"/>
-          <w:noProof/>
-        </w:rPr>
-        <w:drawing>
-          <wp:inline distT="0" distB="0" distL="0" distR="0" wp14:anchorId="0D422288" wp14:editId="6F39F4AE">
-            <wp:extent cx="4362450" cy="2362200"/>
-            <wp:effectExtent l="0" t="0" r="0" b="0"/>
-            <wp:docPr id="148388868" name="Picture 148388868" descr="mockup"/>
-            <wp:cNvGraphicFramePr>
-              <a:graphicFrameLocks xmlns:a="http://schemas.openxmlformats.org/drawingml/2006/main" noChangeAspect="1"/>
-            </wp:cNvGraphicFramePr>
-            <a:graphic xmlns:a="http://schemas.openxmlformats.org/drawingml/2006/main">
-              <a:graphicData uri="http://schemas.openxmlformats.org/drawingml/2006/picture">
-                <pic:pic xmlns:pic="http://schemas.openxmlformats.org/drawingml/2006/picture">
-                  <pic:nvPicPr>
-                    <pic:cNvPr id="0" name=""/>
-                    <pic:cNvPicPr/>
-                  </pic:nvPicPr>
-                  <pic:blipFill>
-                    <a:blip r:embed="rId41">
-                      <a:extLst>
-                        <a:ext uri="{28A0092B-C50C-407E-A947-70E740481C1C}">
-                          <a14:useLocalDpi xmlns:a14="http://schemas.microsoft.com/office/drawing/2010/main" val="0"/>
-                        </a:ext>
-                      </a:extLst>
-                    </a:blip>
-                    <a:stretch>
-                      <a:fillRect/>
-                    </a:stretch>
-                  </pic:blipFill>
-                  <pic:spPr>
-                    <a:xfrm>
-                      <a:off x="0" y="0"/>
                       <a:ext cx="4362450" cy="2362200"/>
                     </a:xfrm>
                     <a:prstGeom prst="rect">
@@ -6375,7 +6848,19 @@
         <w:rPr>
           <w:rFonts w:ascii="Times New Roman" w:hAnsi="Times New Roman" w:cs="Times New Roman"/>
         </w:rPr>
-        <w:t xml:space="preserve">Figure 6.19. Mockup for an LM3S811 system using a </w:t>
+        <w:t>Figure 6.1</w:t>
+      </w:r>
+      <w:r>
+        <w:rPr>
+          <w:rFonts w:ascii="Times New Roman" w:hAnsi="Times New Roman" w:cs="Times New Roman"/>
+        </w:rPr>
+        <w:t>8</w:t>
+      </w:r>
+      <w:r>
+        <w:rPr>
+          <w:rFonts w:ascii="Times New Roman" w:hAnsi="Times New Roman" w:cs="Times New Roman"/>
+        </w:rPr>
+        <w:t xml:space="preserve">. Mockup for an LM3S811 system using a </w:t>
       </w:r>
       <w:proofErr w:type="spellStart"/>
       <w:r>
@@ -6391,22 +6876,6 @@
         </w:rPr>
         <w:t xml:space="preserve"> enclosure.</w:t>
       </w:r>
-    </w:p>
-    <w:p>
-      <w:pPr>
-        <w:pStyle w:val="FigureCaption"/>
-        <w:rPr>
-          <w:rFonts w:ascii="Times New Roman" w:hAnsi="Times New Roman" w:cs="Times New Roman"/>
-        </w:rPr>
-      </w:pPr>
-    </w:p>
-    <w:p>
-      <w:pPr>
-        <w:pStyle w:val="FigureCaption"/>
-        <w:rPr>
-          <w:rFonts w:ascii="Times New Roman" w:hAnsi="Times New Roman" w:cs="Times New Roman"/>
-        </w:rPr>
-      </w:pPr>
     </w:p>
     <w:p>
       <w:pPr>
@@ -6426,18 +6895,18 @@
         </w:rPr>
       </w:pPr>
       <w:bookmarkStart w:id="17" w:name="_Toc157964780"/>
-      <w:bookmarkStart w:id="18" w:name="_Toc977208272"/>
-      <w:bookmarkStart w:id="19" w:name="_Toc238369281"/>
+      <w:bookmarkStart w:id="18" w:name="_Toc233204221"/>
+      <w:bookmarkStart w:id="19" w:name="_Toc977208272"/>
       <w:r>
         <w:rPr>
           <w:rFonts w:ascii="Times New Roman" w:eastAsia="Calibri Light" w:hAnsi="Times New Roman" w:cs="Times New Roman"/>
           <w:sz w:val="25"/>
           <w:szCs w:val="25"/>
         </w:rPr>
-        <w:lastRenderedPageBreak/>
         <w:t>Deliverable 1</w:t>
       </w:r>
       <w:bookmarkEnd w:id="17"/>
+      <w:bookmarkEnd w:id="18"/>
     </w:p>
     <w:p>
       <w:pPr>
@@ -6487,6 +6956,7 @@
           <w:szCs w:val="25"/>
         </w:rPr>
       </w:pPr>
+      <w:bookmarkStart w:id="20" w:name="_Toc233204222"/>
       <w:r>
         <w:rPr>
           <w:rFonts w:ascii="Times New Roman" w:eastAsia="Calibri Light" w:hAnsi="Times New Roman" w:cs="Times New Roman"/>
@@ -6495,6 +6965,7 @@
         </w:rPr>
         <w:t>Deliverable 2</w:t>
       </w:r>
+      <w:bookmarkEnd w:id="20"/>
     </w:p>
     <w:p>
       <w:pPr>
@@ -6604,6 +7075,7 @@
           <w:szCs w:val="25"/>
         </w:rPr>
       </w:pPr>
+      <w:bookmarkStart w:id="21" w:name="_Toc233204223"/>
       <w:r>
         <w:rPr>
           <w:rFonts w:ascii="Times New Roman" w:eastAsia="Calibri Light" w:hAnsi="Times New Roman" w:cs="Times New Roman"/>
@@ -6612,6 +7084,7 @@
         </w:rPr>
         <w:t>Deliverable 3</w:t>
       </w:r>
+      <w:bookmarkEnd w:id="21"/>
     </w:p>
     <w:p>
       <w:pPr>
@@ -6636,6 +7109,7 @@
           <w:szCs w:val="25"/>
         </w:rPr>
       </w:pPr>
+      <w:bookmarkStart w:id="22" w:name="_Toc233204224"/>
       <w:r>
         <w:rPr>
           <w:rFonts w:ascii="Times New Roman" w:eastAsia="Calibri Light" w:hAnsi="Times New Roman" w:cs="Times New Roman"/>
@@ -6644,6 +7118,7 @@
         </w:rPr>
         <w:t>Deliverable 4</w:t>
       </w:r>
+      <w:bookmarkEnd w:id="22"/>
     </w:p>
     <w:p>
       <w:pPr>
@@ -6655,47 +7130,165 @@
         <w:rPr>
           <w:rFonts w:ascii="Times New Roman" w:eastAsiaTheme="minorEastAsia" w:hAnsi="Times New Roman" w:cs="Times New Roman"/>
         </w:rPr>
-        <w:t>Update the Bill of Materials (including cost of PCB), to reflect the prices of all components used in the design.</w:t>
+        <w:t xml:space="preserve">Update the </w:t>
+      </w:r>
+      <w:proofErr w:type="gramStart"/>
+      <w:r>
+        <w:rPr>
+          <w:rFonts w:ascii="Times New Roman" w:hAnsi="Times New Roman" w:cs="Times New Roman"/>
+          <w:b/>
+          <w:bCs/>
+        </w:rPr>
+        <w:t>MSPM0_Pins_Assignments.xlsx</w:t>
+      </w:r>
+      <w:r>
+        <w:rPr>
+          <w:rFonts w:ascii="Times New Roman" w:eastAsiaTheme="minorEastAsia" w:hAnsi="Times New Roman" w:cs="Times New Roman"/>
+        </w:rPr>
+        <w:t xml:space="preserve"> </w:t>
+      </w:r>
+      <w:r>
+        <w:rPr>
+          <w:rFonts w:ascii="Times New Roman" w:eastAsiaTheme="minorEastAsia" w:hAnsi="Times New Roman" w:cs="Times New Roman"/>
+        </w:rPr>
+        <w:t>.</w:t>
+      </w:r>
+      <w:proofErr w:type="gramEnd"/>
+      <w:r>
+        <w:rPr>
+          <w:rFonts w:ascii="Times New Roman" w:eastAsiaTheme="minorEastAsia" w:hAnsi="Times New Roman" w:cs="Times New Roman"/>
+        </w:rPr>
+        <w:t xml:space="preserve"> The VSSOP32 tab shows the pin selections (making sure selected pins </w:t>
+      </w:r>
+      <w:r>
+        <w:rPr>
+          <w:rFonts w:ascii="Times New Roman" w:eastAsiaTheme="minorEastAsia" w:hAnsi="Times New Roman" w:cs="Times New Roman"/>
+        </w:rPr>
+        <w:t>for the DAC support SPI</w:t>
+      </w:r>
+      <w:r>
+        <w:rPr>
+          <w:rFonts w:ascii="Times New Roman" w:eastAsiaTheme="minorEastAsia" w:hAnsi="Times New Roman" w:cs="Times New Roman"/>
+        </w:rPr>
+        <w:t xml:space="preserve"> functionality</w:t>
+      </w:r>
+      <w:r>
+        <w:rPr>
+          <w:rFonts w:ascii="Times New Roman" w:eastAsiaTheme="minorEastAsia" w:hAnsi="Times New Roman" w:cs="Times New Roman"/>
+        </w:rPr>
+        <w:t xml:space="preserve">. The BOM tab includes cost </w:t>
+      </w:r>
+      <w:r>
+        <w:rPr>
+          <w:rFonts w:ascii="Times New Roman" w:eastAsiaTheme="minorEastAsia" w:hAnsi="Times New Roman" w:cs="Times New Roman"/>
+        </w:rPr>
+        <w:t>of all components used in the design</w:t>
+      </w:r>
+      <w:r>
+        <w:rPr>
+          <w:rFonts w:ascii="Times New Roman" w:eastAsiaTheme="minorEastAsia" w:hAnsi="Times New Roman" w:cs="Times New Roman"/>
+        </w:rPr>
+        <w:t xml:space="preserve"> and current estimates of the integrated circuits</w:t>
+      </w:r>
+      <w:r>
+        <w:rPr>
+          <w:rFonts w:ascii="Times New Roman" w:eastAsiaTheme="minorEastAsia" w:hAnsi="Times New Roman" w:cs="Times New Roman"/>
+        </w:rPr>
+        <w:t>.</w:t>
+      </w:r>
+      <w:r>
+        <w:rPr>
+          <w:rFonts w:ascii="Times New Roman" w:eastAsiaTheme="minorEastAsia" w:hAnsi="Times New Roman" w:cs="Times New Roman"/>
+        </w:rPr>
+        <w:t xml:space="preserve"> </w:t>
+      </w:r>
+      <w:r>
+        <w:rPr>
+          <w:rFonts w:ascii="Times New Roman" w:eastAsiaTheme="minorEastAsia" w:hAnsi="Times New Roman" w:cs="Times New Roman"/>
+        </w:rPr>
+        <w:t>(Measurement or datasheet numbers are acceptable). The number you calculate should be in line with the data you collected in prior labs.</w:t>
       </w:r>
     </w:p>
     <w:p>
       <w:pPr>
         <w:pStyle w:val="Heading2"/>
+        <w:rPr>
+          <w:rFonts w:ascii="Times New Roman" w:eastAsiaTheme="minorEastAsia" w:hAnsi="Times New Roman" w:cs="Times New Roman"/>
+        </w:rPr>
+      </w:pPr>
+      <w:bookmarkStart w:id="23" w:name="_Toc233204226"/>
+      <w:r>
         <w:rPr>
           <w:rFonts w:ascii="Times New Roman" w:eastAsia="Calibri Light" w:hAnsi="Times New Roman" w:cs="Times New Roman"/>
           <w:sz w:val="25"/>
           <w:szCs w:val="25"/>
         </w:rPr>
-      </w:pPr>
+        <w:lastRenderedPageBreak/>
+        <w:t xml:space="preserve">Deliverable </w:t>
+      </w:r>
+      <w:bookmarkEnd w:id="23"/>
       <w:r>
         <w:rPr>
           <w:rFonts w:ascii="Times New Roman" w:eastAsia="Calibri Light" w:hAnsi="Times New Roman" w:cs="Times New Roman"/>
           <w:sz w:val="25"/>
           <w:szCs w:val="25"/>
         </w:rPr>
-        <w:t>Deliverable 5</w:t>
-      </w:r>
-    </w:p>
-    <w:p>
-      <w:pPr>
-        <w:rPr>
-          <w:rFonts w:ascii="Times New Roman" w:hAnsi="Times New Roman" w:cs="Times New Roman"/>
-        </w:rPr>
-      </w:pPr>
-      <w:r>
+        <w:t>5</w:t>
+      </w:r>
+    </w:p>
+    <w:p>
+      <w:pPr>
         <w:rPr>
           <w:rFonts w:ascii="Times New Roman" w:eastAsiaTheme="minorEastAsia" w:hAnsi="Times New Roman" w:cs="Times New Roman"/>
         </w:rPr>
-        <w:t>Include in the report the estimated current consumption of the system. Calculate this estimate by examining each component, and determining how much current it uses (Measurement or datasheet numbers are acceptable). The number you calculate should be in line with the data you collected in prior labs.</w:t>
+      </w:pPr>
+      <w:r>
+        <w:rPr>
+          <w:rFonts w:ascii="Times New Roman" w:eastAsiaTheme="minorEastAsia" w:hAnsi="Times New Roman" w:cs="Times New Roman"/>
+        </w:rPr>
+        <w:t xml:space="preserve">Generate GERBER </w:t>
+      </w:r>
+      <w:r>
+        <w:rPr>
+          <w:rFonts w:ascii="Times New Roman" w:eastAsiaTheme="minorEastAsia" w:hAnsi="Times New Roman" w:cs="Times New Roman"/>
+        </w:rPr>
+        <w:t>files and</w:t>
+      </w:r>
+      <w:r>
+        <w:rPr>
+          <w:rFonts w:ascii="Times New Roman" w:eastAsiaTheme="minorEastAsia" w:hAnsi="Times New Roman" w:cs="Times New Roman"/>
+        </w:rPr>
+        <w:t xml:space="preserve"> use them to get a cost estimate from JLCPCB. </w:t>
+      </w:r>
+      <w:r>
+        <w:rPr>
+          <w:rFonts w:ascii="Times New Roman" w:eastAsiaTheme="minorEastAsia" w:hAnsi="Times New Roman" w:cs="Times New Roman"/>
+          <w:b/>
+          <w:bCs/>
+        </w:rPr>
+        <w:t>DO NOT ORDER THE PCB</w:t>
+      </w:r>
+      <w:r>
+        <w:rPr>
+          <w:rFonts w:ascii="Times New Roman" w:eastAsiaTheme="minorEastAsia" w:hAnsi="Times New Roman" w:cs="Times New Roman"/>
+        </w:rPr>
+        <w:t>. Include the s</w:t>
+      </w:r>
+      <w:r>
+        <w:rPr>
+          <w:rFonts w:ascii="Times New Roman" w:eastAsiaTheme="minorEastAsia" w:hAnsi="Times New Roman" w:cs="Times New Roman"/>
+        </w:rPr>
+        <w:t>creenshot of order screen on JLCPCB with preview of your design</w:t>
       </w:r>
     </w:p>
     <w:p>
       <w:pPr>
         <w:pStyle w:val="Heading2"/>
         <w:rPr>
-          <w:rFonts w:ascii="Times New Roman" w:eastAsiaTheme="minorEastAsia" w:hAnsi="Times New Roman" w:cs="Times New Roman"/>
-        </w:rPr>
-      </w:pPr>
+          <w:rFonts w:ascii="Times New Roman" w:hAnsi="Times New Roman" w:cs="Times New Roman"/>
+        </w:rPr>
+      </w:pPr>
+      <w:bookmarkStart w:id="24" w:name="_Toc233204227"/>
       <w:r>
         <w:rPr>
           <w:rFonts w:ascii="Times New Roman" w:eastAsia="Calibri Light" w:hAnsi="Times New Roman" w:cs="Times New Roman"/>
@@ -6712,66 +7305,13 @@
         </w:rPr>
         <w:t>6</w:t>
       </w:r>
-    </w:p>
-    <w:p>
-      <w:pPr>
-        <w:rPr>
-          <w:rFonts w:ascii="Times New Roman" w:eastAsiaTheme="minorEastAsia" w:hAnsi="Times New Roman" w:cs="Times New Roman"/>
-        </w:rPr>
-      </w:pPr>
-      <w:r>
-        <w:rPr>
-          <w:rFonts w:ascii="Times New Roman" w:eastAsiaTheme="minorEastAsia" w:hAnsi="Times New Roman" w:cs="Times New Roman"/>
-        </w:rPr>
-        <w:t xml:space="preserve">Generate GERBER </w:t>
-      </w:r>
-      <w:r>
-        <w:rPr>
-          <w:rFonts w:ascii="Times New Roman" w:eastAsiaTheme="minorEastAsia" w:hAnsi="Times New Roman" w:cs="Times New Roman"/>
-        </w:rPr>
-        <w:t>files and</w:t>
-      </w:r>
-      <w:r>
-        <w:rPr>
-          <w:rFonts w:ascii="Times New Roman" w:eastAsiaTheme="minorEastAsia" w:hAnsi="Times New Roman" w:cs="Times New Roman"/>
-        </w:rPr>
-        <w:t xml:space="preserve"> use them to get a cost estimate from JLCPCB. </w:t>
-      </w:r>
-      <w:r>
-        <w:rPr>
-          <w:rFonts w:ascii="Times New Roman" w:eastAsiaTheme="minorEastAsia" w:hAnsi="Times New Roman" w:cs="Times New Roman"/>
-          <w:b/>
-          <w:bCs/>
-        </w:rPr>
-        <w:t>DO NOT ORDER THE PCB</w:t>
-      </w:r>
-      <w:r>
-        <w:rPr>
-          <w:rFonts w:ascii="Times New Roman" w:eastAsiaTheme="minorEastAsia" w:hAnsi="Times New Roman" w:cs="Times New Roman"/>
-        </w:rPr>
-        <w:t>. Include the s</w:t>
-      </w:r>
-      <w:r>
-        <w:rPr>
-          <w:rFonts w:ascii="Times New Roman" w:eastAsiaTheme="minorEastAsia" w:hAnsi="Times New Roman" w:cs="Times New Roman"/>
-        </w:rPr>
-        <w:t>creenshot of order screen on JLCPCB with preview of your design</w:t>
-      </w:r>
-    </w:p>
-    <w:p>
-      <w:pPr>
-        <w:pStyle w:val="Heading2"/>
-        <w:rPr>
-          <w:rFonts w:ascii="Times New Roman" w:hAnsi="Times New Roman" w:cs="Times New Roman"/>
-        </w:rPr>
-      </w:pPr>
       <w:r>
         <w:rPr>
           <w:rFonts w:ascii="Times New Roman" w:eastAsia="Calibri Light" w:hAnsi="Times New Roman" w:cs="Times New Roman"/>
           <w:sz w:val="25"/>
           <w:szCs w:val="25"/>
         </w:rPr>
-        <w:t xml:space="preserve">Deliverable 7 </w:t>
+        <w:t xml:space="preserve"> </w:t>
       </w:r>
       <w:r>
         <w:rPr>
@@ -6797,6 +7337,7 @@
         </w:rPr>
         <w:t>Extra Credit)</w:t>
       </w:r>
+      <w:bookmarkEnd w:id="24"/>
     </w:p>
     <w:p>
       <w:pPr>
@@ -6898,6 +7439,12 @@
         </w:rPr>
         <w:t xml:space="preserve"> footprint in your PCB. </w:t>
       </w:r>
+      <w:r>
+        <w:rPr>
+          <w:rFonts w:ascii="Times New Roman" w:eastAsiaTheme="minorEastAsia" w:hAnsi="Times New Roman" w:cs="Times New Roman"/>
+        </w:rPr>
+        <w:t xml:space="preserve">This must be created from scratch without importing anything from an outside source. </w:t>
+      </w:r>
     </w:p>
     <w:p>
       <w:pPr>
@@ -6928,7 +7475,21 @@
         <w:rPr>
           <w:rFonts w:ascii="Times New Roman" w:eastAsiaTheme="minorEastAsia" w:hAnsi="Times New Roman" w:cs="Times New Roman"/>
         </w:rPr>
-        <w:t>and use it in your PCB</w:t>
+        <w:t xml:space="preserve">and use it </w:t>
+      </w:r>
+      <w:proofErr w:type="gramStart"/>
+      <w:r>
+        <w:rPr>
+          <w:rFonts w:ascii="Times New Roman" w:eastAsiaTheme="minorEastAsia" w:hAnsi="Times New Roman" w:cs="Times New Roman"/>
+        </w:rPr>
+        <w:t>in</w:t>
+      </w:r>
+      <w:proofErr w:type="gramEnd"/>
+      <w:r>
+        <w:rPr>
+          <w:rFonts w:ascii="Times New Roman" w:eastAsiaTheme="minorEastAsia" w:hAnsi="Times New Roman" w:cs="Times New Roman"/>
+        </w:rPr>
+        <w:t xml:space="preserve"> your PCB</w:t>
       </w:r>
       <w:r>
         <w:rPr>
@@ -7010,17 +7571,49 @@
         </w:rPr>
         <w:t>. The device must have a unique footprint that cannot be found in a footprint library nor easily substituted with something found in a footprint library.</w:t>
       </w:r>
-    </w:p>
-    <w:p>
-      <w:pPr>
+      <w:r>
         <w:rPr>
           <w:rFonts w:ascii="Times New Roman" w:eastAsiaTheme="minorEastAsia" w:hAnsi="Times New Roman" w:cs="Times New Roman"/>
         </w:rPr>
-      </w:pPr>
+        <w:t xml:space="preserve"> </w:t>
+      </w:r>
       <w:r>
         <w:rPr>
           <w:rFonts w:ascii="Times New Roman" w:eastAsiaTheme="minorEastAsia" w:hAnsi="Times New Roman" w:cs="Times New Roman"/>
         </w:rPr>
+        <w:t>Th</w:t>
+      </w:r>
+      <w:r>
+        <w:rPr>
+          <w:rFonts w:ascii="Times New Roman" w:eastAsiaTheme="minorEastAsia" w:hAnsi="Times New Roman" w:cs="Times New Roman"/>
+        </w:rPr>
+        <w:t>ese</w:t>
+      </w:r>
+      <w:r>
+        <w:rPr>
+          <w:rFonts w:ascii="Times New Roman" w:eastAsiaTheme="minorEastAsia" w:hAnsi="Times New Roman" w:cs="Times New Roman"/>
+        </w:rPr>
+        <w:t xml:space="preserve"> must be created from scratch without importing anything from an outside source. </w:t>
+      </w:r>
+    </w:p>
+    <w:p>
+      <w:pPr>
+        <w:pStyle w:val="ListParagraph"/>
+        <w:rPr>
+          <w:rFonts w:ascii="Times New Roman" w:eastAsiaTheme="minorEastAsia" w:hAnsi="Times New Roman" w:cs="Times New Roman"/>
+        </w:rPr>
+      </w:pPr>
+    </w:p>
+    <w:p>
+      <w:pPr>
+        <w:rPr>
+          <w:rFonts w:ascii="Times New Roman" w:eastAsiaTheme="minorEastAsia" w:hAnsi="Times New Roman" w:cs="Times New Roman"/>
+        </w:rPr>
+      </w:pPr>
+      <w:r>
+        <w:rPr>
+          <w:rFonts w:ascii="Times New Roman" w:eastAsiaTheme="minorEastAsia" w:hAnsi="Times New Roman" w:cs="Times New Roman"/>
+        </w:rPr>
         <w:t>The device must have a minimum of three pins.</w:t>
       </w:r>
       <w:r>
@@ -7067,15 +7660,16 @@
           <w:rFonts w:ascii="Times New Roman" w:hAnsi="Times New Roman" w:cs="Times New Roman"/>
         </w:rPr>
       </w:pPr>
-      <w:bookmarkStart w:id="20" w:name="_Toc157964788"/>
-      <w:r>
-        <w:rPr>
-          <w:rFonts w:ascii="Times New Roman" w:hAnsi="Times New Roman" w:cs="Times New Roman"/>
-        </w:rPr>
-        <w:lastRenderedPageBreak/>
+      <w:bookmarkStart w:id="25" w:name="_Toc157964788"/>
+      <w:bookmarkStart w:id="26" w:name="_Toc233204228"/>
+      <w:r>
+        <w:rPr>
+          <w:rFonts w:ascii="Times New Roman" w:hAnsi="Times New Roman" w:cs="Times New Roman"/>
+        </w:rPr>
         <w:t>Lab Checkout</w:t>
       </w:r>
-      <w:bookmarkEnd w:id="20"/>
+      <w:bookmarkEnd w:id="25"/>
+      <w:bookmarkEnd w:id="26"/>
     </w:p>
     <w:p>
       <w:pPr>
@@ -7084,7 +7678,7 @@
           <w:color w:val="FF0000"/>
         </w:rPr>
       </w:pPr>
-      <w:bookmarkStart w:id="21" w:name="_Hlk157731822"/>
+      <w:bookmarkStart w:id="27" w:name="_Hlk157731822"/>
       <w:r>
         <w:rPr>
           <w:rFonts w:ascii="Times New Roman" w:hAnsi="Times New Roman" w:cs="Times New Roman"/>
@@ -7099,8 +7693,8 @@
           <w:rFonts w:ascii="Times New Roman" w:hAnsi="Times New Roman" w:cs="Times New Roman"/>
         </w:rPr>
       </w:pPr>
-      <w:bookmarkStart w:id="22" w:name="_Toc157964789"/>
-      <w:bookmarkEnd w:id="21"/>
+      <w:bookmarkStart w:id="28" w:name="_Toc157964789"/>
+      <w:bookmarkEnd w:id="27"/>
       <w:r>
         <w:rPr>
           <w:rFonts w:ascii="Times New Roman" w:hAnsi="Times New Roman" w:cs="Times New Roman"/>
@@ -7200,13 +7794,15 @@
           <w:rFonts w:ascii="Times New Roman" w:hAnsi="Times New Roman" w:cs="Times New Roman"/>
         </w:rPr>
       </w:pPr>
+      <w:bookmarkStart w:id="29" w:name="_Toc233204229"/>
       <w:r>
         <w:rPr>
           <w:rFonts w:ascii="Times New Roman" w:hAnsi="Times New Roman" w:cs="Times New Roman"/>
         </w:rPr>
         <w:t>Lab Report</w:t>
       </w:r>
-      <w:bookmarkEnd w:id="22"/>
+      <w:bookmarkEnd w:id="28"/>
+      <w:bookmarkEnd w:id="29"/>
     </w:p>
     <w:p>
       <w:pPr>
@@ -7247,7 +7843,6 @@
         </w:rPr>
         <w:t>Report.docx file with your data and answers then submit the completed file to Canvas.</w:t>
       </w:r>
-      <w:bookmarkEnd w:id="18"/>
       <w:bookmarkEnd w:id="19"/>
       <w:r>
         <w:rPr>
@@ -7263,6 +7858,7 @@
           <w:rFonts w:ascii="Times New Roman" w:hAnsi="Times New Roman" w:cs="Times New Roman"/>
         </w:rPr>
       </w:pPr>
+      <w:bookmarkStart w:id="30" w:name="_Toc233204230"/>
       <w:r>
         <w:rPr>
           <w:rFonts w:ascii="Times New Roman" w:hAnsi="Times New Roman" w:cs="Times New Roman"/>
@@ -7270,6 +7866,7 @@
         <w:lastRenderedPageBreak/>
         <w:t>Hint (Additional Resources):</w:t>
       </w:r>
+      <w:bookmarkEnd w:id="30"/>
     </w:p>
     <w:p>
       <w:pPr>
@@ -7384,8 +7981,8 @@
       </w:r>
     </w:p>
     <w:sectPr>
-      <w:headerReference w:type="default" r:id="rId42"/>
-      <w:footerReference w:type="default" r:id="rId43"/>
+      <w:headerReference w:type="default" r:id="rId40"/>
+      <w:footerReference w:type="default" r:id="rId41"/>
       <w:pgSz w:w="12240" w:h="15840"/>
       <w:pgMar w:top="1440" w:right="1440" w:bottom="1440" w:left="1440" w:header="720" w:footer="720" w:gutter="0"/>
       <w:cols w:space="720"/>
@@ -7549,7 +8146,10 @@
             <w:pStyle w:val="Header"/>
           </w:pPr>
           <w:r>
-            <w:t>Spring 2026</w:t>
+            <w:t>Fall</w:t>
+          </w:r>
+          <w:r>
+            <w:t xml:space="preserve"> 2026</w:t>
           </w:r>
         </w:p>
       </w:tc>
@@ -7960,6 +8560,119 @@
     </w:lvl>
   </w:abstractNum>
   <w:abstractNum w:abstractNumId="4" w15:restartNumberingAfterBreak="0">
+    <w:nsid w:val="33D64C15"/>
+    <w:multiLevelType w:val="hybridMultilevel"/>
+    <w:tmpl w:val="1ECA7226"/>
+    <w:lvl w:ilvl="0" w:tplc="04090001">
+      <w:start w:val="1"/>
+      <w:numFmt w:val="bullet"/>
+      <w:lvlText w:val=""/>
+      <w:lvlJc w:val="left"/>
+      <w:pPr>
+        <w:ind w:left="720" w:hanging="360"/>
+      </w:pPr>
+      <w:rPr>
+        <w:rFonts w:ascii="Symbol" w:hAnsi="Symbol" w:hint="default"/>
+      </w:rPr>
+    </w:lvl>
+    <w:lvl w:ilvl="1" w:tplc="04090003" w:tentative="1">
+      <w:start w:val="1"/>
+      <w:numFmt w:val="bullet"/>
+      <w:lvlText w:val="o"/>
+      <w:lvlJc w:val="left"/>
+      <w:pPr>
+        <w:ind w:left="1440" w:hanging="360"/>
+      </w:pPr>
+      <w:rPr>
+        <w:rFonts w:ascii="Courier New" w:hAnsi="Courier New" w:cs="Courier New" w:hint="default"/>
+      </w:rPr>
+    </w:lvl>
+    <w:lvl w:ilvl="2" w:tplc="04090005" w:tentative="1">
+      <w:start w:val="1"/>
+      <w:numFmt w:val="bullet"/>
+      <w:lvlText w:val=""/>
+      <w:lvlJc w:val="left"/>
+      <w:pPr>
+        <w:ind w:left="2160" w:hanging="360"/>
+      </w:pPr>
+      <w:rPr>
+        <w:rFonts w:ascii="Wingdings" w:hAnsi="Wingdings" w:hint="default"/>
+      </w:rPr>
+    </w:lvl>
+    <w:lvl w:ilvl="3" w:tplc="04090001" w:tentative="1">
+      <w:start w:val="1"/>
+      <w:numFmt w:val="bullet"/>
+      <w:lvlText w:val=""/>
+      <w:lvlJc w:val="left"/>
+      <w:pPr>
+        <w:ind w:left="2880" w:hanging="360"/>
+      </w:pPr>
+      <w:rPr>
+        <w:rFonts w:ascii="Symbol" w:hAnsi="Symbol" w:hint="default"/>
+      </w:rPr>
+    </w:lvl>
+    <w:lvl w:ilvl="4" w:tplc="04090003" w:tentative="1">
+      <w:start w:val="1"/>
+      <w:numFmt w:val="bullet"/>
+      <w:lvlText w:val="o"/>
+      <w:lvlJc w:val="left"/>
+      <w:pPr>
+        <w:ind w:left="3600" w:hanging="360"/>
+      </w:pPr>
+      <w:rPr>
+        <w:rFonts w:ascii="Courier New" w:hAnsi="Courier New" w:cs="Courier New" w:hint="default"/>
+      </w:rPr>
+    </w:lvl>
+    <w:lvl w:ilvl="5" w:tplc="04090005" w:tentative="1">
+      <w:start w:val="1"/>
+      <w:numFmt w:val="bullet"/>
+      <w:lvlText w:val=""/>
+      <w:lvlJc w:val="left"/>
+      <w:pPr>
+        <w:ind w:left="4320" w:hanging="360"/>
+      </w:pPr>
+      <w:rPr>
+        <w:rFonts w:ascii="Wingdings" w:hAnsi="Wingdings" w:hint="default"/>
+      </w:rPr>
+    </w:lvl>
+    <w:lvl w:ilvl="6" w:tplc="04090001" w:tentative="1">
+      <w:start w:val="1"/>
+      <w:numFmt w:val="bullet"/>
+      <w:lvlText w:val=""/>
+      <w:lvlJc w:val="left"/>
+      <w:pPr>
+        <w:ind w:left="5040" w:hanging="360"/>
+      </w:pPr>
+      <w:rPr>
+        <w:rFonts w:ascii="Symbol" w:hAnsi="Symbol" w:hint="default"/>
+      </w:rPr>
+    </w:lvl>
+    <w:lvl w:ilvl="7" w:tplc="04090003" w:tentative="1">
+      <w:start w:val="1"/>
+      <w:numFmt w:val="bullet"/>
+      <w:lvlText w:val="o"/>
+      <w:lvlJc w:val="left"/>
+      <w:pPr>
+        <w:ind w:left="5760" w:hanging="360"/>
+      </w:pPr>
+      <w:rPr>
+        <w:rFonts w:ascii="Courier New" w:hAnsi="Courier New" w:cs="Courier New" w:hint="default"/>
+      </w:rPr>
+    </w:lvl>
+    <w:lvl w:ilvl="8" w:tplc="04090005" w:tentative="1">
+      <w:start w:val="1"/>
+      <w:numFmt w:val="bullet"/>
+      <w:lvlText w:val=""/>
+      <w:lvlJc w:val="left"/>
+      <w:pPr>
+        <w:ind w:left="6480" w:hanging="360"/>
+      </w:pPr>
+      <w:rPr>
+        <w:rFonts w:ascii="Wingdings" w:hAnsi="Wingdings" w:hint="default"/>
+      </w:rPr>
+    </w:lvl>
+  </w:abstractNum>
+  <w:abstractNum w:abstractNumId="5" w15:restartNumberingAfterBreak="0">
     <w:nsid w:val="34B805DF"/>
     <w:multiLevelType w:val="multilevel"/>
     <w:tmpl w:val="7FC08796"/>
@@ -8045,7 +8758,7 @@
       </w:pPr>
     </w:lvl>
   </w:abstractNum>
-  <w:abstractNum w:abstractNumId="5" w15:restartNumberingAfterBreak="0">
+  <w:abstractNum w:abstractNumId="6" w15:restartNumberingAfterBreak="0">
     <w:nsid w:val="43FFA23A"/>
     <w:multiLevelType w:val="hybridMultilevel"/>
     <w:tmpl w:val="4FD8749A"/>
@@ -8158,7 +8871,7 @@
       </w:rPr>
     </w:lvl>
   </w:abstractNum>
-  <w:abstractNum w:abstractNumId="6" w15:restartNumberingAfterBreak="0">
+  <w:abstractNum w:abstractNumId="7" w15:restartNumberingAfterBreak="0">
     <w:nsid w:val="45244641"/>
     <w:multiLevelType w:val="hybridMultilevel"/>
     <w:tmpl w:val="CB6EF1E6"/>
@@ -8271,7 +8984,7 @@
       </w:rPr>
     </w:lvl>
   </w:abstractNum>
-  <w:abstractNum w:abstractNumId="7" w15:restartNumberingAfterBreak="0">
+  <w:abstractNum w:abstractNumId="8" w15:restartNumberingAfterBreak="0">
     <w:nsid w:val="460C5EAC"/>
     <w:multiLevelType w:val="hybridMultilevel"/>
     <w:tmpl w:val="85045F2E"/>
@@ -8384,7 +9097,7 @@
       </w:rPr>
     </w:lvl>
   </w:abstractNum>
-  <w:abstractNum w:abstractNumId="8" w15:restartNumberingAfterBreak="0">
+  <w:abstractNum w:abstractNumId="9" w15:restartNumberingAfterBreak="0">
     <w:nsid w:val="5B3FFBB8"/>
     <w:multiLevelType w:val="hybridMultilevel"/>
     <w:tmpl w:val="8CD2FE76"/>
@@ -8497,7 +9210,7 @@
       </w:rPr>
     </w:lvl>
   </w:abstractNum>
-  <w:abstractNum w:abstractNumId="9" w15:restartNumberingAfterBreak="0">
+  <w:abstractNum w:abstractNumId="10" w15:restartNumberingAfterBreak="0">
     <w:nsid w:val="5F5609A7"/>
     <w:multiLevelType w:val="hybridMultilevel"/>
     <w:tmpl w:val="F9F2659E"/>
@@ -8610,7 +9323,7 @@
       </w:rPr>
     </w:lvl>
   </w:abstractNum>
-  <w:abstractNum w:abstractNumId="10" w15:restartNumberingAfterBreak="0">
+  <w:abstractNum w:abstractNumId="11" w15:restartNumberingAfterBreak="0">
     <w:nsid w:val="72F6D749"/>
     <w:multiLevelType w:val="hybridMultilevel"/>
     <w:tmpl w:val="6494E5D6"/>
@@ -8724,37 +9437,40 @@
     </w:lvl>
   </w:abstractNum>
   <w:num w:numId="1" w16cid:durableId="1957325624">
-    <w:abstractNumId w:val="5"/>
+    <w:abstractNumId w:val="6"/>
   </w:num>
   <w:num w:numId="2" w16cid:durableId="282269698">
     <w:abstractNumId w:val="3"/>
   </w:num>
   <w:num w:numId="3" w16cid:durableId="663240575">
-    <w:abstractNumId w:val="7"/>
+    <w:abstractNumId w:val="8"/>
   </w:num>
   <w:num w:numId="4" w16cid:durableId="98066106">
-    <w:abstractNumId w:val="10"/>
+    <w:abstractNumId w:val="11"/>
   </w:num>
   <w:num w:numId="5" w16cid:durableId="1407997847">
-    <w:abstractNumId w:val="4"/>
+    <w:abstractNumId w:val="5"/>
   </w:num>
   <w:num w:numId="6" w16cid:durableId="591544994">
     <w:abstractNumId w:val="2"/>
   </w:num>
   <w:num w:numId="7" w16cid:durableId="1504541893">
-    <w:abstractNumId w:val="9"/>
+    <w:abstractNumId w:val="10"/>
   </w:num>
   <w:num w:numId="8" w16cid:durableId="1503278300">
-    <w:abstractNumId w:val="8"/>
+    <w:abstractNumId w:val="9"/>
   </w:num>
   <w:num w:numId="9" w16cid:durableId="36592570">
     <w:abstractNumId w:val="0"/>
   </w:num>
   <w:num w:numId="10" w16cid:durableId="308705739">
-    <w:abstractNumId w:val="6"/>
+    <w:abstractNumId w:val="7"/>
   </w:num>
   <w:num w:numId="11" w16cid:durableId="933171115">
     <w:abstractNumId w:val="1"/>
+  </w:num>
+  <w:num w:numId="12" w16cid:durableId="2135755153">
+    <w:abstractNumId w:val="4"/>
   </w:num>
   <w:numIdMacAtCleanup w:val="11"/>
 </w:numbering>
